--- a/engine/tmgh_study/TMGH_Valuation_Study_01-09-2026.docx
+++ b/engine/tmgh_study/TMGH_Valuation_Study_01-09-2026.docx
@@ -157,7 +157,7 @@
           <w:color w:val="1A1D21"/>
           <w:sz w:val="23"/>
         </w:rPr>
-        <w:t>On the method used here, Talaat Moustafa Group Holding is worth between EGP 22.30 and EGP 59.67 a share. The shares last traded at EGP 97.80.</w:t>
+        <w:t>On the method used here, Talaat Moustafa Group Holding is worth between EGP 46.67 and EGP 62.91 a share. The shares last traded at EGP 97.80.</w:t>
       </w:r>
     </w:p>
     <w:p>
@@ -185,7 +185,7 @@
           <w:color w:val="1A1D21"/>
           <w:sz w:val="20"/>
         </w:rPr>
-        <w:t>Run the same model backwards and ask what discount rate would reproduce the traded price, and the answer is 19.4% to 23.1%. That is close to what the Egyptian government itself pays to borrow for ten years, and it is well below the 35.79% this study uses. The gap is the disagreement, and it is reported rather than resolved.</w:t>
+        <w:t>Run the same model backwards and ask what discount rate would reproduce the traded price, and the answer is 22.4% to 23.7%. That is close to what the Egyptian government itself pays to borrow for ten years, and it is well below the 35.79% this study uses. The gap is the disagreement, and it is reported rather than resolved.</w:t>
       </w:r>
     </w:p>
     <w:p>
@@ -419,7 +419,7 @@
                 <w:color w:val="1A1D21"/>
                 <w:sz w:val="17"/>
               </w:rPr>
-              <w:t>97,667</w:t>
+              <w:t>103,490</w:t>
             </w:r>
           </w:p>
         </w:tc>
@@ -437,7 +437,7 @@
                 <w:color w:val="1A1D21"/>
                 <w:sz w:val="17"/>
               </w:rPr>
-              <w:t>109,308</w:t>
+              <w:t>115,131</w:t>
             </w:r>
           </w:p>
         </w:tc>
@@ -455,7 +455,7 @@
                 <w:color w:val="1A1D21"/>
                 <w:sz w:val="17"/>
               </w:rPr>
-              <w:t>53.05</w:t>
+              <w:t>55.87</w:t>
             </w:r>
           </w:p>
         </w:tc>
@@ -473,7 +473,7 @@
                 <w:color w:val="1A1D21"/>
                 <w:sz w:val="17"/>
               </w:rPr>
-              <w:t>49.18</w:t>
+              <w:t>50.72</w:t>
             </w:r>
           </w:p>
         </w:tc>
@@ -529,7 +529,7 @@
                 <w:color w:val="1A1D21"/>
                 <w:sz w:val="17"/>
               </w:rPr>
-              <w:t>34,302</w:t>
+              <w:t>88,256</w:t>
             </w:r>
           </w:p>
         </w:tc>
@@ -547,7 +547,7 @@
                 <w:color w:val="1A1D21"/>
                 <w:sz w:val="17"/>
               </w:rPr>
-              <w:t>45,943</w:t>
+              <w:t>99,897</w:t>
             </w:r>
           </w:p>
         </w:tc>
@@ -565,7 +565,7 @@
                 <w:color w:val="1A1D21"/>
                 <w:sz w:val="17"/>
               </w:rPr>
-              <w:t>22.30</w:t>
+              <w:t>48.48</w:t>
             </w:r>
           </w:p>
         </w:tc>
@@ -583,7 +583,7 @@
                 <w:color w:val="1A1D21"/>
                 <w:sz w:val="17"/>
               </w:rPr>
-              <w:t>32.33</w:t>
+              <w:t>46.67</w:t>
             </w:r>
           </w:p>
         </w:tc>
@@ -639,7 +639,7 @@
                 <w:color w:val="1A1D21"/>
                 <w:sz w:val="17"/>
               </w:rPr>
-              <w:t>111,319</w:t>
+              <w:t>117,987</w:t>
             </w:r>
           </w:p>
         </w:tc>
@@ -657,7 +657,7 @@
                 <w:color w:val="1A1D21"/>
                 <w:sz w:val="17"/>
               </w:rPr>
-              <w:t>122,960</w:t>
+              <w:t>129,628</w:t>
             </w:r>
           </w:p>
         </w:tc>
@@ -675,7 +675,7 @@
                 <w:color w:val="1A1D21"/>
                 <w:sz w:val="17"/>
               </w:rPr>
-              <w:t>59.67</w:t>
+              <w:t>62.91</w:t>
             </w:r>
           </w:p>
         </w:tc>
@@ -693,7 +693,7 @@
                 <w:color w:val="1A1D21"/>
                 <w:sz w:val="17"/>
               </w:rPr>
-              <w:t>52.81</w:t>
+              <w:t>54.58</w:t>
             </w:r>
           </w:p>
         </w:tc>
@@ -749,7 +749,7 @@
                 <w:color w:val="1A1D21"/>
                 <w:sz w:val="17"/>
               </w:rPr>
-              <w:t>41,155</w:t>
+              <w:t>101,233</w:t>
             </w:r>
           </w:p>
         </w:tc>
@@ -767,7 +767,7 @@
                 <w:color w:val="1A1D21"/>
                 <w:sz w:val="17"/>
               </w:rPr>
-              <w:t>52,796</w:t>
+              <w:t>112,874</w:t>
             </w:r>
           </w:p>
         </w:tc>
@@ -785,7 +785,7 @@
                 <w:color w:val="1A1D21"/>
                 <w:sz w:val="17"/>
               </w:rPr>
-              <w:t>25.62</w:t>
+              <w:t>54.78</w:t>
             </w:r>
           </w:p>
         </w:tc>
@@ -803,7 +803,7 @@
                 <w:color w:val="1A1D21"/>
                 <w:sz w:val="17"/>
               </w:rPr>
-              <w:t>34.15</w:t>
+              <w:t>50.12</w:t>
             </w:r>
           </w:p>
         </w:tc>
@@ -1686,7 +1686,7 @@
                 <w:color w:val="1A1D21"/>
                 <w:sz w:val="17"/>
               </w:rPr>
-              <w:t>92,465</w:t>
+              <w:t>89,120</w:t>
             </w:r>
           </w:p>
         </w:tc>
@@ -1704,7 +1704,7 @@
                 <w:color w:val="1A1D21"/>
                 <w:sz w:val="17"/>
               </w:rPr>
-              <w:t>107,311</w:t>
+              <w:t>100,930</w:t>
             </w:r>
           </w:p>
         </w:tc>
@@ -1722,7 +1722,7 @@
                 <w:color w:val="1A1D21"/>
                 <w:sz w:val="17"/>
               </w:rPr>
-              <w:t>124,240</w:t>
+              <w:t>115,688</w:t>
             </w:r>
           </w:p>
         </w:tc>
@@ -1740,7 +1740,7 @@
                 <w:color w:val="1A1D21"/>
                 <w:sz w:val="17"/>
               </w:rPr>
-              <w:t>142,859</w:t>
+              <w:t>133,318</w:t>
             </w:r>
           </w:p>
         </w:tc>
@@ -1796,7 +1796,7 @@
                 <w:color w:val="1A1D21"/>
                 <w:sz w:val="17"/>
               </w:rPr>
-              <w:t>-62,994</w:t>
+              <w:t>-60,538</w:t>
             </w:r>
           </w:p>
         </w:tc>
@@ -1814,7 +1814,7 @@
                 <w:color w:val="1A1D21"/>
                 <w:sz w:val="17"/>
               </w:rPr>
-              <w:t>-72,899</w:t>
+              <w:t>-68,213</w:t>
             </w:r>
           </w:p>
         </w:tc>
@@ -1832,7 +1832,7 @@
                 <w:color w:val="1A1D21"/>
                 <w:sz w:val="17"/>
               </w:rPr>
-              <w:t>-84,129</w:t>
+              <w:t>-77,850</w:t>
             </w:r>
           </w:p>
         </w:tc>
@@ -1850,7 +1850,7 @@
                 <w:color w:val="1A1D21"/>
                 <w:sz w:val="17"/>
               </w:rPr>
-              <w:t>-96,356</w:t>
+              <w:t>-89,350</w:t>
             </w:r>
           </w:p>
         </w:tc>
@@ -1906,7 +1906,7 @@
                 <w:color w:val="1A1D21"/>
                 <w:sz w:val="17"/>
               </w:rPr>
-              <w:t>29,470</w:t>
+              <w:t>28,581</w:t>
             </w:r>
           </w:p>
         </w:tc>
@@ -1924,7 +1924,7 @@
                 <w:color w:val="1A1D21"/>
                 <w:sz w:val="17"/>
               </w:rPr>
-              <w:t>34,413</w:t>
+              <w:t>32,716</w:t>
             </w:r>
           </w:p>
         </w:tc>
@@ -1942,7 +1942,7 @@
                 <w:color w:val="1A1D21"/>
                 <w:sz w:val="17"/>
               </w:rPr>
-              <w:t>40,111</w:t>
+              <w:t>37,838</w:t>
             </w:r>
           </w:p>
         </w:tc>
@@ -1960,7 +1960,7 @@
                 <w:color w:val="1A1D21"/>
                 <w:sz w:val="17"/>
               </w:rPr>
-              <w:t>46,504</w:t>
+              <w:t>43,968</w:t>
             </w:r>
           </w:p>
         </w:tc>
@@ -2016,7 +2016,7 @@
                 <w:color w:val="1A1D21"/>
                 <w:sz w:val="17"/>
               </w:rPr>
-              <w:t>31.9%</w:t>
+              <w:t>32.1%</w:t>
             </w:r>
           </w:p>
         </w:tc>
@@ -2034,7 +2034,7 @@
                 <w:color w:val="1A1D21"/>
                 <w:sz w:val="17"/>
               </w:rPr>
-              <w:t>32.1%</w:t>
+              <w:t>32.4%</w:t>
             </w:r>
           </w:p>
         </w:tc>
@@ -2052,7 +2052,7 @@
                 <w:color w:val="1A1D21"/>
                 <w:sz w:val="17"/>
               </w:rPr>
-              <w:t>32.3%</w:t>
+              <w:t>32.7%</w:t>
             </w:r>
           </w:p>
         </w:tc>
@@ -2070,7 +2070,7 @@
                 <w:color w:val="1A1D21"/>
                 <w:sz w:val="17"/>
               </w:rPr>
-              <w:t>32.6%</w:t>
+              <w:t>33.0%</w:t>
             </w:r>
           </w:p>
         </w:tc>
@@ -2126,7 +2126,7 @@
                 <w:color w:val="1A1D21"/>
                 <w:sz w:val="17"/>
               </w:rPr>
-              <w:t>-6,242</w:t>
+              <w:t>-6,017</w:t>
             </w:r>
           </w:p>
         </w:tc>
@@ -2144,7 +2144,7 @@
                 <w:color w:val="1A1D21"/>
                 <w:sz w:val="17"/>
               </w:rPr>
-              <w:t>-7,245</w:t>
+              <w:t>-6,814</w:t>
             </w:r>
           </w:p>
         </w:tc>
@@ -2162,7 +2162,7 @@
                 <w:color w:val="1A1D21"/>
                 <w:sz w:val="17"/>
               </w:rPr>
-              <w:t>-8,388</w:t>
+              <w:t>-7,810</w:t>
             </w:r>
           </w:p>
         </w:tc>
@@ -2180,7 +2180,7 @@
                 <w:color w:val="1A1D21"/>
                 <w:sz w:val="17"/>
               </w:rPr>
-              <w:t>-9,645</w:t>
+              <w:t>-9,000</w:t>
             </w:r>
           </w:p>
         </w:tc>
@@ -2346,7 +2346,7 @@
                 <w:color w:val="1A1D21"/>
                 <w:sz w:val="17"/>
               </w:rPr>
-              <w:t>22,071</w:t>
+              <w:t>21,408</w:t>
             </w:r>
           </w:p>
         </w:tc>
@@ -2364,7 +2364,7 @@
                 <w:color w:val="1A1D21"/>
                 <w:sz w:val="17"/>
               </w:rPr>
-              <w:t>25,992</w:t>
+              <w:t>24,726</w:t>
             </w:r>
           </w:p>
         </w:tc>
@@ -2382,7 +2382,7 @@
                 <w:color w:val="1A1D21"/>
                 <w:sz w:val="17"/>
               </w:rPr>
-              <w:t>30,521</w:t>
+              <w:t>28,825</w:t>
             </w:r>
           </w:p>
         </w:tc>
@@ -2400,7 +2400,7 @@
                 <w:color w:val="1A1D21"/>
                 <w:sz w:val="17"/>
               </w:rPr>
-              <w:t>35,622</w:t>
+              <w:t>33,730</w:t>
             </w:r>
           </w:p>
         </w:tc>
@@ -2456,7 +2456,7 @@
                 <w:color w:val="1A1D21"/>
                 <w:sz w:val="17"/>
               </w:rPr>
-              <w:t>-4,966</w:t>
+              <w:t>-4,817</w:t>
             </w:r>
           </w:p>
         </w:tc>
@@ -2474,7 +2474,7 @@
                 <w:color w:val="1A1D21"/>
                 <w:sz w:val="17"/>
               </w:rPr>
-              <w:t>-5,848</w:t>
+              <w:t>-5,563</w:t>
             </w:r>
           </w:p>
         </w:tc>
@@ -2492,7 +2492,7 @@
                 <w:color w:val="1A1D21"/>
                 <w:sz w:val="17"/>
               </w:rPr>
-              <w:t>-6,867</w:t>
+              <w:t>-6,486</w:t>
             </w:r>
           </w:p>
         </w:tc>
@@ -2510,7 +2510,7 @@
                 <w:color w:val="1A1D21"/>
                 <w:sz w:val="17"/>
               </w:rPr>
-              <w:t>-8,015</w:t>
+              <w:t>-7,589</w:t>
             </w:r>
           </w:p>
         </w:tc>
@@ -2566,7 +2566,7 @@
                 <w:color w:val="1A1D21"/>
                 <w:sz w:val="17"/>
               </w:rPr>
-              <w:t>17,105</w:t>
+              <w:t>16,591</w:t>
             </w:r>
           </w:p>
         </w:tc>
@@ -2584,7 +2584,7 @@
                 <w:color w:val="1A1D21"/>
                 <w:sz w:val="17"/>
               </w:rPr>
-              <w:t>20,143</w:t>
+              <w:t>19,163</w:t>
             </w:r>
           </w:p>
         </w:tc>
@@ -2602,7 +2602,7 @@
                 <w:color w:val="1A1D21"/>
                 <w:sz w:val="17"/>
               </w:rPr>
-              <w:t>23,654</w:t>
+              <w:t>22,340</w:t>
             </w:r>
           </w:p>
         </w:tc>
@@ -2620,7 +2620,7 @@
                 <w:color w:val="1A1D21"/>
                 <w:sz w:val="17"/>
               </w:rPr>
-              <w:t>27,607</w:t>
+              <w:t>26,141</w:t>
             </w:r>
           </w:p>
         </w:tc>
@@ -2896,7 +2896,7 @@
                 <w:color w:val="1A1D21"/>
                 <w:sz w:val="17"/>
               </w:rPr>
-              <w:t>-3,370</w:t>
+              <w:t>-914</w:t>
             </w:r>
           </w:p>
         </w:tc>
@@ -2914,7 +2914,7 @@
                 <w:color w:val="1A1D21"/>
                 <w:sz w:val="17"/>
               </w:rPr>
-              <w:t>-7,659</w:t>
+              <w:t>-3,588</w:t>
             </w:r>
           </w:p>
         </w:tc>
@@ -2932,7 +2932,7 @@
                 <w:color w:val="1A1D21"/>
                 <w:sz w:val="17"/>
               </w:rPr>
-              <w:t>-11,199</w:t>
+              <w:t>-6,551</w:t>
             </w:r>
           </w:p>
         </w:tc>
@@ -2950,7 +2950,7 @@
                 <w:color w:val="1A1D21"/>
                 <w:sz w:val="17"/>
               </w:rPr>
-              <w:t>-13,635</w:t>
+              <w:t>-9,423</w:t>
             </w:r>
           </w:p>
         </w:tc>
@@ -2988,7 +2988,7 @@
                 <w:color w:val="1A1D21"/>
                 <w:sz w:val="17"/>
               </w:rPr>
-              <w:t>10,539</w:t>
+              <w:t>12,542</w:t>
             </w:r>
           </w:p>
         </w:tc>
@@ -3006,7 +3006,7 @@
                 <w:color w:val="1A1D21"/>
                 <w:sz w:val="17"/>
               </w:rPr>
-              <w:t>20,644</w:t>
+              <w:t>18,583</w:t>
             </w:r>
           </w:p>
         </w:tc>
@@ -3024,7 +3024,7 @@
                 <w:color w:val="1A1D21"/>
                 <w:sz w:val="17"/>
               </w:rPr>
-              <w:t>25,914</w:t>
+              <w:t>22,969</w:t>
             </w:r>
           </w:p>
         </w:tc>
@@ -3042,7 +3042,7 @@
                 <w:color w:val="1A1D21"/>
                 <w:sz w:val="17"/>
               </w:rPr>
-              <w:t>27,754</w:t>
+              <w:t>25,989</w:t>
             </w:r>
           </w:p>
         </w:tc>
@@ -3060,7 +3060,7 @@
                 <w:color w:val="1A1D21"/>
                 <w:sz w:val="17"/>
               </w:rPr>
-              <w:t>27,237</w:t>
+              <w:t>27,895</w:t>
             </w:r>
           </w:p>
         </w:tc>
@@ -3098,7 +3098,7 @@
                 <w:color w:val="1A1D21"/>
                 <w:sz w:val="17"/>
               </w:rPr>
-              <w:t>24,855</w:t>
+              <w:t>26,858</w:t>
             </w:r>
           </w:p>
         </w:tc>
@@ -3116,7 +3116,7 @@
                 <w:color w:val="1A1D21"/>
                 <w:sz w:val="17"/>
               </w:rPr>
-              <w:t>32,743</w:t>
+              <w:t>32,624</w:t>
             </w:r>
           </w:p>
         </w:tc>
@@ -3134,7 +3134,7 @@
                 <w:color w:val="1A1D21"/>
                 <w:sz w:val="17"/>
               </w:rPr>
-              <w:t>36,210</w:t>
+              <w:t>36,356</w:t>
             </w:r>
           </w:p>
         </w:tc>
@@ -3152,7 +3152,7 @@
                 <w:color w:val="1A1D21"/>
                 <w:sz w:val="17"/>
               </w:rPr>
-              <w:t>37,359</w:t>
+              <w:t>38,927</w:t>
             </w:r>
           </w:p>
         </w:tc>
@@ -3170,7 +3170,7 @@
                 <w:color w:val="1A1D21"/>
                 <w:sz w:val="17"/>
               </w:rPr>
-              <w:t>37,563</w:t>
+              <w:t>40,966</w:t>
             </w:r>
           </w:p>
         </w:tc>
@@ -3318,7 +3318,7 @@
                 <w:color w:val="1A1D21"/>
                 <w:sz w:val="17"/>
               </w:rPr>
-              <w:t>18,303</w:t>
+              <w:t>19,778</w:t>
             </w:r>
           </w:p>
         </w:tc>
@@ -3336,7 +3336,7 @@
                 <w:color w:val="1A1D21"/>
                 <w:sz w:val="17"/>
               </w:rPr>
-              <w:t>17,757</w:t>
+              <w:t>17,692</w:t>
             </w:r>
           </w:p>
         </w:tc>
@@ -3354,7 +3354,7 @@
                 <w:color w:val="1A1D21"/>
                 <w:sz w:val="17"/>
               </w:rPr>
-              <w:t>14,461</w:t>
+              <w:t>14,519</w:t>
             </w:r>
           </w:p>
         </w:tc>
@@ -3372,7 +3372,7 @@
                 <w:color w:val="1A1D21"/>
                 <w:sz w:val="17"/>
               </w:rPr>
-              <w:t>10,987</w:t>
+              <w:t>11,448</w:t>
             </w:r>
           </w:p>
         </w:tc>
@@ -3390,7 +3390,7 @@
                 <w:color w:val="1A1D21"/>
                 <w:sz w:val="17"/>
               </w:rPr>
-              <w:t>8,135</w:t>
+              <w:t>8,872</w:t>
             </w:r>
           </w:p>
         </w:tc>
@@ -3507,7 +3507,7 @@
                 <w:color w:val="1A1D21"/>
                 <w:sz w:val="17"/>
               </w:rPr>
-              <w:t>88,580</w:t>
+              <w:t>94,534</w:t>
             </w:r>
           </w:p>
         </w:tc>
@@ -3545,7 +3545,7 @@
                 <w:color w:val="1A1D21"/>
                 <w:sz w:val="17"/>
               </w:rPr>
-              <w:t>1,119</w:t>
+              <w:t>989</w:t>
             </w:r>
           </w:p>
         </w:tc>
@@ -3621,7 +3621,7 @@
                 <w:color w:val="1A1D21"/>
                 <w:sz w:val="17"/>
               </w:rPr>
-              <w:t>97,667</w:t>
+              <w:t>103,490</w:t>
             </w:r>
           </w:p>
         </w:tc>
@@ -3849,7 +3849,7 @@
                 <w:color w:val="1A1D21"/>
                 <w:sz w:val="17"/>
               </w:rPr>
-              <w:t>184,961</w:t>
+              <w:t>190,784</w:t>
             </w:r>
           </w:p>
         </w:tc>
@@ -3925,7 +3925,7 @@
                 <w:color w:val="1A1D21"/>
                 <w:sz w:val="17"/>
               </w:rPr>
-              <w:t>109,308</w:t>
+              <w:t>115,131</w:t>
             </w:r>
           </w:p>
         </w:tc>
@@ -4001,7 +4001,7 @@
                 <w:color w:val="1A1D21"/>
                 <w:sz w:val="17"/>
               </w:rPr>
-              <w:t>53.05</w:t>
+              <w:t>55.87</w:t>
             </w:r>
           </w:p>
         </w:tc>
@@ -6171,629 +6171,6 @@
                 <w:sz w:val="17"/>
               </w:rPr>
               <w:t>Consistent across the record</w:t>
-            </w:r>
-          </w:p>
-        </w:tc>
-      </w:tr>
-      <w:tr>
-        <w:trPr>
-          <w:cantSplit/>
-        </w:trPr>
-        <w:tc>
-          <w:tcPr>
-            <w:tcW w:type="dxa" w:w="2268"/>
-          </w:tcPr>
-          <w:p>
-            <w:r/>
-            <w:r>
-              <w:rPr>
-                <w:color w:val="1A1D21"/>
-                <w:sz w:val="17"/>
-              </w:rPr>
-              <w:t>Development revenue</w:t>
-            </w:r>
-          </w:p>
-        </w:tc>
-        <w:tc>
-          <w:tcPr>
-            <w:tcW w:type="dxa" w:w="1361"/>
-          </w:tcPr>
-          <w:p>
-            <w:pPr>
-              <w:jc w:val="right"/>
-            </w:pPr>
-            <w:r/>
-            <w:r>
-              <w:rPr>
-                <w:color w:val="1A1D21"/>
-                <w:sz w:val="17"/>
-              </w:rPr>
-              <w:t>35</w:t>
-            </w:r>
-          </w:p>
-        </w:tc>
-        <w:tc>
-          <w:tcPr>
-            <w:tcW w:type="dxa" w:w="1474"/>
-          </w:tcPr>
-          <w:p>
-            <w:pPr>
-              <w:jc w:val="right"/>
-            </w:pPr>
-            <w:r/>
-            <w:r>
-              <w:rPr>
-                <w:color w:val="1A1D21"/>
-                <w:sz w:val="17"/>
-              </w:rPr>
-              <w:t>-0.06</w:t>
-            </w:r>
-          </w:p>
-        </w:tc>
-        <w:tc>
-          <w:tcPr>
-            <w:tcW w:type="dxa" w:w="1814"/>
-          </w:tcPr>
-          <w:p>
-            <w:pPr>
-              <w:jc w:val="right"/>
-            </w:pPr>
-            <w:r/>
-            <w:r>
-              <w:rPr>
-                <w:color w:val="1A1D21"/>
-                <w:sz w:val="17"/>
-              </w:rPr>
-              <w:t>0.28</w:t>
-            </w:r>
-          </w:p>
-        </w:tc>
-        <w:tc>
-          <w:tcPr>
-            <w:tcW w:type="dxa" w:w="2268"/>
-          </w:tcPr>
-          <w:p>
-            <w:r/>
-            <w:r>
-              <w:rPr>
-                <w:color w:val="1A1D21"/>
-                <w:sz w:val="17"/>
-              </w:rPr>
-              <w:t>no</w:t>
-            </w:r>
-          </w:p>
-        </w:tc>
-      </w:tr>
-      <w:tr>
-        <w:trPr>
-          <w:cantSplit/>
-        </w:trPr>
-        <w:tc>
-          <w:tcPr>
-            <w:tcW w:type="dxa" w:w="2268"/>
-          </w:tcPr>
-          <w:p>
-            <w:r/>
-            <w:r>
-              <w:rPr>
-                <w:color w:val="1A1D21"/>
-                <w:sz w:val="17"/>
-              </w:rPr>
-              <w:t>Total revenue</w:t>
-            </w:r>
-          </w:p>
-        </w:tc>
-        <w:tc>
-          <w:tcPr>
-            <w:tcW w:type="dxa" w:w="1361"/>
-          </w:tcPr>
-          <w:p>
-            <w:pPr>
-              <w:jc w:val="right"/>
-            </w:pPr>
-            <w:r/>
-            <w:r>
-              <w:rPr>
-                <w:color w:val="1A1D21"/>
-                <w:sz w:val="17"/>
-              </w:rPr>
-              <w:t>35</w:t>
-            </w:r>
-          </w:p>
-        </w:tc>
-        <w:tc>
-          <w:tcPr>
-            <w:tcW w:type="dxa" w:w="1474"/>
-          </w:tcPr>
-          <w:p>
-            <w:pPr>
-              <w:jc w:val="right"/>
-            </w:pPr>
-            <w:r/>
-            <w:r>
-              <w:rPr>
-                <w:color w:val="1A1D21"/>
-                <w:sz w:val="17"/>
-              </w:rPr>
-              <w:t>-0.09</w:t>
-            </w:r>
-          </w:p>
-        </w:tc>
-        <w:tc>
-          <w:tcPr>
-            <w:tcW w:type="dxa" w:w="1814"/>
-          </w:tcPr>
-          <w:p>
-            <w:pPr>
-              <w:jc w:val="right"/>
-            </w:pPr>
-            <w:r/>
-            <w:r>
-              <w:rPr>
-                <w:color w:val="1A1D21"/>
-                <w:sz w:val="17"/>
-              </w:rPr>
-              <w:t>0.37</w:t>
-            </w:r>
-          </w:p>
-        </w:tc>
-        <w:tc>
-          <w:tcPr>
-            <w:tcW w:type="dxa" w:w="2268"/>
-          </w:tcPr>
-          <w:p>
-            <w:r/>
-            <w:r>
-              <w:rPr>
-                <w:color w:val="1A1D21"/>
-                <w:sz w:val="17"/>
-              </w:rPr>
-              <w:t>no</w:t>
-            </w:r>
-          </w:p>
-        </w:tc>
-      </w:tr>
-      <w:tr>
-        <w:trPr>
-          <w:cantSplit/>
-        </w:trPr>
-        <w:tc>
-          <w:tcPr>
-            <w:tcW w:type="dxa" w:w="2268"/>
-          </w:tcPr>
-          <w:p>
-            <w:r/>
-            <w:r>
-              <w:rPr>
-                <w:color w:val="1A1D21"/>
-                <w:sz w:val="17"/>
-              </w:rPr>
-              <w:t>Gross profit</w:t>
-            </w:r>
-          </w:p>
-        </w:tc>
-        <w:tc>
-          <w:tcPr>
-            <w:tcW w:type="dxa" w:w="1361"/>
-          </w:tcPr>
-          <w:p>
-            <w:pPr>
-              <w:jc w:val="right"/>
-            </w:pPr>
-            <w:r/>
-            <w:r>
-              <w:rPr>
-                <w:color w:val="1A1D21"/>
-                <w:sz w:val="17"/>
-              </w:rPr>
-              <w:t>35</w:t>
-            </w:r>
-          </w:p>
-        </w:tc>
-        <w:tc>
-          <w:tcPr>
-            <w:tcW w:type="dxa" w:w="1474"/>
-          </w:tcPr>
-          <w:p>
-            <w:pPr>
-              <w:jc w:val="right"/>
-            </w:pPr>
-            <w:r/>
-            <w:r>
-              <w:rPr>
-                <w:color w:val="1A1D21"/>
-                <w:sz w:val="17"/>
-              </w:rPr>
-              <w:t>-0.08</w:t>
-            </w:r>
-          </w:p>
-        </w:tc>
-        <w:tc>
-          <w:tcPr>
-            <w:tcW w:type="dxa" w:w="1814"/>
-          </w:tcPr>
-          <w:p>
-            <w:pPr>
-              <w:jc w:val="right"/>
-            </w:pPr>
-            <w:r/>
-            <w:r>
-              <w:rPr>
-                <w:color w:val="1A1D21"/>
-                <w:sz w:val="17"/>
-              </w:rPr>
-              <w:t>0.42</w:t>
-            </w:r>
-          </w:p>
-        </w:tc>
-        <w:tc>
-          <w:tcPr>
-            <w:tcW w:type="dxa" w:w="2268"/>
-          </w:tcPr>
-          <w:p>
-            <w:r/>
-            <w:r>
-              <w:rPr>
-                <w:color w:val="1A1D21"/>
-                <w:sz w:val="17"/>
-              </w:rPr>
-              <w:t>no</w:t>
-            </w:r>
-          </w:p>
-        </w:tc>
-      </w:tr>
-      <w:tr>
-        <w:trPr>
-          <w:cantSplit/>
-        </w:trPr>
-        <w:tc>
-          <w:tcPr>
-            <w:tcW w:type="dxa" w:w="2268"/>
-          </w:tcPr>
-          <w:p>
-            <w:r/>
-            <w:r>
-              <w:rPr>
-                <w:color w:val="1A1D21"/>
-                <w:sz w:val="17"/>
-              </w:rPr>
-              <w:t>Net profit</w:t>
-            </w:r>
-          </w:p>
-        </w:tc>
-        <w:tc>
-          <w:tcPr>
-            <w:tcW w:type="dxa" w:w="1361"/>
-          </w:tcPr>
-          <w:p>
-            <w:pPr>
-              <w:jc w:val="right"/>
-            </w:pPr>
-            <w:r/>
-            <w:r>
-              <w:rPr>
-                <w:color w:val="1A1D21"/>
-                <w:sz w:val="17"/>
-              </w:rPr>
-              <w:t>34</w:t>
-            </w:r>
-          </w:p>
-        </w:tc>
-        <w:tc>
-          <w:tcPr>
-            <w:tcW w:type="dxa" w:w="1474"/>
-          </w:tcPr>
-          <w:p>
-            <w:pPr>
-              <w:jc w:val="right"/>
-            </w:pPr>
-            <w:r/>
-            <w:r>
-              <w:rPr>
-                <w:color w:val="1A1D21"/>
-                <w:sz w:val="17"/>
-              </w:rPr>
-              <w:t>+0.26</w:t>
-            </w:r>
-          </w:p>
-        </w:tc>
-        <w:tc>
-          <w:tcPr>
-            <w:tcW w:type="dxa" w:w="1814"/>
-          </w:tcPr>
-          <w:p>
-            <w:pPr>
-              <w:jc w:val="right"/>
-            </w:pPr>
-            <w:r/>
-            <w:r>
-              <w:rPr>
-                <w:color w:val="1A1D21"/>
-                <w:sz w:val="17"/>
-              </w:rPr>
-              <w:t>0.68</w:t>
-            </w:r>
-          </w:p>
-        </w:tc>
-        <w:tc>
-          <w:tcPr>
-            <w:tcW w:type="dxa" w:w="2268"/>
-          </w:tcPr>
-          <w:p>
-            <w:r/>
-            <w:r>
-              <w:rPr>
-                <w:color w:val="1A1D21"/>
-                <w:sz w:val="17"/>
-              </w:rPr>
-              <w:t>no</w:t>
-            </w:r>
-          </w:p>
-        </w:tc>
-      </w:tr>
-      <w:tr>
-        <w:trPr>
-          <w:cantSplit/>
-        </w:trPr>
-        <w:tc>
-          <w:tcPr>
-            <w:tcW w:type="dxa" w:w="2268"/>
-          </w:tcPr>
-          <w:p>
-            <w:r/>
-            <w:r>
-              <w:rPr>
-                <w:color w:val="1A1D21"/>
-                <w:sz w:val="17"/>
-              </w:rPr>
-              <w:t>New contracted sales</w:t>
-            </w:r>
-          </w:p>
-        </w:tc>
-        <w:tc>
-          <w:tcPr>
-            <w:tcW w:type="dxa" w:w="1361"/>
-          </w:tcPr>
-          <w:p>
-            <w:pPr>
-              <w:jc w:val="right"/>
-            </w:pPr>
-            <w:r/>
-            <w:r>
-              <w:rPr>
-                <w:color w:val="1A1D21"/>
-                <w:sz w:val="17"/>
-              </w:rPr>
-              <w:t>33</w:t>
-            </w:r>
-          </w:p>
-        </w:tc>
-        <w:tc>
-          <w:tcPr>
-            <w:tcW w:type="dxa" w:w="1474"/>
-          </w:tcPr>
-          <w:p>
-            <w:pPr>
-              <w:jc w:val="right"/>
-            </w:pPr>
-            <w:r/>
-            <w:r>
-              <w:rPr>
-                <w:color w:val="1A1D21"/>
-                <w:sz w:val="17"/>
-              </w:rPr>
-              <w:t>-0.88</w:t>
-            </w:r>
-          </w:p>
-        </w:tc>
-        <w:tc>
-          <w:tcPr>
-            <w:tcW w:type="dxa" w:w="1814"/>
-          </w:tcPr>
-          <w:p>
-            <w:pPr>
-              <w:jc w:val="right"/>
-            </w:pPr>
-            <w:r/>
-            <w:r>
-              <w:rPr>
-                <w:color w:val="1A1D21"/>
-                <w:sz w:val="17"/>
-              </w:rPr>
-              <w:t>1.02</w:t>
-            </w:r>
-          </w:p>
-        </w:tc>
-        <w:tc>
-          <w:tcPr>
-            <w:tcW w:type="dxa" w:w="2268"/>
-          </w:tcPr>
-          <w:p>
-            <w:r/>
-            <w:r>
-              <w:rPr>
-                <w:color w:val="1A1D21"/>
-                <w:sz w:val="17"/>
-              </w:rPr>
-              <w:t>yes</w:t>
-            </w:r>
-          </w:p>
-        </w:tc>
-      </w:tr>
-      <w:tr>
-        <w:trPr>
-          <w:cantSplit/>
-        </w:trPr>
-        <w:tc>
-          <w:tcPr>
-            <w:tcW w:type="dxa" w:w="2268"/>
-          </w:tcPr>
-          <w:p>
-            <w:r/>
-            <w:r>
-              <w:rPr>
-                <w:color w:val="1A1D21"/>
-                <w:sz w:val="17"/>
-              </w:rPr>
-              <w:t>Depreciation</w:t>
-            </w:r>
-          </w:p>
-        </w:tc>
-        <w:tc>
-          <w:tcPr>
-            <w:tcW w:type="dxa" w:w="1361"/>
-          </w:tcPr>
-          <w:p>
-            <w:pPr>
-              <w:jc w:val="right"/>
-            </w:pPr>
-            <w:r/>
-            <w:r>
-              <w:rPr>
-                <w:color w:val="1A1D21"/>
-                <w:sz w:val="17"/>
-              </w:rPr>
-              <w:t>30</w:t>
-            </w:r>
-          </w:p>
-        </w:tc>
-        <w:tc>
-          <w:tcPr>
-            <w:tcW w:type="dxa" w:w="1474"/>
-          </w:tcPr>
-          <w:p>
-            <w:pPr>
-              <w:jc w:val="right"/>
-            </w:pPr>
-            <w:r/>
-            <w:r>
-              <w:rPr>
-                <w:color w:val="1A1D21"/>
-                <w:sz w:val="17"/>
-              </w:rPr>
-              <w:t>-0.25</w:t>
-            </w:r>
-          </w:p>
-        </w:tc>
-        <w:tc>
-          <w:tcPr>
-            <w:tcW w:type="dxa" w:w="1814"/>
-          </w:tcPr>
-          <w:p>
-            <w:pPr>
-              <w:jc w:val="right"/>
-            </w:pPr>
-            <w:r/>
-            <w:r>
-              <w:rPr>
-                <w:color w:val="1A1D21"/>
-                <w:sz w:val="17"/>
-              </w:rPr>
-              <w:t>0.44</w:t>
-            </w:r>
-          </w:p>
-        </w:tc>
-        <w:tc>
-          <w:tcPr>
-            <w:tcW w:type="dxa" w:w="2268"/>
-          </w:tcPr>
-          <w:p>
-            <w:r/>
-            <w:r>
-              <w:rPr>
-                <w:color w:val="1A1D21"/>
-                <w:sz w:val="17"/>
-              </w:rPr>
-              <w:t>yes</w:t>
-            </w:r>
-          </w:p>
-        </w:tc>
-      </w:tr>
-      <w:tr>
-        <w:trPr>
-          <w:cantSplit/>
-        </w:trPr>
-        <w:tc>
-          <w:tcPr>
-            <w:tcW w:type="dxa" w:w="2268"/>
-          </w:tcPr>
-          <w:p>
-            <w:r/>
-            <w:r>
-              <w:rPr>
-                <w:color w:val="1A1D21"/>
-                <w:sz w:val="17"/>
-              </w:rPr>
-              <w:t>Finance cost</w:t>
-            </w:r>
-          </w:p>
-        </w:tc>
-        <w:tc>
-          <w:tcPr>
-            <w:tcW w:type="dxa" w:w="1361"/>
-          </w:tcPr>
-          <w:p>
-            <w:pPr>
-              <w:jc w:val="right"/>
-            </w:pPr>
-            <w:r/>
-            <w:r>
-              <w:rPr>
-                <w:color w:val="1A1D21"/>
-                <w:sz w:val="17"/>
-              </w:rPr>
-              <w:t>30</w:t>
-            </w:r>
-          </w:p>
-        </w:tc>
-        <w:tc>
-          <w:tcPr>
-            <w:tcW w:type="dxa" w:w="1474"/>
-          </w:tcPr>
-          <w:p>
-            <w:pPr>
-              <w:jc w:val="right"/>
-            </w:pPr>
-            <w:r/>
-            <w:r>
-              <w:rPr>
-                <w:color w:val="1A1D21"/>
-                <w:sz w:val="17"/>
-              </w:rPr>
-              <w:t>-1.22</w:t>
-            </w:r>
-          </w:p>
-        </w:tc>
-        <w:tc>
-          <w:tcPr>
-            <w:tcW w:type="dxa" w:w="1814"/>
-          </w:tcPr>
-          <w:p>
-            <w:pPr>
-              <w:jc w:val="right"/>
-            </w:pPr>
-            <w:r/>
-            <w:r>
-              <w:rPr>
-                <w:color w:val="1A1D21"/>
-                <w:sz w:val="17"/>
-              </w:rPr>
-              <w:t>1.22</w:t>
-            </w:r>
-          </w:p>
-        </w:tc>
-        <w:tc>
-          <w:tcPr>
-            <w:tcW w:type="dxa" w:w="2268"/>
-          </w:tcPr>
-          <w:p>
-            <w:r/>
-            <w:r>
-              <w:rPr>
-                <w:color w:val="1A1D21"/>
-                <w:sz w:val="17"/>
-              </w:rPr>
-              <w:t>yes</w:t>
             </w:r>
           </w:p>
         </w:tc>
@@ -6972,7 +6349,7 @@
                 <w:color w:val="1A1D21"/>
                 <w:sz w:val="17"/>
               </w:rPr>
-              <w:t>14.83</w:t>
+              <w:t>46.42</w:t>
             </w:r>
           </w:p>
         </w:tc>
@@ -7010,7 +6387,7 @@
                 <w:color w:val="1A1D21"/>
                 <w:sz w:val="17"/>
               </w:rPr>
-              <w:t>31.92</w:t>
+              <w:t>50.65</w:t>
             </w:r>
           </w:p>
         </w:tc>
@@ -7048,7 +6425,7 @@
                 <w:color w:val="1A1D21"/>
                 <w:sz w:val="17"/>
               </w:rPr>
-              <w:t>44.01</w:t>
+              <w:t>53.64</w:t>
             </w:r>
           </w:p>
         </w:tc>
@@ -7086,7 +6463,7 @@
                 <w:color w:val="1A1D21"/>
                 <w:sz w:val="17"/>
               </w:rPr>
-              <w:t>53.05</w:t>
+              <w:t>55.87</w:t>
             </w:r>
           </w:p>
         </w:tc>
@@ -7124,7 +6501,7 @@
                 <w:color w:val="1A1D21"/>
                 <w:sz w:val="17"/>
               </w:rPr>
-              <w:t>60.06</w:t>
+              <w:t>57.60</w:t>
             </w:r>
           </w:p>
         </w:tc>
@@ -7162,7 +6539,7 @@
                 <w:color w:val="1A1D21"/>
                 <w:sz w:val="17"/>
               </w:rPr>
-              <w:t>70.28</w:t>
+              <w:t>60.11</w:t>
             </w:r>
           </w:p>
         </w:tc>
@@ -7221,7 +6598,7 @@
           <w:color w:val="1A1D21"/>
           <w:sz w:val="20"/>
         </w:rPr>
-        <w:t>Here is the part that is not obvious. Faster conversion is worth LESS, not more. A developer that accelerates handovers has to build before it collects, and at a discount rate near 36% that investment does not pay back inside the window. The slower reading is worth EGP 53.05 a share and the faster one EGP 22.30. Both are published, and a reader who believes in the build-out should note that believing in it does not make the shares cheaper.</w:t>
+        <w:t>Here is the part that is not obvious. Faster conversion is worth LESS, not more. A developer that accelerates handovers has to build before it collects, and at a discount rate near 36% that investment does not pay back inside the window. The slower reading is worth EGP 55.87 a share and the faster one EGP 48.48. Both are published, and a reader who believes in the build-out should note that believing in it does not make the shares cheaper.</w:t>
       </w:r>
     </w:p>
     <w:p>
@@ -8027,7 +7404,7 @@
                 <w:color w:val="1A1D21"/>
                 <w:sz w:val="17"/>
               </w:rPr>
-              <w:t>195.38</w:t>
+              <w:t>201.60</w:t>
             </w:r>
           </w:p>
         </w:tc>
@@ -8045,7 +7422,7 @@
                 <w:color w:val="1A1D21"/>
                 <w:sz w:val="17"/>
               </w:rPr>
-              <w:t>144.66</w:t>
+              <w:t>190.00</w:t>
             </w:r>
           </w:p>
         </w:tc>
@@ -8063,7 +7440,7 @@
                 <w:color w:val="1A1D21"/>
                 <w:sz w:val="17"/>
               </w:rPr>
-              <w:t>100%</w:t>
+              <w:t>106%</w:t>
             </w:r>
           </w:p>
         </w:tc>
@@ -8101,7 +7478,7 @@
                 <w:color w:val="1A1D21"/>
                 <w:sz w:val="17"/>
               </w:rPr>
-              <w:t>107.56</w:t>
+              <w:t>112.68</w:t>
             </w:r>
           </w:p>
         </w:tc>
@@ -8119,7 +7496,7 @@
                 <w:color w:val="1A1D21"/>
                 <w:sz w:val="17"/>
               </w:rPr>
-              <w:t>61.56</w:t>
+              <w:t>102.00</w:t>
             </w:r>
           </w:p>
         </w:tc>
@@ -8137,7 +7514,7 @@
                 <w:color w:val="1A1D21"/>
                 <w:sz w:val="17"/>
               </w:rPr>
-              <w:t>10%</w:t>
+              <w:t>15%</w:t>
             </w:r>
           </w:p>
         </w:tc>
@@ -8175,7 +7552,7 @@
                 <w:color w:val="1A1D21"/>
                 <w:sz w:val="17"/>
               </w:rPr>
-              <w:t>80.15</w:t>
+              <w:t>84.40</w:t>
             </w:r>
           </w:p>
         </w:tc>
@@ -8193,7 +7570,7 @@
                 <w:color w:val="1A1D21"/>
                 <w:sz w:val="17"/>
               </w:rPr>
-              <w:t>39.01</w:t>
+              <w:t>74.73</w:t>
             </w:r>
           </w:p>
         </w:tc>
@@ -8211,7 +7588,7 @@
                 <w:color w:val="1A1D21"/>
                 <w:sz w:val="17"/>
               </w:rPr>
-              <w:t>-18%</w:t>
+              <w:t>-14%</w:t>
             </w:r>
           </w:p>
         </w:tc>
@@ -8249,7 +7626,7 @@
                 <w:color w:val="1A1D21"/>
                 <w:sz w:val="17"/>
               </w:rPr>
-              <w:t>65.64</w:t>
+              <w:t>69.21</w:t>
             </w:r>
           </w:p>
         </w:tc>
@@ -8267,7 +7644,7 @@
                 <w:color w:val="1A1D21"/>
                 <w:sz w:val="17"/>
               </w:rPr>
-              <w:t>29.08</w:t>
+              <w:t>60.53</w:t>
             </w:r>
           </w:p>
         </w:tc>
@@ -8285,7 +7662,7 @@
                 <w:color w:val="1A1D21"/>
                 <w:sz w:val="17"/>
               </w:rPr>
-              <w:t>-33%</w:t>
+              <w:t>-29%</w:t>
             </w:r>
           </w:p>
         </w:tc>
@@ -8323,7 +7700,7 @@
                 <w:color w:val="1A1D21"/>
                 <w:sz w:val="17"/>
               </w:rPr>
-              <w:t>59.68</w:t>
+              <w:t>62.92</w:t>
             </w:r>
           </w:p>
         </w:tc>
@@ -8341,7 +7718,7 @@
                 <w:color w:val="1A1D21"/>
                 <w:sz w:val="17"/>
               </w:rPr>
-              <w:t>25.63</w:t>
+              <w:t>54.79</w:t>
             </w:r>
           </w:p>
         </w:tc>
@@ -8359,7 +7736,7 @@
                 <w:color w:val="1A1D21"/>
                 <w:sz w:val="17"/>
               </w:rPr>
-              <w:t>-39%</w:t>
+              <w:t>-36%</w:t>
             </w:r>
           </w:p>
         </w:tc>
@@ -8397,7 +7774,7 @@
                 <w:color w:val="1A1D21"/>
                 <w:sz w:val="17"/>
               </w:rPr>
-              <w:t>53.05</w:t>
+              <w:t>55.88</w:t>
             </w:r>
           </w:p>
         </w:tc>
@@ -8415,7 +7792,7 @@
                 <w:color w:val="1A1D21"/>
                 <w:sz w:val="17"/>
               </w:rPr>
-              <w:t>22.30</w:t>
+              <w:t>48.48</w:t>
             </w:r>
           </w:p>
         </w:tc>
@@ -8433,7 +7810,7 @@
                 <w:color w:val="1A1D21"/>
                 <w:sz w:val="17"/>
               </w:rPr>
-              <w:t>-46%</w:t>
+              <w:t>-43%</w:t>
             </w:r>
           </w:p>
         </w:tc>
@@ -8471,7 +7848,7 @@
                 <w:color w:val="1A1D21"/>
                 <w:sz w:val="17"/>
               </w:rPr>
-              <w:t>46.93</w:t>
+              <w:t>49.35</w:t>
             </w:r>
           </w:p>
         </w:tc>
@@ -8489,7 +7866,7 @@
                 <w:color w:val="1A1D21"/>
                 <w:sz w:val="17"/>
               </w:rPr>
-              <w:t>19.75</w:t>
+              <w:t>42.77</w:t>
             </w:r>
           </w:p>
         </w:tc>
@@ -8507,7 +7884,7 @@
                 <w:color w:val="1A1D21"/>
                 <w:sz w:val="17"/>
               </w:rPr>
-              <w:t>-52%</w:t>
+              <w:t>-50%</w:t>
             </w:r>
           </w:p>
         </w:tc>
@@ -9567,7 +8944,7 @@
                 <w:color w:val="1A1D21"/>
                 <w:sz w:val="17"/>
               </w:rPr>
-              <w:t>22.30 – 59.67</w:t>
+              <w:t>48.48 – 62.91</w:t>
             </w:r>
           </w:p>
         </w:tc>
@@ -10653,7 +10030,7 @@
                 <w:color w:val="1A1D21"/>
                 <w:sz w:val="17"/>
               </w:rPr>
-              <w:t>54,800</w:t>
+              <w:t>51,455</w:t>
             </w:r>
           </w:p>
         </w:tc>
@@ -10671,7 +10048,7 @@
                 <w:color w:val="1A1D21"/>
                 <w:sz w:val="17"/>
               </w:rPr>
-              <w:t>61,790</w:t>
+              <w:t>55,408</w:t>
             </w:r>
           </w:p>
         </w:tc>
@@ -10689,7 +10066,7 @@
                 <w:color w:val="1A1D21"/>
                 <w:sz w:val="17"/>
               </w:rPr>
-              <w:t>69,218</w:t>
+              <w:t>60,666</w:t>
             </w:r>
           </w:p>
         </w:tc>
@@ -10707,7 +10084,7 @@
                 <w:color w:val="1A1D21"/>
                 <w:sz w:val="17"/>
               </w:rPr>
-              <w:t>76,350</w:t>
+              <w:t>66,809</w:t>
             </w:r>
           </w:p>
         </w:tc>
@@ -11145,7 +10522,7 @@
                 <w:color w:val="1A1D21"/>
                 <w:sz w:val="17"/>
               </w:rPr>
-              <w:t>29,470</w:t>
+              <w:t>28,581</w:t>
             </w:r>
           </w:p>
         </w:tc>
@@ -11163,7 +10540,7 @@
                 <w:color w:val="1A1D21"/>
                 <w:sz w:val="17"/>
               </w:rPr>
-              <w:t>34,413</w:t>
+              <w:t>32,716</w:t>
             </w:r>
           </w:p>
         </w:tc>
@@ -11181,7 +10558,7 @@
                 <w:color w:val="1A1D21"/>
                 <w:sz w:val="17"/>
               </w:rPr>
-              <w:t>40,111</w:t>
+              <w:t>37,838</w:t>
             </w:r>
           </w:p>
         </w:tc>
@@ -11199,7 +10576,7 @@
                 <w:color w:val="1A1D21"/>
                 <w:sz w:val="17"/>
               </w:rPr>
-              <w:t>46,504</w:t>
+              <w:t>43,968</w:t>
             </w:r>
           </w:p>
         </w:tc>
@@ -11309,7 +10686,7 @@
                 <w:color w:val="1A1D21"/>
                 <w:sz w:val="17"/>
               </w:rPr>
-              <w:t>30,169</w:t>
+              <w:t>29,966</w:t>
             </w:r>
           </w:p>
         </w:tc>
@@ -11327,7 +10704,7 @@
                 <w:color w:val="1A1D21"/>
                 <w:sz w:val="17"/>
               </w:rPr>
-              <w:t>39,539</w:t>
+              <w:t>38,904</w:t>
             </w:r>
           </w:p>
         </w:tc>
@@ -11345,7 +10722,7 @@
                 <w:color w:val="1A1D21"/>
                 <w:sz w:val="17"/>
               </w:rPr>
-              <w:t>50,661</w:t>
+              <w:t>49,784</w:t>
             </w:r>
           </w:p>
         </w:tc>
@@ -11363,7 +10740,7 @@
                 <w:color w:val="1A1D21"/>
                 <w:sz w:val="17"/>
               </w:rPr>
-              <w:t>63,301</w:t>
+              <w:t>62,605</w:t>
             </w:r>
           </w:p>
         </w:tc>
@@ -11473,7 +10850,7 @@
                 <w:color w:val="1A1D21"/>
                 <w:sz w:val="17"/>
               </w:rPr>
-              <w:t>16,529</w:t>
+              <w:t>16,417</w:t>
             </w:r>
           </w:p>
         </w:tc>
@@ -11491,7 +10868,7 @@
                 <w:color w:val="1A1D21"/>
                 <w:sz w:val="17"/>
               </w:rPr>
-              <w:t>21,662</w:t>
+              <w:t>21,314</w:t>
             </w:r>
           </w:p>
         </w:tc>
@@ -11509,7 +10886,7 @@
                 <w:color w:val="1A1D21"/>
                 <w:sz w:val="17"/>
               </w:rPr>
-              <w:t>27,755</w:t>
+              <w:t>27,275</w:t>
             </w:r>
           </w:p>
         </w:tc>
@@ -11527,7 +10904,7 @@
                 <w:color w:val="1A1D21"/>
                 <w:sz w:val="17"/>
               </w:rPr>
-              <w:t>34,680</w:t>
+              <w:t>34,299</w:t>
             </w:r>
           </w:p>
         </w:tc>
@@ -11637,7 +11014,7 @@
                 <w:color w:val="1A1D21"/>
                 <w:sz w:val="17"/>
               </w:rPr>
-              <w:t>8.02</w:t>
+              <w:t>7.97</w:t>
             </w:r>
           </w:p>
         </w:tc>
@@ -11655,7 +11032,7 @@
                 <w:color w:val="1A1D21"/>
                 <w:sz w:val="17"/>
               </w:rPr>
-              <w:t>10.51</w:t>
+              <w:t>10.34</w:t>
             </w:r>
           </w:p>
         </w:tc>
@@ -11673,7 +11050,7 @@
                 <w:color w:val="1A1D21"/>
                 <w:sz w:val="17"/>
               </w:rPr>
-              <w:t>13.47</w:t>
+              <w:t>13.24</w:t>
             </w:r>
           </w:p>
         </w:tc>
@@ -11691,7 +11068,7 @@
                 <w:color w:val="1A1D21"/>
                 <w:sz w:val="17"/>
               </w:rPr>
-              <w:t>16.83</w:t>
+              <w:t>16.64</w:t>
             </w:r>
           </w:p>
         </w:tc>
@@ -11876,7 +11253,7 @@
                 <w:color w:val="1A1D21"/>
                 <w:sz w:val="17"/>
               </w:rPr>
-              <w:t>107,311</w:t>
+              <w:t>100,930</w:t>
             </w:r>
           </w:p>
         </w:tc>
@@ -11891,7 +11268,7 @@
                 <w:color w:val="1A1D21"/>
                 <w:sz w:val="17"/>
               </w:rPr>
-              <w:t>80,043 – 183,143</w:t>
+              <w:t>75,283 – 172,252</w:t>
             </w:r>
           </w:p>
         </w:tc>
@@ -11909,7 +11286,7 @@
                 <w:color w:val="1A1D21"/>
                 <w:sz w:val="17"/>
               </w:rPr>
-              <w:t>39,539</w:t>
+              <w:t>38,904</w:t>
             </w:r>
           </w:p>
         </w:tc>
@@ -11924,7 +11301,7 @@
                 <w:color w:val="1A1D21"/>
                 <w:sz w:val="17"/>
               </w:rPr>
-              <w:t>13,306 – 102,237</w:t>
+              <w:t>13,092 – 100,595</w:t>
             </w:r>
           </w:p>
         </w:tc>
@@ -11980,7 +11357,7 @@
                 <w:color w:val="1A1D21"/>
                 <w:sz w:val="17"/>
               </w:rPr>
-              <w:t>124,240</w:t>
+              <w:t>115,688</w:t>
             </w:r>
           </w:p>
         </w:tc>
@@ -11995,7 +11372,7 @@
                 <w:color w:val="1A1D21"/>
                 <w:sz w:val="17"/>
               </w:rPr>
-              <w:t>101,155 – 283,114</w:t>
+              <w:t>94,191 – 263,625</w:t>
             </w:r>
           </w:p>
         </w:tc>
@@ -12013,7 +11390,7 @@
                 <w:color w:val="1A1D21"/>
                 <w:sz w:val="17"/>
               </w:rPr>
-              <w:t>50,661</w:t>
+              <w:t>49,784</w:t>
             </w:r>
           </w:p>
         </w:tc>
@@ -12028,7 +11405,7 @@
                 <w:color w:val="1A1D21"/>
                 <w:sz w:val="17"/>
               </w:rPr>
-              <w:t>19,557 – 168,034</w:t>
+              <w:t>19,218 – 165,126</w:t>
             </w:r>
           </w:p>
         </w:tc>
@@ -12084,7 +11461,7 @@
                 <w:color w:val="1A1D21"/>
                 <w:sz w:val="17"/>
               </w:rPr>
-              <w:t>142,859</w:t>
+              <w:t>133,318</w:t>
             </w:r>
           </w:p>
         </w:tc>
@@ -12099,7 +11476,7 @@
                 <w:color w:val="1A1D21"/>
                 <w:sz w:val="17"/>
               </w:rPr>
-              <w:t>76,217 – 425,408</w:t>
+              <w:t>71,127 – 396,995</w:t>
             </w:r>
           </w:p>
         </w:tc>
@@ -12117,7 +11494,7 @@
                 <w:color w:val="1A1D21"/>
                 <w:sz w:val="17"/>
               </w:rPr>
-              <w:t>63,301</w:t>
+              <w:t>62,605</w:t>
             </w:r>
           </w:p>
         </w:tc>
@@ -12132,7 +11509,7 @@
                 <w:color w:val="1A1D21"/>
                 <w:sz w:val="17"/>
               </w:rPr>
-              <w:t>13,839 – 233,103</w:t>
+              <w:t>13,687 – 230,542</w:t>
             </w:r>
           </w:p>
         </w:tc>
@@ -13352,7 +12729,7 @@
                 <w:color w:val="1A1D21"/>
                 <w:sz w:val="17"/>
               </w:rPr>
-              <w:t>35,659</w:t>
+              <w:t>37,662</w:t>
             </w:r>
           </w:p>
         </w:tc>
@@ -13370,7 +12747,7 @@
                 <w:color w:val="1A1D21"/>
                 <w:sz w:val="17"/>
               </w:rPr>
-              <w:t>48,600</w:t>
+              <w:t>48,792</w:t>
             </w:r>
           </w:p>
         </w:tc>
@@ -13388,7 +12765,7 @@
                 <w:color w:val="1A1D21"/>
                 <w:sz w:val="17"/>
               </w:rPr>
-              <w:t>58,970</w:t>
+              <w:t>59,462</w:t>
             </w:r>
           </w:p>
         </w:tc>
@@ -13406,7 +12783,7 @@
                 <w:color w:val="1A1D21"/>
                 <w:sz w:val="17"/>
               </w:rPr>
-              <w:t>68,420</w:t>
+              <w:t>70,425</w:t>
             </w:r>
           </w:p>
         </w:tc>
@@ -13424,7 +12801,7 @@
                 <w:color w:val="1A1D21"/>
                 <w:sz w:val="17"/>
               </w:rPr>
-              <w:t>78,140</w:t>
+              <w:t>82,314</w:t>
             </w:r>
           </w:p>
         </w:tc>
@@ -13590,7 +12967,7 @@
                 <w:color w:val="1A1D21"/>
                 <w:sz w:val="17"/>
               </w:rPr>
-              <w:t>-4,959</w:t>
+              <w:t>-4,925</w:t>
             </w:r>
           </w:p>
         </w:tc>
@@ -13608,7 +12985,7 @@
                 <w:color w:val="1A1D21"/>
                 <w:sz w:val="17"/>
               </w:rPr>
-              <w:t>-6,499</w:t>
+              <w:t>-6,394</w:t>
             </w:r>
           </w:p>
         </w:tc>
@@ -13626,7 +13003,7 @@
                 <w:color w:val="1A1D21"/>
                 <w:sz w:val="17"/>
               </w:rPr>
-              <w:t>-8,327</w:t>
+              <w:t>-8,183</w:t>
             </w:r>
           </w:p>
         </w:tc>
@@ -13644,7 +13021,7 @@
                 <w:color w:val="1A1D21"/>
                 <w:sz w:val="17"/>
               </w:rPr>
-              <w:t>-10,404</w:t>
+              <w:t>-10,290</w:t>
             </w:r>
           </w:p>
         </w:tc>
@@ -13682,7 +13059,7 @@
                 <w:color w:val="1A1D21"/>
                 <w:sz w:val="17"/>
               </w:rPr>
-              <w:t>10,539</w:t>
+              <w:t>12,542</w:t>
             </w:r>
           </w:p>
         </w:tc>
@@ -13700,7 +13077,7 @@
                 <w:color w:val="1A1D21"/>
                 <w:sz w:val="17"/>
               </w:rPr>
-              <w:t>20,644</w:t>
+              <w:t>18,583</w:t>
             </w:r>
           </w:p>
         </w:tc>
@@ -13718,7 +13095,7 @@
                 <w:color w:val="1A1D21"/>
                 <w:sz w:val="17"/>
               </w:rPr>
-              <w:t>25,914</w:t>
+              <w:t>22,969</w:t>
             </w:r>
           </w:p>
         </w:tc>
@@ -13736,7 +13113,7 @@
                 <w:color w:val="1A1D21"/>
                 <w:sz w:val="17"/>
               </w:rPr>
-              <w:t>27,754</w:t>
+              <w:t>25,989</w:t>
             </w:r>
           </w:p>
         </w:tc>
@@ -13754,7 +13131,7 @@
                 <w:color w:val="1A1D21"/>
                 <w:sz w:val="17"/>
               </w:rPr>
-              <w:t>27,237</w:t>
+              <w:t>27,895</w:t>
             </w:r>
           </w:p>
         </w:tc>
@@ -13810,7 +13187,7 @@
                 <w:color w:val="1A1D21"/>
                 <w:sz w:val="17"/>
               </w:rPr>
-              <w:t>-3,370</w:t>
+              <w:t>-914</w:t>
             </w:r>
           </w:p>
         </w:tc>
@@ -13828,7 +13205,7 @@
                 <w:color w:val="1A1D21"/>
                 <w:sz w:val="17"/>
               </w:rPr>
-              <w:t>-7,659</w:t>
+              <w:t>-3,588</w:t>
             </w:r>
           </w:p>
         </w:tc>
@@ -13846,7 +13223,7 @@
                 <w:color w:val="1A1D21"/>
                 <w:sz w:val="17"/>
               </w:rPr>
-              <w:t>-11,199</w:t>
+              <w:t>-6,551</w:t>
             </w:r>
           </w:p>
         </w:tc>
@@ -13864,7 +13241,7 @@
                 <w:color w:val="1A1D21"/>
                 <w:sz w:val="17"/>
               </w:rPr>
-              <w:t>-13,635</w:t>
+              <w:t>-9,423</w:t>
             </w:r>
           </w:p>
         </w:tc>
@@ -13902,7 +13279,7 @@
                 <w:color w:val="1A1D21"/>
                 <w:sz w:val="17"/>
               </w:rPr>
-              <w:t>24,855</w:t>
+              <w:t>26,858</w:t>
             </w:r>
           </w:p>
         </w:tc>
@@ -13920,7 +13297,7 @@
                 <w:color w:val="1A1D21"/>
                 <w:sz w:val="17"/>
               </w:rPr>
-              <w:t>32,743</w:t>
+              <w:t>32,624</w:t>
             </w:r>
           </w:p>
         </w:tc>
@@ -13938,7 +13315,7 @@
                 <w:color w:val="1A1D21"/>
                 <w:sz w:val="17"/>
               </w:rPr>
-              <w:t>36,210</w:t>
+              <w:t>36,356</w:t>
             </w:r>
           </w:p>
         </w:tc>
@@ -13956,7 +13333,7 @@
                 <w:color w:val="1A1D21"/>
                 <w:sz w:val="17"/>
               </w:rPr>
-              <w:t>37,359</w:t>
+              <w:t>38,927</w:t>
             </w:r>
           </w:p>
         </w:tc>
@@ -13974,7 +13351,7 @@
                 <w:color w:val="1A1D21"/>
                 <w:sz w:val="17"/>
               </w:rPr>
-              <w:t>37,563</w:t>
+              <w:t>40,966</w:t>
             </w:r>
           </w:p>
         </w:tc>
@@ -14012,7 +13389,7 @@
                 <w:color w:val="1A1D21"/>
                 <w:sz w:val="17"/>
               </w:rPr>
-              <w:t>105,313</w:t>
+              <w:t>107,316</w:t>
             </w:r>
           </w:p>
         </w:tc>
@@ -14030,7 +13407,7 @@
                 <w:color w:val="1A1D21"/>
                 <w:sz w:val="17"/>
               </w:rPr>
-              <w:t>146,162</w:t>
+              <w:t>148,390</w:t>
             </w:r>
           </w:p>
         </w:tc>
@@ -14048,7 +13425,7 @@
                 <w:color w:val="1A1D21"/>
                 <w:sz w:val="17"/>
               </w:rPr>
-              <w:t>195,269</w:t>
+              <w:t>198,093</w:t>
             </w:r>
           </w:p>
         </w:tc>
@@ -14066,7 +13443,7 @@
                 <w:color w:val="1A1D21"/>
                 <w:sz w:val="17"/>
               </w:rPr>
-              <w:t>251,309</w:t>
+              <w:t>256,282</w:t>
             </w:r>
           </w:p>
         </w:tc>
@@ -14084,7 +13461,7 @@
                 <w:color w:val="1A1D21"/>
                 <w:sz w:val="17"/>
               </w:rPr>
-              <w:t>314,161</w:t>
+              <w:t>323,422</w:t>
             </w:r>
           </w:p>
         </w:tc>
@@ -14140,7 +13517,7 @@
                 <w:color w:val="1A1D21"/>
                 <w:sz w:val="17"/>
               </w:rPr>
-              <w:t>150,830</w:t>
+              <w:t>148,374</w:t>
             </w:r>
           </w:p>
         </w:tc>
@@ -14158,7 +13535,7 @@
                 <w:color w:val="1A1D21"/>
                 <w:sz w:val="17"/>
               </w:rPr>
-              <w:t>158,490</w:t>
+              <w:t>151,962</w:t>
             </w:r>
           </w:p>
         </w:tc>
@@ -14176,7 +13553,7 @@
                 <w:color w:val="1A1D21"/>
                 <w:sz w:val="17"/>
               </w:rPr>
-              <w:t>169,688</w:t>
+              <w:t>158,513</w:t>
             </w:r>
           </w:p>
         </w:tc>
@@ -14194,7 +13571,7 @@
                 <w:color w:val="1A1D21"/>
                 <w:sz w:val="17"/>
               </w:rPr>
-              <w:t>183,323</w:t>
+              <w:t>167,936</w:t>
             </w:r>
           </w:p>
         </w:tc>
@@ -14232,7 +13609,7 @@
                 <w:color w:val="1A1D21"/>
                 <w:sz w:val="17"/>
               </w:rPr>
-              <w:t>144,532</w:t>
+              <w:t>146,535</w:t>
             </w:r>
           </w:p>
         </w:tc>
@@ -14250,7 +13627,7 @@
                 <w:color w:val="1A1D21"/>
                 <w:sz w:val="17"/>
               </w:rPr>
-              <w:t>165,177</w:t>
+              <w:t>165,118</w:t>
             </w:r>
           </w:p>
         </w:tc>
@@ -14268,7 +13645,7 @@
                 <w:color w:val="1A1D21"/>
                 <w:sz w:val="17"/>
               </w:rPr>
-              <w:t>191,091</w:t>
+              <w:t>188,087</w:t>
             </w:r>
           </w:p>
         </w:tc>
@@ -14286,7 +13663,7 @@
                 <w:color w:val="1A1D21"/>
                 <w:sz w:val="17"/>
               </w:rPr>
-              <w:t>218,845</w:t>
+              <w:t>214,076</w:t>
             </w:r>
           </w:p>
         </w:tc>
@@ -14304,7 +13681,7 @@
                 <w:color w:val="1A1D21"/>
                 <w:sz w:val="17"/>
               </w:rPr>
-              <w:t>246,082</w:t>
+              <w:t>241,971</w:t>
             </w:r>
           </w:p>
         </w:tc>
@@ -14360,7 +13737,7 @@
                 <w:color w:val="1A1D21"/>
                 <w:sz w:val="17"/>
               </w:rPr>
-              <w:t>112,108</w:t>
+              <w:t>112,030</w:t>
             </w:r>
           </w:p>
         </w:tc>
@@ -14378,7 +13755,7 @@
                 <w:color w:val="1A1D21"/>
                 <w:sz w:val="17"/>
               </w:rPr>
-              <w:t>127,272</w:t>
+              <w:t>126,950</w:t>
             </w:r>
           </w:p>
         </w:tc>
@@ -14396,7 +13773,7 @@
                 <w:color w:val="1A1D21"/>
                 <w:sz w:val="17"/>
               </w:rPr>
-              <w:t>146,701</w:t>
+              <w:t>146,043</w:t>
             </w:r>
           </w:p>
         </w:tc>
@@ -14414,7 +13791,7 @@
                 <w:color w:val="1A1D21"/>
                 <w:sz w:val="17"/>
               </w:rPr>
-              <w:t>170,977</w:t>
+              <w:t>170,052</w:t>
             </w:r>
           </w:p>
         </w:tc>
@@ -14452,7 +13829,7 @@
                 <w:color w:val="1A1D21"/>
                 <w:sz w:val="17"/>
               </w:rPr>
-              <w:t>507,759</w:t>
+              <w:t>509,762</w:t>
             </w:r>
           </w:p>
         </w:tc>
@@ -14470,7 +13847,7 @@
                 <w:color w:val="1A1D21"/>
                 <w:sz w:val="17"/>
               </w:rPr>
-              <w:t>553,614</w:t>
+              <w:t>553,386</w:t>
             </w:r>
           </w:p>
         </w:tc>
@@ -14488,7 +13865,7 @@
                 <w:color w:val="1A1D21"/>
                 <w:sz w:val="17"/>
               </w:rPr>
-              <w:t>612,568</w:t>
+              <w:t>608,864</w:t>
             </w:r>
           </w:p>
         </w:tc>
@@ -14506,7 +13883,7 @@
                 <w:color w:val="1A1D21"/>
                 <w:sz w:val="17"/>
               </w:rPr>
-              <w:t>682,657</w:t>
+              <w:t>676,455</w:t>
             </w:r>
           </w:p>
         </w:tc>
@@ -14524,7 +13901,7 @@
                 <w:color w:val="1A1D21"/>
                 <w:sz w:val="17"/>
               </w:rPr>
-              <w:t>762,791</w:t>
+              <w:t>756,665</w:t>
             </w:r>
           </w:p>
         </w:tc>
@@ -14562,7 +13939,7 @@
                 <w:color w:val="1A1D21"/>
                 <w:sz w:val="17"/>
               </w:rPr>
-              <w:t>321,114</w:t>
+              <w:t>323,116</w:t>
             </w:r>
           </w:p>
         </w:tc>
@@ -14580,7 +13957,7 @@
                 <w:color w:val="1A1D21"/>
                 <w:sz w:val="17"/>
               </w:rPr>
-              <w:t>341,758</w:t>
+              <w:t>341,699</w:t>
             </w:r>
           </w:p>
         </w:tc>
@@ -14598,7 +13975,7 @@
                 <w:color w:val="1A1D21"/>
                 <w:sz w:val="17"/>
               </w:rPr>
-              <w:t>367,672</w:t>
+              <w:t>364,668</w:t>
             </w:r>
           </w:p>
         </w:tc>
@@ -14616,7 +13993,7 @@
                 <w:color w:val="1A1D21"/>
                 <w:sz w:val="17"/>
               </w:rPr>
-              <w:t>395,426</w:t>
+              <w:t>390,657</w:t>
             </w:r>
           </w:p>
         </w:tc>
@@ -14634,7 +14011,7 @@
                 <w:color w:val="1A1D21"/>
                 <w:sz w:val="17"/>
               </w:rPr>
-              <w:t>422,663</w:t>
+              <w:t>418,552</w:t>
             </w:r>
           </w:p>
         </w:tc>
@@ -14690,7 +14067,7 @@
                 <w:color w:val="1A1D21"/>
                 <w:sz w:val="17"/>
               </w:rPr>
-              <w:t>211,856</w:t>
+              <w:t>211,686</w:t>
             </w:r>
           </w:p>
         </w:tc>
@@ -14708,7 +14085,7 @@
                 <w:color w:val="1A1D21"/>
                 <w:sz w:val="17"/>
               </w:rPr>
-              <w:t>244,897</w:t>
+              <w:t>244,196</w:t>
             </w:r>
           </w:p>
         </w:tc>
@@ -14726,7 +14103,7 @@
                 <w:color w:val="1A1D21"/>
                 <w:sz w:val="17"/>
               </w:rPr>
-              <w:t>287,231</w:t>
+              <w:t>285,798</w:t>
             </w:r>
           </w:p>
         </w:tc>
@@ -14744,7 +14121,7 @@
                 <w:color w:val="1A1D21"/>
                 <w:sz w:val="17"/>
               </w:rPr>
-              <w:t>340,128</w:t>
+              <w:t>338,113</w:t>
             </w:r>
           </w:p>
         </w:tc>
@@ -14782,7 +14159,7 @@
                 <w:color w:val="1A1D21"/>
                 <w:sz w:val="17"/>
               </w:rPr>
-              <w:t>-0.00</w:t>
+              <w:t>0.00</w:t>
             </w:r>
           </w:p>
         </w:tc>
@@ -14800,7 +14177,7 @@
                 <w:color w:val="1A1D21"/>
                 <w:sz w:val="17"/>
               </w:rPr>
-              <w:t>-0.00</w:t>
+              <w:t>0.00</w:t>
             </w:r>
           </w:p>
         </w:tc>
@@ -14818,7 +14195,7 @@
                 <w:color w:val="1A1D21"/>
                 <w:sz w:val="17"/>
               </w:rPr>
-              <w:t>-0.00</w:t>
+              <w:t>0.00</w:t>
             </w:r>
           </w:p>
         </w:tc>
@@ -14836,7 +14213,7 @@
                 <w:color w:val="1A1D21"/>
                 <w:sz w:val="17"/>
               </w:rPr>
-              <w:t>-0.00</w:t>
+              <w:t>0.00</w:t>
             </w:r>
           </w:p>
         </w:tc>

--- a/engine/tmgh_study/TMGH_Valuation_Study_01-09-2026.docx
+++ b/engine/tmgh_study/TMGH_Valuation_Study_01-09-2026.docx
@@ -157,7 +157,7 @@
           <w:color w:val="1A1D21"/>
           <w:sz w:val="23"/>
         </w:rPr>
-        <w:t>On the method used here, Talaat Moustafa Group Holding is worth between EGP 46.67 and EGP 62.91 a share. The shares last traded at EGP 97.80.</w:t>
+        <w:t>On the method used here, Talaat Moustafa Group Holding is worth between EGP 43.94 and EGP 69.95 a share. The shares last traded at EGP 97.80.</w:t>
       </w:r>
     </w:p>
     <w:p>
@@ -185,7 +185,7 @@
           <w:color w:val="1A1D21"/>
           <w:sz w:val="20"/>
         </w:rPr>
-        <w:t>Run the same model backwards and ask what discount rate would reproduce the traded price, and the answer is 22.4% to 23.7%. That is close to what the Egyptian government itself pays to borrow for ten years, and it is well below the 35.79% this study uses. The gap is the disagreement, and it is reported rather than resolved.</w:t>
+        <w:t>Run the same model backwards and ask what discount rate would reproduce the traded price, and the answer is 29.1% to 26.5%. That is close to what the Egyptian government itself pays to borrow for ten years, and it is well below the 35.79% this study uses. The gap is the disagreement, and it is reported rather than resolved.</w:t>
       </w:r>
     </w:p>
     <w:p>
@@ -419,7 +419,7 @@
                 <w:color w:val="1A1D21"/>
                 <w:sz w:val="17"/>
               </w:rPr>
-              <w:t>103,490</w:t>
+              <w:t>78,903</w:t>
             </w:r>
           </w:p>
         </w:tc>
@@ -437,7 +437,7 @@
                 <w:color w:val="1A1D21"/>
                 <w:sz w:val="17"/>
               </w:rPr>
-              <w:t>115,131</w:t>
+              <w:t>90,544</w:t>
             </w:r>
           </w:p>
         </w:tc>
@@ -455,7 +455,7 @@
                 <w:color w:val="1A1D21"/>
                 <w:sz w:val="17"/>
               </w:rPr>
-              <w:t>55.87</w:t>
+              <w:t>43.94</w:t>
             </w:r>
           </w:p>
         </w:tc>
@@ -473,7 +473,7 @@
                 <w:color w:val="1A1D21"/>
                 <w:sz w:val="17"/>
               </w:rPr>
-              <w:t>50.72</w:t>
+              <w:t>44.19</w:t>
             </w:r>
           </w:p>
         </w:tc>
@@ -529,7 +529,7 @@
                 <w:color w:val="1A1D21"/>
                 <w:sz w:val="17"/>
               </w:rPr>
-              <w:t>88,256</w:t>
+              <w:t>99,795</w:t>
             </w:r>
           </w:p>
         </w:tc>
@@ -547,7 +547,7 @@
                 <w:color w:val="1A1D21"/>
                 <w:sz w:val="17"/>
               </w:rPr>
-              <w:t>99,897</w:t>
+              <w:t>111,436</w:t>
             </w:r>
           </w:p>
         </w:tc>
@@ -565,7 +565,7 @@
                 <w:color w:val="1A1D21"/>
                 <w:sz w:val="17"/>
               </w:rPr>
-              <w:t>48.48</w:t>
+              <w:t>54.08</w:t>
             </w:r>
           </w:p>
         </w:tc>
@@ -583,7 +583,7 @@
                 <w:color w:val="1A1D21"/>
                 <w:sz w:val="17"/>
               </w:rPr>
-              <w:t>46.67</w:t>
+              <w:t>49.74</w:t>
             </w:r>
           </w:p>
         </w:tc>
@@ -639,7 +639,7 @@
                 <w:color w:val="1A1D21"/>
                 <w:sz w:val="17"/>
               </w:rPr>
-              <w:t>117,987</w:t>
+              <w:t>100,442</w:t>
             </w:r>
           </w:p>
         </w:tc>
@@ -657,7 +657,7 @@
                 <w:color w:val="1A1D21"/>
                 <w:sz w:val="17"/>
               </w:rPr>
-              <w:t>129,628</w:t>
+              <w:t>112,083</w:t>
             </w:r>
           </w:p>
         </w:tc>
@@ -675,7 +675,7 @@
                 <w:color w:val="1A1D21"/>
                 <w:sz w:val="17"/>
               </w:rPr>
-              <w:t>62.91</w:t>
+              <w:t>54.39</w:t>
             </w:r>
           </w:p>
         </w:tc>
@@ -693,7 +693,7 @@
                 <w:color w:val="1A1D21"/>
                 <w:sz w:val="17"/>
               </w:rPr>
-              <w:t>54.58</w:t>
+              <w:t>49.91</w:t>
             </w:r>
           </w:p>
         </w:tc>
@@ -749,7 +749,7 @@
                 <w:color w:val="1A1D21"/>
                 <w:sz w:val="17"/>
               </w:rPr>
-              <w:t>101,233</w:t>
+              <w:t>132,506</w:t>
             </w:r>
           </w:p>
         </w:tc>
@@ -767,7 +767,7 @@
                 <w:color w:val="1A1D21"/>
                 <w:sz w:val="17"/>
               </w:rPr>
-              <w:t>112,874</w:t>
+              <w:t>144,147</w:t>
             </w:r>
           </w:p>
         </w:tc>
@@ -785,7 +785,7 @@
                 <w:color w:val="1A1D21"/>
                 <w:sz w:val="17"/>
               </w:rPr>
-              <w:t>54.78</w:t>
+              <w:t>69.95</w:t>
             </w:r>
           </w:p>
         </w:tc>
@@ -803,7 +803,7 @@
                 <w:color w:val="1A1D21"/>
                 <w:sz w:val="17"/>
               </w:rPr>
-              <w:t>50.12</w:t>
+              <w:t>58.44</w:t>
             </w:r>
           </w:p>
         </w:tc>
@@ -1686,7 +1686,7 @@
                 <w:color w:val="1A1D21"/>
                 <w:sz w:val="17"/>
               </w:rPr>
-              <w:t>89,120</w:t>
+              <w:t>96,869</w:t>
             </w:r>
           </w:p>
         </w:tc>
@@ -1704,7 +1704,7 @@
                 <w:color w:val="1A1D21"/>
                 <w:sz w:val="17"/>
               </w:rPr>
-              <w:t>100,930</w:t>
+              <w:t>116,567</w:t>
             </w:r>
           </w:p>
         </w:tc>
@@ -1722,7 +1722,7 @@
                 <w:color w:val="1A1D21"/>
                 <w:sz w:val="17"/>
               </w:rPr>
-              <w:t>115,688</w:t>
+              <w:t>140,276</w:t>
             </w:r>
           </w:p>
         </w:tc>
@@ -1740,7 +1740,7 @@
                 <w:color w:val="1A1D21"/>
                 <w:sz w:val="17"/>
               </w:rPr>
-              <w:t>133,318</w:t>
+              <w:t>168,815</w:t>
             </w:r>
           </w:p>
         </w:tc>
@@ -1796,7 +1796,7 @@
                 <w:color w:val="1A1D21"/>
                 <w:sz w:val="17"/>
               </w:rPr>
-              <w:t>-60,538</w:t>
+              <w:t>-66,228</w:t>
             </w:r>
           </w:p>
         </w:tc>
@@ -1814,7 +1814,7 @@
                 <w:color w:val="1A1D21"/>
                 <w:sz w:val="17"/>
               </w:rPr>
-              <w:t>-68,213</w:t>
+              <w:t>-79,694</w:t>
             </w:r>
           </w:p>
         </w:tc>
@@ -1832,7 +1832,7 @@
                 <w:color w:val="1A1D21"/>
                 <w:sz w:val="17"/>
               </w:rPr>
-              <w:t>-77,850</w:t>
+              <w:t>-95,903</w:t>
             </w:r>
           </w:p>
         </w:tc>
@@ -1850,7 +1850,7 @@
                 <w:color w:val="1A1D21"/>
                 <w:sz w:val="17"/>
               </w:rPr>
-              <w:t>-89,350</w:t>
+              <w:t>-115,412</w:t>
             </w:r>
           </w:p>
         </w:tc>
@@ -1906,7 +1906,7 @@
                 <w:color w:val="1A1D21"/>
                 <w:sz w:val="17"/>
               </w:rPr>
-              <w:t>28,581</w:t>
+              <w:t>30,641</w:t>
             </w:r>
           </w:p>
         </w:tc>
@@ -1924,7 +1924,7 @@
                 <w:color w:val="1A1D21"/>
                 <w:sz w:val="17"/>
               </w:rPr>
-              <w:t>32,716</w:t>
+              <w:t>36,873</w:t>
             </w:r>
           </w:p>
         </w:tc>
@@ -1942,7 +1942,7 @@
                 <w:color w:val="1A1D21"/>
                 <w:sz w:val="17"/>
               </w:rPr>
-              <w:t>37,838</w:t>
+              <w:t>44,374</w:t>
             </w:r>
           </w:p>
         </w:tc>
@@ -1960,7 +1960,7 @@
                 <w:color w:val="1A1D21"/>
                 <w:sz w:val="17"/>
               </w:rPr>
-              <w:t>43,968</w:t>
+              <w:t>53,402</w:t>
             </w:r>
           </w:p>
         </w:tc>
@@ -2016,7 +2016,7 @@
                 <w:color w:val="1A1D21"/>
                 <w:sz w:val="17"/>
               </w:rPr>
-              <w:t>32.1%</w:t>
+              <w:t>31.6%</w:t>
             </w:r>
           </w:p>
         </w:tc>
@@ -2034,7 +2034,7 @@
                 <w:color w:val="1A1D21"/>
                 <w:sz w:val="17"/>
               </w:rPr>
-              <w:t>32.4%</w:t>
+              <w:t>31.6%</w:t>
             </w:r>
           </w:p>
         </w:tc>
@@ -2052,7 +2052,7 @@
                 <w:color w:val="1A1D21"/>
                 <w:sz w:val="17"/>
               </w:rPr>
-              <w:t>32.7%</w:t>
+              <w:t>31.6%</w:t>
             </w:r>
           </w:p>
         </w:tc>
@@ -2070,7 +2070,7 @@
                 <w:color w:val="1A1D21"/>
                 <w:sz w:val="17"/>
               </w:rPr>
-              <w:t>33.0%</w:t>
+              <w:t>31.6%</w:t>
             </w:r>
           </w:p>
         </w:tc>
@@ -2126,7 +2126,7 @@
                 <w:color w:val="1A1D21"/>
                 <w:sz w:val="17"/>
               </w:rPr>
-              <w:t>-6,017</w:t>
+              <w:t>-6,540</w:t>
             </w:r>
           </w:p>
         </w:tc>
@@ -2144,7 +2144,7 @@
                 <w:color w:val="1A1D21"/>
                 <w:sz w:val="17"/>
               </w:rPr>
-              <w:t>-6,814</w:t>
+              <w:t>-7,870</w:t>
             </w:r>
           </w:p>
         </w:tc>
@@ -2162,7 +2162,7 @@
                 <w:color w:val="1A1D21"/>
                 <w:sz w:val="17"/>
               </w:rPr>
-              <w:t>-7,810</w:t>
+              <w:t>-9,470</w:t>
             </w:r>
           </w:p>
         </w:tc>
@@ -2180,7 +2180,7 @@
                 <w:color w:val="1A1D21"/>
                 <w:sz w:val="17"/>
               </w:rPr>
-              <w:t>-9,000</w:t>
+              <w:t>-11,397</w:t>
             </w:r>
           </w:p>
         </w:tc>
@@ -2346,7 +2346,7 @@
                 <w:color w:val="1A1D21"/>
                 <w:sz w:val="17"/>
               </w:rPr>
-              <w:t>21,408</w:t>
+              <w:t>22,944</w:t>
             </w:r>
           </w:p>
         </w:tc>
@@ -2364,7 +2364,7 @@
                 <w:color w:val="1A1D21"/>
                 <w:sz w:val="17"/>
               </w:rPr>
-              <w:t>24,726</w:t>
+              <w:t>27,827</w:t>
             </w:r>
           </w:p>
         </w:tc>
@@ -2382,7 +2382,7 @@
                 <w:color w:val="1A1D21"/>
                 <w:sz w:val="17"/>
               </w:rPr>
-              <w:t>28,825</w:t>
+              <w:t>33,701</w:t>
             </w:r>
           </w:p>
         </w:tc>
@@ -2400,7 +2400,7 @@
                 <w:color w:val="1A1D21"/>
                 <w:sz w:val="17"/>
               </w:rPr>
-              <w:t>33,730</w:t>
+              <w:t>40,769</w:t>
             </w:r>
           </w:p>
         </w:tc>
@@ -2456,7 +2456,7 @@
                 <w:color w:val="1A1D21"/>
                 <w:sz w:val="17"/>
               </w:rPr>
-              <w:t>-4,817</w:t>
+              <w:t>-5,163</w:t>
             </w:r>
           </w:p>
         </w:tc>
@@ -2474,7 +2474,7 @@
                 <w:color w:val="1A1D21"/>
                 <w:sz w:val="17"/>
               </w:rPr>
-              <w:t>-5,563</w:t>
+              <w:t>-6,261</w:t>
             </w:r>
           </w:p>
         </w:tc>
@@ -2492,7 +2492,7 @@
                 <w:color w:val="1A1D21"/>
                 <w:sz w:val="17"/>
               </w:rPr>
-              <w:t>-6,486</w:t>
+              <w:t>-7,583</w:t>
             </w:r>
           </w:p>
         </w:tc>
@@ -2510,7 +2510,7 @@
                 <w:color w:val="1A1D21"/>
                 <w:sz w:val="17"/>
               </w:rPr>
-              <w:t>-7,589</w:t>
+              <w:t>-9,173</w:t>
             </w:r>
           </w:p>
         </w:tc>
@@ -2566,7 +2566,7 @@
                 <w:color w:val="1A1D21"/>
                 <w:sz w:val="17"/>
               </w:rPr>
-              <w:t>16,591</w:t>
+              <w:t>17,782</w:t>
             </w:r>
           </w:p>
         </w:tc>
@@ -2584,7 +2584,7 @@
                 <w:color w:val="1A1D21"/>
                 <w:sz w:val="17"/>
               </w:rPr>
-              <w:t>19,163</w:t>
+              <w:t>21,566</w:t>
             </w:r>
           </w:p>
         </w:tc>
@@ -2602,7 +2602,7 @@
                 <w:color w:val="1A1D21"/>
                 <w:sz w:val="17"/>
               </w:rPr>
-              <w:t>22,340</w:t>
+              <w:t>26,118</w:t>
             </w:r>
           </w:p>
         </w:tc>
@@ -2620,7 +2620,7 @@
                 <w:color w:val="1A1D21"/>
                 <w:sz w:val="17"/>
               </w:rPr>
-              <w:t>26,141</w:t>
+              <w:t>31,596</w:t>
             </w:r>
           </w:p>
         </w:tc>
@@ -2896,7 +2896,7 @@
                 <w:color w:val="1A1D21"/>
                 <w:sz w:val="17"/>
               </w:rPr>
-              <w:t>-914</w:t>
+              <w:t>-6,604</w:t>
             </w:r>
           </w:p>
         </w:tc>
@@ -2914,7 +2914,7 @@
                 <w:color w:val="1A1D21"/>
                 <w:sz w:val="17"/>
               </w:rPr>
-              <w:t>-3,588</w:t>
+              <w:t>-13,646</w:t>
             </w:r>
           </w:p>
         </w:tc>
@@ -2932,7 +2932,7 @@
                 <w:color w:val="1A1D21"/>
                 <w:sz w:val="17"/>
               </w:rPr>
-              <w:t>-6,551</w:t>
+              <w:t>-20,667</w:t>
             </w:r>
           </w:p>
         </w:tc>
@@ -2950,7 +2950,7 @@
                 <w:color w:val="1A1D21"/>
                 <w:sz w:val="17"/>
               </w:rPr>
-              <w:t>-9,423</w:t>
+              <w:t>-28,019</w:t>
             </w:r>
           </w:p>
         </w:tc>
@@ -2988,7 +2988,7 @@
                 <w:color w:val="1A1D21"/>
                 <w:sz w:val="17"/>
               </w:rPr>
-              <w:t>12,542</w:t>
+              <w:t>-772</w:t>
             </w:r>
           </w:p>
         </w:tc>
@@ -3006,7 +3006,7 @@
                 <w:color w:val="1A1D21"/>
                 <w:sz w:val="17"/>
               </w:rPr>
-              <w:t>18,583</w:t>
+              <w:t>5,966</w:t>
             </w:r>
           </w:p>
         </w:tc>
@@ -3024,7 +3024,7 @@
                 <w:color w:val="1A1D21"/>
                 <w:sz w:val="17"/>
               </w:rPr>
-              <w:t>22,969</w:t>
+              <w:t>12,329</w:t>
             </w:r>
           </w:p>
         </w:tc>
@@ -3042,7 +3042,7 @@
                 <w:color w:val="1A1D21"/>
                 <w:sz w:val="17"/>
               </w:rPr>
-              <w:t>25,989</w:t>
+              <w:t>18,672</w:t>
             </w:r>
           </w:p>
         </w:tc>
@@ -3060,7 +3060,7 @@
                 <w:color w:val="1A1D21"/>
                 <w:sz w:val="17"/>
               </w:rPr>
-              <w:t>27,895</w:t>
+              <w:t>25,314</w:t>
             </w:r>
           </w:p>
         </w:tc>
@@ -3098,7 +3098,7 @@
                 <w:color w:val="1A1D21"/>
                 <w:sz w:val="17"/>
               </w:rPr>
-              <w:t>26,858</w:t>
+              <w:t>13,543</w:t>
             </w:r>
           </w:p>
         </w:tc>
@@ -3116,7 +3116,7 @@
                 <w:color w:val="1A1D21"/>
                 <w:sz w:val="17"/>
               </w:rPr>
-              <w:t>32,624</w:t>
+              <w:t>15,508</w:t>
             </w:r>
           </w:p>
         </w:tc>
@@ -3134,7 +3134,7 @@
                 <w:color w:val="1A1D21"/>
                 <w:sz w:val="17"/>
               </w:rPr>
-              <w:t>36,356</w:t>
+              <w:t>18,060</w:t>
             </w:r>
           </w:p>
         </w:tc>
@@ -3152,7 +3152,7 @@
                 <w:color w:val="1A1D21"/>
                 <w:sz w:val="17"/>
               </w:rPr>
-              <w:t>38,927</w:t>
+              <w:t>21,272</w:t>
             </w:r>
           </w:p>
         </w:tc>
@@ -3170,7 +3170,7 @@
                 <w:color w:val="1A1D21"/>
                 <w:sz w:val="17"/>
               </w:rPr>
-              <w:t>40,966</w:t>
+              <w:t>25,244</w:t>
             </w:r>
           </w:p>
         </w:tc>
@@ -3318,7 +3318,7 @@
                 <w:color w:val="1A1D21"/>
                 <w:sz w:val="17"/>
               </w:rPr>
-              <w:t>19,778</w:t>
+              <w:t>9,973</w:t>
             </w:r>
           </w:p>
         </w:tc>
@@ -3336,7 +3336,7 @@
                 <w:color w:val="1A1D21"/>
                 <w:sz w:val="17"/>
               </w:rPr>
-              <w:t>17,692</w:t>
+              <w:t>8,410</w:t>
             </w:r>
           </w:p>
         </w:tc>
@@ -3354,7 +3354,7 @@
                 <w:color w:val="1A1D21"/>
                 <w:sz w:val="17"/>
               </w:rPr>
-              <w:t>14,519</w:t>
+              <w:t>7,212</w:t>
             </w:r>
           </w:p>
         </w:tc>
@@ -3372,7 +3372,7 @@
                 <w:color w:val="1A1D21"/>
                 <w:sz w:val="17"/>
               </w:rPr>
-              <w:t>11,448</w:t>
+              <w:t>6,256</w:t>
             </w:r>
           </w:p>
         </w:tc>
@@ -3390,7 +3390,7 @@
                 <w:color w:val="1A1D21"/>
                 <w:sz w:val="17"/>
               </w:rPr>
-              <w:t>8,872</w:t>
+              <w:t>5,467</w:t>
             </w:r>
           </w:p>
         </w:tc>
@@ -3507,7 +3507,7 @@
                 <w:color w:val="1A1D21"/>
                 <w:sz w:val="17"/>
               </w:rPr>
-              <w:t>94,534</w:t>
+              <w:t>72,256</w:t>
             </w:r>
           </w:p>
         </w:tc>
@@ -3545,7 +3545,7 @@
                 <w:color w:val="1A1D21"/>
                 <w:sz w:val="17"/>
               </w:rPr>
-              <w:t>989</w:t>
+              <w:t>0</w:t>
             </w:r>
           </w:p>
         </w:tc>
@@ -3583,7 +3583,7 @@
                 <w:color w:val="1A1D21"/>
                 <w:sz w:val="17"/>
               </w:rPr>
-              <w:t>7,968</w:t>
+              <w:t>6,647</w:t>
             </w:r>
           </w:p>
         </w:tc>
@@ -3621,7 +3621,7 @@
                 <w:color w:val="1A1D21"/>
                 <w:sz w:val="17"/>
               </w:rPr>
-              <w:t>103,490</w:t>
+              <w:t>78,903</w:t>
             </w:r>
           </w:p>
         </w:tc>
@@ -3849,7 +3849,7 @@
                 <w:color w:val="1A1D21"/>
                 <w:sz w:val="17"/>
               </w:rPr>
-              <w:t>190,784</w:t>
+              <w:t>166,197</w:t>
             </w:r>
           </w:p>
         </w:tc>
@@ -3925,7 +3925,7 @@
                 <w:color w:val="1A1D21"/>
                 <w:sz w:val="17"/>
               </w:rPr>
-              <w:t>115,131</w:t>
+              <w:t>90,544</w:t>
             </w:r>
           </w:p>
         </w:tc>
@@ -4001,7 +4001,7 @@
                 <w:color w:val="1A1D21"/>
                 <w:sz w:val="17"/>
               </w:rPr>
-              <w:t>55.87</w:t>
+              <w:t>43.94</w:t>
             </w:r>
           </w:p>
         </w:tc>
@@ -6349,7 +6349,7 @@
                 <w:color w:val="1A1D21"/>
                 <w:sz w:val="17"/>
               </w:rPr>
-              <w:t>46.42</w:t>
+              <w:t>43.94</w:t>
             </w:r>
           </w:p>
         </w:tc>
@@ -6387,7 +6387,7 @@
                 <w:color w:val="1A1D21"/>
                 <w:sz w:val="17"/>
               </w:rPr>
-              <w:t>50.65</w:t>
+              <w:t>43.94</w:t>
             </w:r>
           </w:p>
         </w:tc>
@@ -6425,7 +6425,7 @@
                 <w:color w:val="1A1D21"/>
                 <w:sz w:val="17"/>
               </w:rPr>
-              <w:t>53.64</w:t>
+              <w:t>43.94</w:t>
             </w:r>
           </w:p>
         </w:tc>
@@ -6463,7 +6463,7 @@
                 <w:color w:val="1A1D21"/>
                 <w:sz w:val="17"/>
               </w:rPr>
-              <w:t>55.87</w:t>
+              <w:t>43.94</w:t>
             </w:r>
           </w:p>
         </w:tc>
@@ -6501,7 +6501,7 @@
                 <w:color w:val="1A1D21"/>
                 <w:sz w:val="17"/>
               </w:rPr>
-              <w:t>57.60</w:t>
+              <w:t>43.94</w:t>
             </w:r>
           </w:p>
         </w:tc>
@@ -6539,7 +6539,7 @@
                 <w:color w:val="1A1D21"/>
                 <w:sz w:val="17"/>
               </w:rPr>
-              <w:t>60.11</w:t>
+              <w:t>43.94</w:t>
             </w:r>
           </w:p>
         </w:tc>
@@ -6598,7 +6598,7 @@
           <w:color w:val="1A1D21"/>
           <w:sz w:val="20"/>
         </w:rPr>
-        <w:t>Here is the part that is not obvious. Faster conversion is worth LESS, not more. A developer that accelerates handovers has to build before it collects, and at a discount rate near 36% that investment does not pay back inside the window. The slower reading is worth EGP 55.87 a share and the faster one EGP 48.48. Both are published, and a reader who believes in the build-out should note that believing in it does not make the shares cheaper.</w:t>
+        <w:t>Here is the part that is not obvious. Faster conversion is worth LESS, not more. A developer that accelerates handovers has to build before it collects, and at a discount rate near 36% that investment does not pay back inside the window. The slower reading is worth EGP 43.94 a share and the faster one EGP 54.08. Both are published, and a reader who believes in the build-out should note that believing in it does not make the shares cheaper.</w:t>
       </w:r>
     </w:p>
     <w:p>
@@ -7386,7 +7386,7 @@
                 <w:color w:val="1A1D21"/>
                 <w:sz w:val="17"/>
               </w:rPr>
-              <w:t>18.00%</w:t>
+              <w:t>24.00%</w:t>
             </w:r>
           </w:p>
         </w:tc>
@@ -7404,7 +7404,7 @@
                 <w:color w:val="1A1D21"/>
                 <w:sz w:val="17"/>
               </w:rPr>
-              <w:t>201.60</w:t>
+              <w:t>156.08</w:t>
             </w:r>
           </w:p>
         </w:tc>
@@ -7422,7 +7422,7 @@
                 <w:color w:val="1A1D21"/>
                 <w:sz w:val="17"/>
               </w:rPr>
-              <w:t>190.00</w:t>
+              <w:t>237.82</w:t>
             </w:r>
           </w:p>
         </w:tc>
@@ -7440,7 +7440,7 @@
                 <w:color w:val="1A1D21"/>
                 <w:sz w:val="17"/>
               </w:rPr>
-              <w:t>106%</w:t>
+              <w:t>60%</w:t>
             </w:r>
           </w:p>
         </w:tc>
@@ -7460,7 +7460,7 @@
                 <w:color w:val="1A1D21"/>
                 <w:sz w:val="17"/>
               </w:rPr>
-              <w:t>22.00%</w:t>
+              <w:t>26.00%</w:t>
             </w:r>
           </w:p>
         </w:tc>
@@ -7478,7 +7478,7 @@
                 <w:color w:val="1A1D21"/>
                 <w:sz w:val="17"/>
               </w:rPr>
-              <w:t>112.68</w:t>
+              <w:t>105.91</w:t>
             </w:r>
           </w:p>
         </w:tc>
@@ -7496,7 +7496,7 @@
                 <w:color w:val="1A1D21"/>
                 <w:sz w:val="17"/>
               </w:rPr>
-              <w:t>102.00</w:t>
+              <w:t>153.41</w:t>
             </w:r>
           </w:p>
         </w:tc>
@@ -7514,7 +7514,7 @@
                 <w:color w:val="1A1D21"/>
                 <w:sz w:val="17"/>
               </w:rPr>
-              <w:t>15%</w:t>
+              <w:t>8%</w:t>
             </w:r>
           </w:p>
         </w:tc>
@@ -7534,7 +7534,7 @@
                 <w:color w:val="1A1D21"/>
                 <w:sz w:val="17"/>
               </w:rPr>
-              <w:t>26.00%</w:t>
+              <w:t>28.00%</w:t>
             </w:r>
           </w:p>
         </w:tc>
@@ -7552,7 +7552,7 @@
                 <w:color w:val="1A1D21"/>
                 <w:sz w:val="17"/>
               </w:rPr>
-              <w:t>84.40</w:t>
+              <w:t>80.87</w:t>
             </w:r>
           </w:p>
         </w:tc>
@@ -7570,7 +7570,7 @@
                 <w:color w:val="1A1D21"/>
                 <w:sz w:val="17"/>
               </w:rPr>
-              <w:t>74.73</w:t>
+              <w:t>112.15</w:t>
             </w:r>
           </w:p>
         </w:tc>
@@ -7588,7 +7588,7 @@
                 <w:color w:val="1A1D21"/>
                 <w:sz w:val="17"/>
               </w:rPr>
-              <w:t>-14%</w:t>
+              <w:t>-17%</w:t>
             </w:r>
           </w:p>
         </w:tc>
@@ -7608,7 +7608,7 @@
                 <w:color w:val="1A1D21"/>
                 <w:sz w:val="17"/>
               </w:rPr>
-              <w:t>30.00%</w:t>
+              <w:t>31.57%</w:t>
             </w:r>
           </w:p>
         </w:tc>
@@ -7626,7 +7626,7 @@
                 <w:color w:val="1A1D21"/>
                 <w:sz w:val="17"/>
               </w:rPr>
-              <w:t>69.21</w:t>
+              <w:t>57.76</w:t>
             </w:r>
           </w:p>
         </w:tc>
@@ -7644,7 +7644,7 @@
                 <w:color w:val="1A1D21"/>
                 <w:sz w:val="17"/>
               </w:rPr>
-              <w:t>60.53</w:t>
+              <w:t>75.18</w:t>
             </w:r>
           </w:p>
         </w:tc>
@@ -7662,7 +7662,7 @@
                 <w:color w:val="1A1D21"/>
                 <w:sz w:val="17"/>
               </w:rPr>
-              <w:t>-29%</w:t>
+              <w:t>-41%</w:t>
             </w:r>
           </w:p>
         </w:tc>
@@ -7700,7 +7700,7 @@
                 <w:color w:val="1A1D21"/>
                 <w:sz w:val="17"/>
               </w:rPr>
-              <w:t>62.92</w:t>
+              <w:t>54.41</w:t>
             </w:r>
           </w:p>
         </w:tc>
@@ -7718,7 +7718,7 @@
                 <w:color w:val="1A1D21"/>
                 <w:sz w:val="17"/>
               </w:rPr>
-              <w:t>54.79</w:t>
+              <w:t>69.98</w:t>
             </w:r>
           </w:p>
         </w:tc>
@@ -7736,7 +7736,7 @@
                 <w:color w:val="1A1D21"/>
                 <w:sz w:val="17"/>
               </w:rPr>
-              <w:t>-36%</w:t>
+              <w:t>-44%</w:t>
             </w:r>
           </w:p>
         </w:tc>
@@ -7774,7 +7774,7 @@
                 <w:color w:val="1A1D21"/>
                 <w:sz w:val="17"/>
               </w:rPr>
-              <w:t>55.88</w:t>
+              <w:t>43.95</w:t>
             </w:r>
           </w:p>
         </w:tc>
@@ -7792,7 +7792,7 @@
                 <w:color w:val="1A1D21"/>
                 <w:sz w:val="17"/>
               </w:rPr>
-              <w:t>48.48</w:t>
+              <w:t>54.09</w:t>
             </w:r>
           </w:p>
         </w:tc>
@@ -7810,7 +7810,7 @@
                 <w:color w:val="1A1D21"/>
                 <w:sz w:val="17"/>
               </w:rPr>
-              <w:t>-43%</w:t>
+              <w:t>-55%</w:t>
             </w:r>
           </w:p>
         </w:tc>
@@ -7848,7 +7848,7 @@
                 <w:color w:val="1A1D21"/>
                 <w:sz w:val="17"/>
               </w:rPr>
-              <w:t>49.35</w:t>
+              <w:t>35.99</w:t>
             </w:r>
           </w:p>
         </w:tc>
@@ -7866,7 +7866,7 @@
                 <w:color w:val="1A1D21"/>
                 <w:sz w:val="17"/>
               </w:rPr>
-              <w:t>42.77</w:t>
+              <w:t>42.51</w:t>
             </w:r>
           </w:p>
         </w:tc>
@@ -7884,7 +7884,7 @@
                 <w:color w:val="1A1D21"/>
                 <w:sz w:val="17"/>
               </w:rPr>
-              <w:t>-50%</w:t>
+              <w:t>-63%</w:t>
             </w:r>
           </w:p>
         </w:tc>
@@ -8944,7 +8944,7 @@
                 <w:color w:val="1A1D21"/>
                 <w:sz w:val="17"/>
               </w:rPr>
-              <w:t>48.48 – 62.91</w:t>
+              <w:t>43.94 – 69.95</w:t>
             </w:r>
           </w:p>
         </w:tc>
@@ -10030,7 +10030,7 @@
                 <w:color w:val="1A1D21"/>
                 <w:sz w:val="17"/>
               </w:rPr>
-              <w:t>51,455</w:t>
+              <w:t>59,205</w:t>
             </w:r>
           </w:p>
         </w:tc>
@@ -10048,7 +10048,7 @@
                 <w:color w:val="1A1D21"/>
                 <w:sz w:val="17"/>
               </w:rPr>
-              <w:t>55,408</w:t>
+              <w:t>71,046</w:t>
             </w:r>
           </w:p>
         </w:tc>
@@ -10066,7 +10066,7 @@
                 <w:color w:val="1A1D21"/>
                 <w:sz w:val="17"/>
               </w:rPr>
-              <w:t>60,666</w:t>
+              <w:t>85,255</w:t>
             </w:r>
           </w:p>
         </w:tc>
@@ -10084,7 +10084,7 @@
                 <w:color w:val="1A1D21"/>
                 <w:sz w:val="17"/>
               </w:rPr>
-              <w:t>66,809</w:t>
+              <w:t>102,306</w:t>
             </w:r>
           </w:p>
         </w:tc>
@@ -10522,7 +10522,7 @@
                 <w:color w:val="1A1D21"/>
                 <w:sz w:val="17"/>
               </w:rPr>
-              <w:t>28,581</w:t>
+              <w:t>30,641</w:t>
             </w:r>
           </w:p>
         </w:tc>
@@ -10540,7 +10540,7 @@
                 <w:color w:val="1A1D21"/>
                 <w:sz w:val="17"/>
               </w:rPr>
-              <w:t>32,716</w:t>
+              <w:t>36,873</w:t>
             </w:r>
           </w:p>
         </w:tc>
@@ -10558,7 +10558,7 @@
                 <w:color w:val="1A1D21"/>
                 <w:sz w:val="17"/>
               </w:rPr>
-              <w:t>37,838</w:t>
+              <w:t>44,374</w:t>
             </w:r>
           </w:p>
         </w:tc>
@@ -10576,7 +10576,7 @@
                 <w:color w:val="1A1D21"/>
                 <w:sz w:val="17"/>
               </w:rPr>
-              <w:t>43,968</w:t>
+              <w:t>53,402</w:t>
             </w:r>
           </w:p>
         </w:tc>
@@ -10686,7 +10686,7 @@
                 <w:color w:val="1A1D21"/>
                 <w:sz w:val="17"/>
               </w:rPr>
-              <w:t>29,966</w:t>
+              <w:t>29,093</w:t>
             </w:r>
           </w:p>
         </w:tc>
@@ -10704,7 +10704,7 @@
                 <w:color w:val="1A1D21"/>
                 <w:sz w:val="17"/>
               </w:rPr>
-              <w:t>38,904</w:t>
+              <w:t>36,292</w:t>
             </w:r>
           </w:p>
         </w:tc>
@@ -10722,7 +10722,7 @@
                 <w:color w:val="1A1D21"/>
                 <w:sz w:val="17"/>
               </w:rPr>
-              <w:t>49,784</w:t>
+              <w:t>45,002</w:t>
             </w:r>
           </w:p>
         </w:tc>
@@ -10740,7 +10740,7 @@
                 <w:color w:val="1A1D21"/>
                 <w:sz w:val="17"/>
               </w:rPr>
-              <w:t>62,605</w:t>
+              <w:t>55,557</w:t>
             </w:r>
           </w:p>
         </w:tc>
@@ -10850,7 +10850,7 @@
                 <w:color w:val="1A1D21"/>
                 <w:sz w:val="17"/>
               </w:rPr>
-              <w:t>16,417</w:t>
+              <w:t>15,939</w:t>
             </w:r>
           </w:p>
         </w:tc>
@@ -10868,7 +10868,7 @@
                 <w:color w:val="1A1D21"/>
                 <w:sz w:val="17"/>
               </w:rPr>
-              <w:t>21,314</w:t>
+              <w:t>19,883</w:t>
             </w:r>
           </w:p>
         </w:tc>
@@ -10886,7 +10886,7 @@
                 <w:color w:val="1A1D21"/>
                 <w:sz w:val="17"/>
               </w:rPr>
-              <w:t>27,275</w:t>
+              <w:t>24,655</w:t>
             </w:r>
           </w:p>
         </w:tc>
@@ -10904,7 +10904,7 @@
                 <w:color w:val="1A1D21"/>
                 <w:sz w:val="17"/>
               </w:rPr>
-              <w:t>34,299</w:t>
+              <w:t>30,438</w:t>
             </w:r>
           </w:p>
         </w:tc>
@@ -11014,7 +11014,7 @@
                 <w:color w:val="1A1D21"/>
                 <w:sz w:val="17"/>
               </w:rPr>
-              <w:t>7.97</w:t>
+              <w:t>7.73</w:t>
             </w:r>
           </w:p>
         </w:tc>
@@ -11032,7 +11032,7 @@
                 <w:color w:val="1A1D21"/>
                 <w:sz w:val="17"/>
               </w:rPr>
-              <w:t>10.34</w:t>
+              <w:t>9.65</w:t>
             </w:r>
           </w:p>
         </w:tc>
@@ -11050,7 +11050,7 @@
                 <w:color w:val="1A1D21"/>
                 <w:sz w:val="17"/>
               </w:rPr>
-              <w:t>13.24</w:t>
+              <w:t>11.96</w:t>
             </w:r>
           </w:p>
         </w:tc>
@@ -11068,7 +11068,7 @@
                 <w:color w:val="1A1D21"/>
                 <w:sz w:val="17"/>
               </w:rPr>
-              <w:t>16.64</w:t>
+              <w:t>14.77</w:t>
             </w:r>
           </w:p>
         </w:tc>
@@ -11253,7 +11253,7 @@
                 <w:color w:val="1A1D21"/>
                 <w:sz w:val="17"/>
               </w:rPr>
-              <w:t>100,930</w:t>
+              <w:t>116,567</w:t>
             </w:r>
           </w:p>
         </w:tc>
@@ -11268,7 +11268,7 @@
                 <w:color w:val="1A1D21"/>
                 <w:sz w:val="17"/>
               </w:rPr>
-              <w:t>75,283 – 172,252</w:t>
+              <w:t>86,947 – 198,939</w:t>
             </w:r>
           </w:p>
         </w:tc>
@@ -11286,7 +11286,7 @@
                 <w:color w:val="1A1D21"/>
                 <w:sz w:val="17"/>
               </w:rPr>
-              <w:t>38,904</w:t>
+              <w:t>36,292</w:t>
             </w:r>
           </w:p>
         </w:tc>
@@ -11301,7 +11301,7 @@
                 <w:color w:val="1A1D21"/>
                 <w:sz w:val="17"/>
               </w:rPr>
-              <w:t>13,092 – 100,595</w:t>
+              <w:t>12,214 – 93,842</w:t>
             </w:r>
           </w:p>
         </w:tc>
@@ -11357,7 +11357,7 @@
                 <w:color w:val="1A1D21"/>
                 <w:sz w:val="17"/>
               </w:rPr>
-              <w:t>115,688</w:t>
+              <w:t>140,276</w:t>
             </w:r>
           </w:p>
         </w:tc>
@@ -11372,7 +11372,7 @@
                 <w:color w:val="1A1D21"/>
                 <w:sz w:val="17"/>
               </w:rPr>
-              <w:t>94,191 – 263,625</w:t>
+              <w:t>114,211 – 319,657</w:t>
             </w:r>
           </w:p>
         </w:tc>
@@ -11390,7 +11390,7 @@
                 <w:color w:val="1A1D21"/>
                 <w:sz w:val="17"/>
               </w:rPr>
-              <w:t>49,784</w:t>
+              <w:t>45,002</w:t>
             </w:r>
           </w:p>
         </w:tc>
@@ -11405,7 +11405,7 @@
                 <w:color w:val="1A1D21"/>
                 <w:sz w:val="17"/>
               </w:rPr>
-              <w:t>19,218 – 165,126</w:t>
+              <w:t>17,372 – 149,263</w:t>
             </w:r>
           </w:p>
         </w:tc>
@@ -11461,7 +11461,7 @@
                 <w:color w:val="1A1D21"/>
                 <w:sz w:val="17"/>
               </w:rPr>
-              <w:t>133,318</w:t>
+              <w:t>168,815</w:t>
             </w:r>
           </w:p>
         </w:tc>
@@ -11476,7 +11476,7 @@
                 <w:color w:val="1A1D21"/>
                 <w:sz w:val="17"/>
               </w:rPr>
-              <w:t>71,127 – 396,995</w:t>
+              <w:t>90,065 – 502,698</w:t>
             </w:r>
           </w:p>
         </w:tc>
@@ -11494,7 +11494,7 @@
                 <w:color w:val="1A1D21"/>
                 <w:sz w:val="17"/>
               </w:rPr>
-              <w:t>62,605</w:t>
+              <w:t>55,557</w:t>
             </w:r>
           </w:p>
         </w:tc>
@@ -11509,7 +11509,7 @@
                 <w:color w:val="1A1D21"/>
                 <w:sz w:val="17"/>
               </w:rPr>
-              <w:t>13,687 – 230,542</w:t>
+              <w:t>12,146 – 204,588</w:t>
             </w:r>
           </w:p>
         </w:tc>
@@ -12729,7 +12729,7 @@
                 <w:color w:val="1A1D21"/>
                 <w:sz w:val="17"/>
               </w:rPr>
-              <w:t>37,662</w:t>
+              <w:t>24,347</w:t>
             </w:r>
           </w:p>
         </w:tc>
@@ -12747,7 +12747,7 @@
                 <w:color w:val="1A1D21"/>
                 <w:sz w:val="17"/>
               </w:rPr>
-              <w:t>48,792</w:t>
+              <w:t>29,612</w:t>
             </w:r>
           </w:p>
         </w:tc>
@@ -12765,7 +12765,7 @@
                 <w:color w:val="1A1D21"/>
                 <w:sz w:val="17"/>
               </w:rPr>
-              <w:t>59,462</w:t>
+              <w:t>36,151</w:t>
             </w:r>
           </w:p>
         </w:tc>
@@ -12783,7 +12783,7 @@
                 <w:color w:val="1A1D21"/>
                 <w:sz w:val="17"/>
               </w:rPr>
-              <w:t>70,425</w:t>
+              <w:t>44,209</w:t>
             </w:r>
           </w:p>
         </w:tc>
@@ -12801,7 +12801,7 @@
                 <w:color w:val="1A1D21"/>
                 <w:sz w:val="17"/>
               </w:rPr>
-              <w:t>82,314</w:t>
+              <w:t>54,088</w:t>
             </w:r>
           </w:p>
         </w:tc>
@@ -12967,7 +12967,7 @@
                 <w:color w:val="1A1D21"/>
                 <w:sz w:val="17"/>
               </w:rPr>
-              <w:t>-4,925</w:t>
+              <w:t>-4,782</w:t>
             </w:r>
           </w:p>
         </w:tc>
@@ -12985,7 +12985,7 @@
                 <w:color w:val="1A1D21"/>
                 <w:sz w:val="17"/>
               </w:rPr>
-              <w:t>-6,394</w:t>
+              <w:t>-5,965</w:t>
             </w:r>
           </w:p>
         </w:tc>
@@ -13003,7 +13003,7 @@
                 <w:color w:val="1A1D21"/>
                 <w:sz w:val="17"/>
               </w:rPr>
-              <w:t>-8,183</w:t>
+              <w:t>-7,397</w:t>
             </w:r>
           </w:p>
         </w:tc>
@@ -13021,7 +13021,7 @@
                 <w:color w:val="1A1D21"/>
                 <w:sz w:val="17"/>
               </w:rPr>
-              <w:t>-10,290</w:t>
+              <w:t>-9,131</w:t>
             </w:r>
           </w:p>
         </w:tc>
@@ -13059,7 +13059,7 @@
                 <w:color w:val="1A1D21"/>
                 <w:sz w:val="17"/>
               </w:rPr>
-              <w:t>12,542</w:t>
+              <w:t>-772</w:t>
             </w:r>
           </w:p>
         </w:tc>
@@ -13077,7 +13077,7 @@
                 <w:color w:val="1A1D21"/>
                 <w:sz w:val="17"/>
               </w:rPr>
-              <w:t>18,583</w:t>
+              <w:t>5,966</w:t>
             </w:r>
           </w:p>
         </w:tc>
@@ -13095,7 +13095,7 @@
                 <w:color w:val="1A1D21"/>
                 <w:sz w:val="17"/>
               </w:rPr>
-              <w:t>22,969</w:t>
+              <w:t>12,329</w:t>
             </w:r>
           </w:p>
         </w:tc>
@@ -13113,7 +13113,7 @@
                 <w:color w:val="1A1D21"/>
                 <w:sz w:val="17"/>
               </w:rPr>
-              <w:t>25,989</w:t>
+              <w:t>18,672</w:t>
             </w:r>
           </w:p>
         </w:tc>
@@ -13131,7 +13131,7 @@
                 <w:color w:val="1A1D21"/>
                 <w:sz w:val="17"/>
               </w:rPr>
-              <w:t>27,895</w:t>
+              <w:t>25,314</w:t>
             </w:r>
           </w:p>
         </w:tc>
@@ -13187,7 +13187,7 @@
                 <w:color w:val="1A1D21"/>
                 <w:sz w:val="17"/>
               </w:rPr>
-              <w:t>-914</w:t>
+              <w:t>-6,604</w:t>
             </w:r>
           </w:p>
         </w:tc>
@@ -13205,7 +13205,7 @@
                 <w:color w:val="1A1D21"/>
                 <w:sz w:val="17"/>
               </w:rPr>
-              <w:t>-3,588</w:t>
+              <w:t>-13,646</w:t>
             </w:r>
           </w:p>
         </w:tc>
@@ -13223,7 +13223,7 @@
                 <w:color w:val="1A1D21"/>
                 <w:sz w:val="17"/>
               </w:rPr>
-              <w:t>-6,551</w:t>
+              <w:t>-20,667</w:t>
             </w:r>
           </w:p>
         </w:tc>
@@ -13241,7 +13241,7 @@
                 <w:color w:val="1A1D21"/>
                 <w:sz w:val="17"/>
               </w:rPr>
-              <w:t>-9,423</w:t>
+              <w:t>-28,019</w:t>
             </w:r>
           </w:p>
         </w:tc>
@@ -13279,7 +13279,7 @@
                 <w:color w:val="1A1D21"/>
                 <w:sz w:val="17"/>
               </w:rPr>
-              <w:t>26,858</w:t>
+              <w:t>13,543</w:t>
             </w:r>
           </w:p>
         </w:tc>
@@ -13297,7 +13297,7 @@
                 <w:color w:val="1A1D21"/>
                 <w:sz w:val="17"/>
               </w:rPr>
-              <w:t>32,624</w:t>
+              <w:t>15,508</w:t>
             </w:r>
           </w:p>
         </w:tc>
@@ -13315,7 +13315,7 @@
                 <w:color w:val="1A1D21"/>
                 <w:sz w:val="17"/>
               </w:rPr>
-              <w:t>36,356</w:t>
+              <w:t>18,060</w:t>
             </w:r>
           </w:p>
         </w:tc>
@@ -13333,7 +13333,7 @@
                 <w:color w:val="1A1D21"/>
                 <w:sz w:val="17"/>
               </w:rPr>
-              <w:t>38,927</w:t>
+              <w:t>21,272</w:t>
             </w:r>
           </w:p>
         </w:tc>
@@ -13351,7 +13351,7 @@
                 <w:color w:val="1A1D21"/>
                 <w:sz w:val="17"/>
               </w:rPr>
-              <w:t>40,966</w:t>
+              <w:t>25,244</w:t>
             </w:r>
           </w:p>
         </w:tc>
@@ -13389,7 +13389,7 @@
                 <w:color w:val="1A1D21"/>
                 <w:sz w:val="17"/>
               </w:rPr>
-              <w:t>107,316</w:t>
+              <w:t>94,002</w:t>
             </w:r>
           </w:p>
         </w:tc>
@@ -13407,7 +13407,7 @@
                 <w:color w:val="1A1D21"/>
                 <w:sz w:val="17"/>
               </w:rPr>
-              <w:t>148,390</w:t>
+              <w:t>116,039</w:t>
             </w:r>
           </w:p>
         </w:tc>
@@ -13425,7 +13425,7 @@
                 <w:color w:val="1A1D21"/>
                 <w:sz w:val="17"/>
               </w:rPr>
-              <w:t>198,093</w:t>
+              <w:t>142,860</w:t>
             </w:r>
           </w:p>
         </w:tc>
@@ -13443,7 +13443,7 @@
                 <w:color w:val="1A1D21"/>
                 <w:sz w:val="17"/>
               </w:rPr>
-              <w:t>256,282</w:t>
+              <w:t>175,619</w:t>
             </w:r>
           </w:p>
         </w:tc>
@@ -13461,7 +13461,7 @@
                 <w:color w:val="1A1D21"/>
                 <w:sz w:val="17"/>
               </w:rPr>
-              <w:t>323,422</w:t>
+              <w:t>215,693</w:t>
             </w:r>
           </w:p>
         </w:tc>
@@ -13517,7 +13517,7 @@
                 <w:color w:val="1A1D21"/>
                 <w:sz w:val="17"/>
               </w:rPr>
-              <w:t>148,374</w:t>
+              <w:t>154,064</w:t>
             </w:r>
           </w:p>
         </w:tc>
@@ -13535,7 +13535,7 @@
                 <w:color w:val="1A1D21"/>
                 <w:sz w:val="17"/>
               </w:rPr>
-              <w:t>151,962</w:t>
+              <w:t>167,710</w:t>
             </w:r>
           </w:p>
         </w:tc>
@@ -13553,7 +13553,7 @@
                 <w:color w:val="1A1D21"/>
                 <w:sz w:val="17"/>
               </w:rPr>
-              <w:t>158,513</w:t>
+              <w:t>188,378</w:t>
             </w:r>
           </w:p>
         </w:tc>
@@ -13571,7 +13571,7 @@
                 <w:color w:val="1A1D21"/>
                 <w:sz w:val="17"/>
               </w:rPr>
-              <w:t>167,936</w:t>
+              <w:t>216,397</w:t>
             </w:r>
           </w:p>
         </w:tc>
@@ -13609,7 +13609,7 @@
                 <w:color w:val="1A1D21"/>
                 <w:sz w:val="17"/>
               </w:rPr>
-              <w:t>146,535</w:t>
+              <w:t>133,221</w:t>
             </w:r>
           </w:p>
         </w:tc>
@@ -13627,7 +13627,7 @@
                 <w:color w:val="1A1D21"/>
                 <w:sz w:val="17"/>
               </w:rPr>
-              <w:t>165,118</w:t>
+              <w:t>139,187</w:t>
             </w:r>
           </w:p>
         </w:tc>
@@ -13645,7 +13645,7 @@
                 <w:color w:val="1A1D21"/>
                 <w:sz w:val="17"/>
               </w:rPr>
-              <w:t>188,087</w:t>
+              <w:t>151,515</w:t>
             </w:r>
           </w:p>
         </w:tc>
@@ -13663,7 +13663,7 @@
                 <w:color w:val="1A1D21"/>
                 <w:sz w:val="17"/>
               </w:rPr>
-              <w:t>214,076</w:t>
+              <w:t>170,187</w:t>
             </w:r>
           </w:p>
         </w:tc>
@@ -13681,7 +13681,7 @@
                 <w:color w:val="1A1D21"/>
                 <w:sz w:val="17"/>
               </w:rPr>
-              <w:t>241,971</w:t>
+              <w:t>195,501</w:t>
             </w:r>
           </w:p>
         </w:tc>
@@ -13737,7 +13737,7 @@
                 <w:color w:val="1A1D21"/>
                 <w:sz w:val="17"/>
               </w:rPr>
-              <w:t>112,030</w:t>
+              <w:t>111,696</w:t>
             </w:r>
           </w:p>
         </w:tc>
@@ -13755,7 +13755,7 @@
                 <w:color w:val="1A1D21"/>
                 <w:sz w:val="17"/>
               </w:rPr>
-              <w:t>126,950</w:t>
+              <w:t>125,614</w:t>
             </w:r>
           </w:p>
         </w:tc>
@@ -13773,7 +13773,7 @@
                 <w:color w:val="1A1D21"/>
                 <w:sz w:val="17"/>
               </w:rPr>
-              <w:t>146,043</w:t>
+              <w:t>142,872</w:t>
             </w:r>
           </w:p>
         </w:tc>
@@ -13791,7 +13791,7 @@
                 <w:color w:val="1A1D21"/>
                 <w:sz w:val="17"/>
               </w:rPr>
-              <w:t>170,052</w:t>
+              <w:t>164,179</w:t>
             </w:r>
           </w:p>
         </w:tc>
@@ -13829,7 +13829,7 @@
                 <w:color w:val="1A1D21"/>
                 <w:sz w:val="17"/>
               </w:rPr>
-              <w:t>509,762</w:t>
+              <w:t>496,447</w:t>
             </w:r>
           </w:p>
         </w:tc>
@@ -13847,7 +13847,7 @@
                 <w:color w:val="1A1D21"/>
                 <w:sz w:val="17"/>
               </w:rPr>
-              <w:t>553,386</w:t>
+              <w:t>526,724</w:t>
             </w:r>
           </w:p>
         </w:tc>
@@ -13865,7 +13865,7 @@
                 <w:color w:val="1A1D21"/>
                 <w:sz w:val="17"/>
               </w:rPr>
-              <w:t>608,864</w:t>
+              <w:t>569,380</w:t>
             </w:r>
           </w:p>
         </w:tc>
@@ -13883,7 +13883,7 @@
                 <w:color w:val="1A1D21"/>
                 <w:sz w:val="17"/>
               </w:rPr>
-              <w:t>676,455</w:t>
+              <w:t>625,657</w:t>
             </w:r>
           </w:p>
         </w:tc>
@@ -13901,7 +13901,7 @@
                 <w:color w:val="1A1D21"/>
                 <w:sz w:val="17"/>
               </w:rPr>
-              <w:t>756,665</w:t>
+              <w:t>697,397</w:t>
             </w:r>
           </w:p>
         </w:tc>
@@ -13939,7 +13939,7 @@
                 <w:color w:val="1A1D21"/>
                 <w:sz w:val="17"/>
               </w:rPr>
-              <w:t>323,116</w:t>
+              <w:t>309,802</w:t>
             </w:r>
           </w:p>
         </w:tc>
@@ -13957,7 +13957,7 @@
                 <w:color w:val="1A1D21"/>
                 <w:sz w:val="17"/>
               </w:rPr>
-              <w:t>341,699</w:t>
+              <w:t>315,768</w:t>
             </w:r>
           </w:p>
         </w:tc>
@@ -13975,7 +13975,7 @@
                 <w:color w:val="1A1D21"/>
                 <w:sz w:val="17"/>
               </w:rPr>
-              <w:t>364,668</w:t>
+              <w:t>328,096</w:t>
             </w:r>
           </w:p>
         </w:tc>
@@ -13993,7 +13993,7 @@
                 <w:color w:val="1A1D21"/>
                 <w:sz w:val="17"/>
               </w:rPr>
-              <w:t>390,657</w:t>
+              <w:t>346,768</w:t>
             </w:r>
           </w:p>
         </w:tc>
@@ -14011,7 +14011,7 @@
                 <w:color w:val="1A1D21"/>
                 <w:sz w:val="17"/>
               </w:rPr>
-              <w:t>418,552</w:t>
+              <w:t>372,082</w:t>
             </w:r>
           </w:p>
         </w:tc>
@@ -14067,7 +14067,7 @@
                 <w:color w:val="1A1D21"/>
                 <w:sz w:val="17"/>
               </w:rPr>
-              <w:t>211,686</w:t>
+              <w:t>210,957</w:t>
             </w:r>
           </w:p>
         </w:tc>
@@ -14085,7 +14085,7 @@
                 <w:color w:val="1A1D21"/>
                 <w:sz w:val="17"/>
               </w:rPr>
-              <w:t>244,196</w:t>
+              <w:t>241,284</w:t>
             </w:r>
           </w:p>
         </w:tc>
@@ -14103,7 +14103,7 @@
                 <w:color w:val="1A1D21"/>
                 <w:sz w:val="17"/>
               </w:rPr>
-              <w:t>285,798</w:t>
+              <w:t>278,889</w:t>
             </w:r>
           </w:p>
         </w:tc>
@@ -14121,7 +14121,7 @@
                 <w:color w:val="1A1D21"/>
                 <w:sz w:val="17"/>
               </w:rPr>
-              <w:t>338,113</w:t>
+              <w:t>325,315</w:t>
             </w:r>
           </w:p>
         </w:tc>
@@ -14159,6 +14159,42 @@
                 <w:color w:val="1A1D21"/>
                 <w:sz w:val="17"/>
               </w:rPr>
+              <w:t>-0.00</w:t>
+            </w:r>
+          </w:p>
+        </w:tc>
+        <w:tc>
+          <w:tcPr>
+            <w:tcW w:type="dxa" w:w="1134"/>
+          </w:tcPr>
+          <w:p>
+            <w:pPr>
+              <w:jc w:val="right"/>
+            </w:pPr>
+            <w:r/>
+            <w:r>
+              <w:rPr>
+                <w:color w:val="1A1D21"/>
+                <w:sz w:val="17"/>
+              </w:rPr>
+              <w:t>-0.00</w:t>
+            </w:r>
+          </w:p>
+        </w:tc>
+        <w:tc>
+          <w:tcPr>
+            <w:tcW w:type="dxa" w:w="1134"/>
+          </w:tcPr>
+          <w:p>
+            <w:pPr>
+              <w:jc w:val="right"/>
+            </w:pPr>
+            <w:r/>
+            <w:r>
+              <w:rPr>
+                <w:color w:val="1A1D21"/>
+                <w:sz w:val="17"/>
+              </w:rPr>
               <w:t>0.00</w:t>
             </w:r>
           </w:p>
@@ -14177,61 +14213,25 @@
                 <w:color w:val="1A1D21"/>
                 <w:sz w:val="17"/>
               </w:rPr>
+              <w:t>-0.00</w:t>
+            </w:r>
+          </w:p>
+        </w:tc>
+        <w:tc>
+          <w:tcPr>
+            <w:tcW w:type="dxa" w:w="1134"/>
+          </w:tcPr>
+          <w:p>
+            <w:pPr>
+              <w:jc w:val="right"/>
+            </w:pPr>
+            <w:r/>
+            <w:r>
+              <w:rPr>
+                <w:color w:val="1A1D21"/>
+                <w:sz w:val="17"/>
+              </w:rPr>
               <w:t>0.00</w:t>
-            </w:r>
-          </w:p>
-        </w:tc>
-        <w:tc>
-          <w:tcPr>
-            <w:tcW w:type="dxa" w:w="1134"/>
-          </w:tcPr>
-          <w:p>
-            <w:pPr>
-              <w:jc w:val="right"/>
-            </w:pPr>
-            <w:r/>
-            <w:r>
-              <w:rPr>
-                <w:color w:val="1A1D21"/>
-                <w:sz w:val="17"/>
-              </w:rPr>
-              <w:t>0.00</w:t>
-            </w:r>
-          </w:p>
-        </w:tc>
-        <w:tc>
-          <w:tcPr>
-            <w:tcW w:type="dxa" w:w="1134"/>
-          </w:tcPr>
-          <w:p>
-            <w:pPr>
-              <w:jc w:val="right"/>
-            </w:pPr>
-            <w:r/>
-            <w:r>
-              <w:rPr>
-                <w:color w:val="1A1D21"/>
-                <w:sz w:val="17"/>
-              </w:rPr>
-              <w:t>0.00</w:t>
-            </w:r>
-          </w:p>
-        </w:tc>
-        <w:tc>
-          <w:tcPr>
-            <w:tcW w:type="dxa" w:w="1134"/>
-          </w:tcPr>
-          <w:p>
-            <w:pPr>
-              <w:jc w:val="right"/>
-            </w:pPr>
-            <w:r/>
-            <w:r>
-              <w:rPr>
-                <w:color w:val="1A1D21"/>
-                <w:sz w:val="17"/>
-              </w:rPr>
-              <w:t>-0.00</w:t>
             </w:r>
           </w:p>
         </w:tc>

--- a/engine/tmgh_study/TMGH_Valuation_Study_01-09-2026.docx
+++ b/engine/tmgh_study/TMGH_Valuation_Study_01-09-2026.docx
@@ -157,7 +157,7 @@
           <w:color w:val="1A1D21"/>
           <w:sz w:val="23"/>
         </w:rPr>
-        <w:t>On the method used here, Talaat Moustafa Group Holding is worth between EGP 43.94 and EGP 69.95 a share. The shares last traded at EGP 97.80.</w:t>
+        <w:t>On the method used here, Talaat Moustafa Group Holding is worth between EGP 48.83 and EGP 77.58 a share. The shares last traded at EGP 97.80.</w:t>
       </w:r>
     </w:p>
     <w:p>
@@ -185,7 +185,7 @@
           <w:color w:val="1A1D21"/>
           <w:sz w:val="20"/>
         </w:rPr>
-        <w:t>Run the same model backwards and ask what discount rate would reproduce the traded price, and the answer is 29.1% to 26.5%. That is close to what the Egyptian government itself pays to borrow for ten years, and it is well below the 35.79% this study uses. The gap is the disagreement, and it is reported rather than resolved.</w:t>
+        <w:t>Run the same model backwards and ask what discount rate would reproduce the traded price, and the answer is 21.8% to 15.6%. That is close to what the Egyptian government itself pays to borrow for ten years, and it is well below the 35.79% this study uses. The gap is the disagreement, and it is reported rather than resolved.</w:t>
       </w:r>
     </w:p>
     <w:p>
@@ -401,7 +401,7 @@
                 <w:color w:val="1A1D21"/>
                 <w:sz w:val="17"/>
               </w:rPr>
-              <w:t>35.79%</w:t>
+              <w:t>31.57%</w:t>
             </w:r>
           </w:p>
         </w:tc>
@@ -419,7 +419,7 @@
                 <w:color w:val="1A1D21"/>
                 <w:sz w:val="17"/>
               </w:rPr>
-              <w:t>78,903</w:t>
+              <w:t>96,361</w:t>
             </w:r>
           </w:p>
         </w:tc>
@@ -437,7 +437,7 @@
                 <w:color w:val="1A1D21"/>
                 <w:sz w:val="17"/>
               </w:rPr>
-              <w:t>90,544</w:t>
+              <w:t>108,002</w:t>
             </w:r>
           </w:p>
         </w:tc>
@@ -455,7 +455,7 @@
                 <w:color w:val="1A1D21"/>
                 <w:sz w:val="17"/>
               </w:rPr>
-              <w:t>43.94</w:t>
+              <w:t>52.41</w:t>
             </w:r>
           </w:p>
         </w:tc>
@@ -473,7 +473,7 @@
                 <w:color w:val="1A1D21"/>
                 <w:sz w:val="17"/>
               </w:rPr>
-              <w:t>44.19</w:t>
+              <w:t>48.83</w:t>
             </w:r>
           </w:p>
         </w:tc>
@@ -511,7 +511,7 @@
                 <w:color w:val="1A1D21"/>
                 <w:sz w:val="17"/>
               </w:rPr>
-              <w:t>35.79%</w:t>
+              <w:t>31.57%</w:t>
             </w:r>
           </w:p>
         </w:tc>
@@ -529,7 +529,7 @@
                 <w:color w:val="1A1D21"/>
                 <w:sz w:val="17"/>
               </w:rPr>
-              <w:t>99,795</w:t>
+              <w:t>133,016</w:t>
             </w:r>
           </w:p>
         </w:tc>
@@ -547,7 +547,7 @@
                 <w:color w:val="1A1D21"/>
                 <w:sz w:val="17"/>
               </w:rPr>
-              <w:t>111,436</w:t>
+              <w:t>144,657</w:t>
             </w:r>
           </w:p>
         </w:tc>
@@ -565,7 +565,7 @@
                 <w:color w:val="1A1D21"/>
                 <w:sz w:val="17"/>
               </w:rPr>
-              <w:t>54.08</w:t>
+              <w:t>70.20</w:t>
             </w:r>
           </w:p>
         </w:tc>
@@ -583,7 +583,7 @@
                 <w:color w:val="1A1D21"/>
                 <w:sz w:val="17"/>
               </w:rPr>
-              <w:t>49.74</w:t>
+              <w:t>58.57</w:t>
             </w:r>
           </w:p>
         </w:tc>
@@ -621,7 +621,7 @@
                 <w:color w:val="1A1D21"/>
                 <w:sz w:val="17"/>
               </w:rPr>
-              <w:t>32.37%</w:t>
+              <w:t>28.49%</w:t>
             </w:r>
           </w:p>
         </w:tc>
@@ -639,7 +639,7 @@
                 <w:color w:val="1A1D21"/>
                 <w:sz w:val="17"/>
               </w:rPr>
-              <w:t>100,442</w:t>
+              <w:t>106,491</w:t>
             </w:r>
           </w:p>
         </w:tc>
@@ -657,7 +657,7 @@
                 <w:color w:val="1A1D21"/>
                 <w:sz w:val="17"/>
               </w:rPr>
-              <w:t>112,083</w:t>
+              <w:t>118,132</w:t>
             </w:r>
           </w:p>
         </w:tc>
@@ -675,7 +675,7 @@
                 <w:color w:val="1A1D21"/>
                 <w:sz w:val="17"/>
               </w:rPr>
-              <w:t>54.39</w:t>
+              <w:t>57.33</w:t>
             </w:r>
           </w:p>
         </w:tc>
@@ -693,7 +693,7 @@
                 <w:color w:val="1A1D21"/>
                 <w:sz w:val="17"/>
               </w:rPr>
-              <w:t>49.91</w:t>
+              <w:t>51.52</w:t>
             </w:r>
           </w:p>
         </w:tc>
@@ -731,7 +731,7 @@
                 <w:color w:val="1A1D21"/>
                 <w:sz w:val="17"/>
               </w:rPr>
-              <w:t>32.37%</w:t>
+              <w:t>28.49%</w:t>
             </w:r>
           </w:p>
         </w:tc>
@@ -749,7 +749,7 @@
                 <w:color w:val="1A1D21"/>
                 <w:sz w:val="17"/>
               </w:rPr>
-              <w:t>132,506</w:t>
+              <w:t>148,230</w:t>
             </w:r>
           </w:p>
         </w:tc>
@@ -767,7 +767,7 @@
                 <w:color w:val="1A1D21"/>
                 <w:sz w:val="17"/>
               </w:rPr>
-              <w:t>144,147</w:t>
+              <w:t>159,871</w:t>
             </w:r>
           </w:p>
         </w:tc>
@@ -785,7 +785,7 @@
                 <w:color w:val="1A1D21"/>
                 <w:sz w:val="17"/>
               </w:rPr>
-              <w:t>69.95</w:t>
+              <w:t>77.58</w:t>
             </w:r>
           </w:p>
         </w:tc>
@@ -803,7 +803,7 @@
                 <w:color w:val="1A1D21"/>
                 <w:sz w:val="17"/>
               </w:rPr>
-              <w:t>58.44</w:t>
+              <w:t>62.62</w:t>
             </w:r>
           </w:p>
         </w:tc>
@@ -1668,7 +1668,7 @@
                 <w:color w:val="1A1D21"/>
                 <w:sz w:val="17"/>
               </w:rPr>
-              <w:t>80,502</w:t>
+              <w:t>80,546</w:t>
             </w:r>
           </w:p>
         </w:tc>
@@ -1686,7 +1686,7 @@
                 <w:color w:val="1A1D21"/>
                 <w:sz w:val="17"/>
               </w:rPr>
-              <w:t>96,869</w:t>
+              <w:t>95,682</w:t>
             </w:r>
           </w:p>
         </w:tc>
@@ -1704,7 +1704,7 @@
                 <w:color w:val="1A1D21"/>
                 <w:sz w:val="17"/>
               </w:rPr>
-              <w:t>116,567</w:t>
+              <w:t>112,134</w:t>
             </w:r>
           </w:p>
         </w:tc>
@@ -1722,7 +1722,7 @@
                 <w:color w:val="1A1D21"/>
                 <w:sz w:val="17"/>
               </w:rPr>
-              <w:t>140,276</w:t>
+              <w:t>129,620</w:t>
             </w:r>
           </w:p>
         </w:tc>
@@ -1740,7 +1740,7 @@
                 <w:color w:val="1A1D21"/>
                 <w:sz w:val="17"/>
               </w:rPr>
-              <w:t>168,815</w:t>
+              <w:t>147,761</w:t>
             </w:r>
           </w:p>
         </w:tc>
@@ -1778,7 +1778,7 @@
                 <w:color w:val="1A1D21"/>
                 <w:sz w:val="17"/>
               </w:rPr>
-              <w:t>-55,039</w:t>
+              <w:t>-55,069</w:t>
             </w:r>
           </w:p>
         </w:tc>
@@ -1796,7 +1796,7 @@
                 <w:color w:val="1A1D21"/>
                 <w:sz w:val="17"/>
               </w:rPr>
-              <w:t>-66,228</w:t>
+              <w:t>-65,417</w:t>
             </w:r>
           </w:p>
         </w:tc>
@@ -1814,7 +1814,7 @@
                 <w:color w:val="1A1D21"/>
                 <w:sz w:val="17"/>
               </w:rPr>
-              <w:t>-79,694</w:t>
+              <w:t>-76,663</w:t>
             </w:r>
           </w:p>
         </w:tc>
@@ -1832,7 +1832,7 @@
                 <w:color w:val="1A1D21"/>
                 <w:sz w:val="17"/>
               </w:rPr>
-              <w:t>-95,903</w:t>
+              <w:t>-88,617</w:t>
             </w:r>
           </w:p>
         </w:tc>
@@ -1850,7 +1850,7 @@
                 <w:color w:val="1A1D21"/>
                 <w:sz w:val="17"/>
               </w:rPr>
-              <w:t>-115,412</w:t>
+              <w:t>-101,017</w:t>
             </w:r>
           </w:p>
         </w:tc>
@@ -1888,7 +1888,7 @@
                 <w:color w:val="1A1D21"/>
                 <w:sz w:val="17"/>
               </w:rPr>
-              <w:t>25,463</w:t>
+              <w:t>25,477</w:t>
             </w:r>
           </w:p>
         </w:tc>
@@ -1906,7 +1906,7 @@
                 <w:color w:val="1A1D21"/>
                 <w:sz w:val="17"/>
               </w:rPr>
-              <w:t>30,641</w:t>
+              <w:t>30,266</w:t>
             </w:r>
           </w:p>
         </w:tc>
@@ -1924,7 +1924,7 @@
                 <w:color w:val="1A1D21"/>
                 <w:sz w:val="17"/>
               </w:rPr>
-              <w:t>36,873</w:t>
+              <w:t>35,471</w:t>
             </w:r>
           </w:p>
         </w:tc>
@@ -1942,7 +1942,7 @@
                 <w:color w:val="1A1D21"/>
                 <w:sz w:val="17"/>
               </w:rPr>
-              <w:t>44,374</w:t>
+              <w:t>41,003</w:t>
             </w:r>
           </w:p>
         </w:tc>
@@ -1960,7 +1960,7 @@
                 <w:color w:val="1A1D21"/>
                 <w:sz w:val="17"/>
               </w:rPr>
-              <w:t>53,402</w:t>
+              <w:t>46,743</w:t>
             </w:r>
           </w:p>
         </w:tc>
@@ -2108,7 +2108,7 @@
                 <w:color w:val="1A1D21"/>
                 <w:sz w:val="17"/>
               </w:rPr>
-              <w:t>-5,435</w:t>
+              <w:t>-5,438</w:t>
             </w:r>
           </w:p>
         </w:tc>
@@ -2126,7 +2126,7 @@
                 <w:color w:val="1A1D21"/>
                 <w:sz w:val="17"/>
               </w:rPr>
-              <w:t>-6,540</w:t>
+              <w:t>-6,460</w:t>
             </w:r>
           </w:p>
         </w:tc>
@@ -2144,7 +2144,7 @@
                 <w:color w:val="1A1D21"/>
                 <w:sz w:val="17"/>
               </w:rPr>
-              <w:t>-7,870</w:t>
+              <w:t>-7,570</w:t>
             </w:r>
           </w:p>
         </w:tc>
@@ -2162,7 +2162,7 @@
                 <w:color w:val="1A1D21"/>
                 <w:sz w:val="17"/>
               </w:rPr>
-              <w:t>-9,470</w:t>
+              <w:t>-8,751</w:t>
             </w:r>
           </w:p>
         </w:tc>
@@ -2180,7 +2180,7 @@
                 <w:color w:val="1A1D21"/>
                 <w:sz w:val="17"/>
               </w:rPr>
-              <w:t>-11,397</w:t>
+              <w:t>-9,975</w:t>
             </w:r>
           </w:p>
         </w:tc>
@@ -2272,7 +2272,7 @@
                 <w:color w:val="1A1D21"/>
                 <w:sz w:val="17"/>
               </w:rPr>
-              <w:t>-1,203</w:t>
+              <w:t>-1,201</w:t>
             </w:r>
           </w:p>
         </w:tc>
@@ -2290,7 +2290,7 @@
                 <w:color w:val="1A1D21"/>
                 <w:sz w:val="17"/>
               </w:rPr>
-              <w:t>-1,237</w:t>
+              <w:t>-1,231</w:t>
             </w:r>
           </w:p>
         </w:tc>
@@ -2328,7 +2328,7 @@
                 <w:color w:val="1A1D21"/>
                 <w:sz w:val="17"/>
               </w:rPr>
-              <w:t>18,886</w:t>
+              <w:t>18,897</w:t>
             </w:r>
           </w:p>
         </w:tc>
@@ -2346,7 +2346,7 @@
                 <w:color w:val="1A1D21"/>
                 <w:sz w:val="17"/>
               </w:rPr>
-              <w:t>22,944</w:t>
+              <w:t>22,650</w:t>
             </w:r>
           </w:p>
         </w:tc>
@@ -2364,7 +2364,7 @@
                 <w:color w:val="1A1D21"/>
                 <w:sz w:val="17"/>
               </w:rPr>
-              <w:t>27,827</w:t>
+              <w:t>26,724</w:t>
             </w:r>
           </w:p>
         </w:tc>
@@ -2382,7 +2382,7 @@
                 <w:color w:val="1A1D21"/>
                 <w:sz w:val="17"/>
               </w:rPr>
-              <w:t>33,701</w:t>
+              <w:t>31,052</w:t>
             </w:r>
           </w:p>
         </w:tc>
@@ -2400,7 +2400,7 @@
                 <w:color w:val="1A1D21"/>
                 <w:sz w:val="17"/>
               </w:rPr>
-              <w:t>40,769</w:t>
+              <w:t>35,537</w:t>
             </w:r>
           </w:p>
         </w:tc>
@@ -2438,7 +2438,7 @@
                 <w:color w:val="1A1D21"/>
                 <w:sz w:val="17"/>
               </w:rPr>
-              <w:t>-4,249</w:t>
+              <w:t>-4,252</w:t>
             </w:r>
           </w:p>
         </w:tc>
@@ -2456,7 +2456,7 @@
                 <w:color w:val="1A1D21"/>
                 <w:sz w:val="17"/>
               </w:rPr>
-              <w:t>-5,163</w:t>
+              <w:t>-5,096</w:t>
             </w:r>
           </w:p>
         </w:tc>
@@ -2474,7 +2474,7 @@
                 <w:color w:val="1A1D21"/>
                 <w:sz w:val="17"/>
               </w:rPr>
-              <w:t>-6,261</w:t>
+              <w:t>-6,013</w:t>
             </w:r>
           </w:p>
         </w:tc>
@@ -2492,7 +2492,7 @@
                 <w:color w:val="1A1D21"/>
                 <w:sz w:val="17"/>
               </w:rPr>
-              <w:t>-7,583</w:t>
+              <w:t>-6,987</w:t>
             </w:r>
           </w:p>
         </w:tc>
@@ -2510,7 +2510,7 @@
                 <w:color w:val="1A1D21"/>
                 <w:sz w:val="17"/>
               </w:rPr>
-              <w:t>-9,173</w:t>
+              <w:t>-7,996</w:t>
             </w:r>
           </w:p>
         </w:tc>
@@ -2548,7 +2548,7 @@
                 <w:color w:val="1A1D21"/>
                 <w:sz w:val="17"/>
               </w:rPr>
-              <w:t>14,637</w:t>
+              <w:t>14,645</w:t>
             </w:r>
           </w:p>
         </w:tc>
@@ -2566,7 +2566,7 @@
                 <w:color w:val="1A1D21"/>
                 <w:sz w:val="17"/>
               </w:rPr>
-              <w:t>17,782</w:t>
+              <w:t>17,553</w:t>
             </w:r>
           </w:p>
         </w:tc>
@@ -2584,7 +2584,7 @@
                 <w:color w:val="1A1D21"/>
                 <w:sz w:val="17"/>
               </w:rPr>
-              <w:t>21,566</w:t>
+              <w:t>20,711</w:t>
             </w:r>
           </w:p>
         </w:tc>
@@ -2602,7 +2602,7 @@
                 <w:color w:val="1A1D21"/>
                 <w:sz w:val="17"/>
               </w:rPr>
-              <w:t>26,118</w:t>
+              <w:t>24,065</w:t>
             </w:r>
           </w:p>
         </w:tc>
@@ -2620,7 +2620,7 @@
                 <w:color w:val="1A1D21"/>
                 <w:sz w:val="17"/>
               </w:rPr>
-              <w:t>31,596</w:t>
+              <w:t>27,541</w:t>
             </w:r>
           </w:p>
         </w:tc>
@@ -2712,7 +2712,7 @@
                 <w:color w:val="1A1D21"/>
                 <w:sz w:val="17"/>
               </w:rPr>
-              <w:t>1,203</w:t>
+              <w:t>1,201</w:t>
             </w:r>
           </w:p>
         </w:tc>
@@ -2730,7 +2730,7 @@
                 <w:color w:val="1A1D21"/>
                 <w:sz w:val="17"/>
               </w:rPr>
-              <w:t>1,237</w:t>
+              <w:t>1,231</w:t>
             </w:r>
           </w:p>
         </w:tc>
@@ -2768,7 +2768,7 @@
                 <w:color w:val="1A1D21"/>
                 <w:sz w:val="17"/>
               </w:rPr>
-              <w:t>-2,319</w:t>
+              <w:t>-2,320</w:t>
             </w:r>
           </w:p>
         </w:tc>
@@ -2786,7 +2786,7 @@
                 <w:color w:val="1A1D21"/>
                 <w:sz w:val="17"/>
               </w:rPr>
-              <w:t>-2,793</w:t>
+              <w:t>-2,760</w:t>
             </w:r>
           </w:p>
         </w:tc>
@@ -2804,7 +2804,7 @@
                 <w:color w:val="1A1D21"/>
                 <w:sz w:val="17"/>
               </w:rPr>
-              <w:t>-3,365</w:t>
+              <w:t>-3,239</w:t>
             </w:r>
           </w:p>
         </w:tc>
@@ -2822,7 +2822,7 @@
                 <w:color w:val="1A1D21"/>
                 <w:sz w:val="17"/>
               </w:rPr>
-              <w:t>-4,053</w:t>
+              <w:t>-3,749</w:t>
             </w:r>
           </w:p>
         </w:tc>
@@ -2840,7 +2840,7 @@
                 <w:color w:val="1A1D21"/>
                 <w:sz w:val="17"/>
               </w:rPr>
-              <w:t>-4,883</w:t>
+              <w:t>-4,279</w:t>
             </w:r>
           </w:p>
         </w:tc>
@@ -2896,7 +2896,7 @@
                 <w:color w:val="1A1D21"/>
                 <w:sz w:val="17"/>
               </w:rPr>
-              <w:t>-6,604</w:t>
+              <w:t>-6,024</w:t>
             </w:r>
           </w:p>
         </w:tc>
@@ -2914,7 +2914,7 @@
                 <w:color w:val="1A1D21"/>
                 <w:sz w:val="17"/>
               </w:rPr>
-              <w:t>-13,646</w:t>
+              <w:t>-11,723</w:t>
             </w:r>
           </w:p>
         </w:tc>
@@ -2932,7 +2932,7 @@
                 <w:color w:val="1A1D21"/>
                 <w:sz w:val="17"/>
               </w:rPr>
-              <w:t>-20,667</w:t>
+              <w:t>-16,407</w:t>
             </w:r>
           </w:p>
         </w:tc>
@@ -2950,7 +2950,7 @@
                 <w:color w:val="1A1D21"/>
                 <w:sz w:val="17"/>
               </w:rPr>
-              <w:t>-28,019</w:t>
+              <w:t>-20,154</w:t>
             </w:r>
           </w:p>
         </w:tc>
@@ -3006,7 +3006,7 @@
                 <w:color w:val="1A1D21"/>
                 <w:sz w:val="17"/>
               </w:rPr>
-              <w:t>5,966</w:t>
+              <w:t>5,442</w:t>
             </w:r>
           </w:p>
         </w:tc>
@@ -3024,7 +3024,7 @@
                 <w:color w:val="1A1D21"/>
                 <w:sz w:val="17"/>
               </w:rPr>
-              <w:t>12,329</w:t>
+              <w:t>10,591</w:t>
             </w:r>
           </w:p>
         </w:tc>
@@ -3042,7 +3042,7 @@
                 <w:color w:val="1A1D21"/>
                 <w:sz w:val="17"/>
               </w:rPr>
-              <w:t>18,672</w:t>
+              <w:t>14,823</w:t>
             </w:r>
           </w:p>
         </w:tc>
@@ -3060,7 +3060,7 @@
                 <w:color w:val="1A1D21"/>
                 <w:sz w:val="17"/>
               </w:rPr>
-              <w:t>25,314</w:t>
+              <w:t>18,207</w:t>
             </w:r>
           </w:p>
         </w:tc>
@@ -3098,7 +3098,7 @@
                 <w:color w:val="1A1D21"/>
                 <w:sz w:val="17"/>
               </w:rPr>
-              <w:t>13,543</w:t>
+              <w:t>13,550</w:t>
             </w:r>
           </w:p>
         </w:tc>
@@ -3116,7 +3116,7 @@
                 <w:color w:val="1A1D21"/>
                 <w:sz w:val="17"/>
               </w:rPr>
-              <w:t>15,508</w:t>
+              <w:t>15,369</w:t>
             </w:r>
           </w:p>
         </w:tc>
@@ -3134,7 +3134,7 @@
                 <w:color w:val="1A1D21"/>
                 <w:sz w:val="17"/>
               </w:rPr>
-              <w:t>18,060</w:t>
+              <w:t>17,517</w:t>
             </w:r>
           </w:p>
         </w:tc>
@@ -3152,7 +3152,7 @@
                 <w:color w:val="1A1D21"/>
                 <w:sz w:val="17"/>
               </w:rPr>
-              <w:t>21,272</w:t>
+              <w:t>19,933</w:t>
             </w:r>
           </w:p>
         </w:tc>
@@ -3170,7 +3170,7 @@
                 <w:color w:val="1A1D21"/>
                 <w:sz w:val="17"/>
               </w:rPr>
-              <w:t>25,244</w:t>
+              <w:t>22,547</w:t>
             </w:r>
           </w:p>
         </w:tc>
@@ -3208,7 +3208,7 @@
                 <w:color w:val="1A1D21"/>
                 <w:sz w:val="17"/>
               </w:rPr>
-              <w:t>0.7364</w:t>
+              <w:t>0.7601</w:t>
             </w:r>
           </w:p>
         </w:tc>
@@ -3226,7 +3226,7 @@
                 <w:color w:val="1A1D21"/>
                 <w:sz w:val="17"/>
               </w:rPr>
-              <w:t>0.5423</w:t>
+              <w:t>0.5839</w:t>
             </w:r>
           </w:p>
         </w:tc>
@@ -3244,7 +3244,7 @@
                 <w:color w:val="1A1D21"/>
                 <w:sz w:val="17"/>
               </w:rPr>
-              <w:t>0.3994</w:t>
+              <w:t>0.4535</w:t>
             </w:r>
           </w:p>
         </w:tc>
@@ -3262,7 +3262,7 @@
                 <w:color w:val="1A1D21"/>
                 <w:sz w:val="17"/>
               </w:rPr>
-              <w:t>0.2941</w:t>
+              <w:t>0.3561</w:t>
             </w:r>
           </w:p>
         </w:tc>
@@ -3280,7 +3280,7 @@
                 <w:color w:val="1A1D21"/>
                 <w:sz w:val="17"/>
               </w:rPr>
-              <w:t>0.2166</w:t>
+              <w:t>0.2827</w:t>
             </w:r>
           </w:p>
         </w:tc>
@@ -3318,7 +3318,7 @@
                 <w:color w:val="1A1D21"/>
                 <w:sz w:val="17"/>
               </w:rPr>
-              <w:t>9,973</w:t>
+              <w:t>10,299</w:t>
             </w:r>
           </w:p>
         </w:tc>
@@ -3336,7 +3336,7 @@
                 <w:color w:val="1A1D21"/>
                 <w:sz w:val="17"/>
               </w:rPr>
-              <w:t>8,410</w:t>
+              <w:t>8,974</w:t>
             </w:r>
           </w:p>
         </w:tc>
@@ -3354,7 +3354,7 @@
                 <w:color w:val="1A1D21"/>
                 <w:sz w:val="17"/>
               </w:rPr>
-              <w:t>7,212</w:t>
+              <w:t>7,944</w:t>
             </w:r>
           </w:p>
         </w:tc>
@@ -3372,7 +3372,7 @@
                 <w:color w:val="1A1D21"/>
                 <w:sz w:val="17"/>
               </w:rPr>
-              <w:t>6,256</w:t>
+              <w:t>7,098</w:t>
             </w:r>
           </w:p>
         </w:tc>
@@ -3390,7 +3390,7 @@
                 <w:color w:val="1A1D21"/>
                 <w:sz w:val="17"/>
               </w:rPr>
-              <w:t>5,467</w:t>
+              <w:t>6,375</w:t>
             </w:r>
           </w:p>
         </w:tc>
@@ -3507,7 +3507,7 @@
                 <w:color w:val="1A1D21"/>
                 <w:sz w:val="17"/>
               </w:rPr>
-              <w:t>72,256</w:t>
+              <w:t>85,361</w:t>
             </w:r>
           </w:p>
         </w:tc>
@@ -3583,7 +3583,7 @@
                 <w:color w:val="1A1D21"/>
                 <w:sz w:val="17"/>
               </w:rPr>
-              <w:t>6,647</w:t>
+              <w:t>11,000</w:t>
             </w:r>
           </w:p>
         </w:tc>
@@ -3621,7 +3621,7 @@
                 <w:color w:val="1A1D21"/>
                 <w:sz w:val="17"/>
               </w:rPr>
-              <w:t>78,903</w:t>
+              <w:t>96,361</w:t>
             </w:r>
           </w:p>
         </w:tc>
@@ -3849,7 +3849,7 @@
                 <w:color w:val="1A1D21"/>
                 <w:sz w:val="17"/>
               </w:rPr>
-              <w:t>166,197</w:t>
+              <w:t>183,654</w:t>
             </w:r>
           </w:p>
         </w:tc>
@@ -3925,7 +3925,7 @@
                 <w:color w:val="1A1D21"/>
                 <w:sz w:val="17"/>
               </w:rPr>
-              <w:t>90,544</w:t>
+              <w:t>108,002</w:t>
             </w:r>
           </w:p>
         </w:tc>
@@ -4001,7 +4001,7 @@
                 <w:color w:val="1A1D21"/>
                 <w:sz w:val="17"/>
               </w:rPr>
-              <w:t>43.94</w:t>
+              <w:t>52.41</w:t>
             </w:r>
           </w:p>
         </w:tc>
@@ -6349,7 +6349,7 @@
                 <w:color w:val="1A1D21"/>
                 <w:sz w:val="17"/>
               </w:rPr>
-              <w:t>43.94</w:t>
+              <w:t>46.64</w:t>
             </w:r>
           </w:p>
         </w:tc>
@@ -6387,7 +6387,7 @@
                 <w:color w:val="1A1D21"/>
                 <w:sz w:val="17"/>
               </w:rPr>
-              <w:t>43.94</w:t>
+              <w:t>46.64</w:t>
             </w:r>
           </w:p>
         </w:tc>
@@ -6425,7 +6425,7 @@
                 <w:color w:val="1A1D21"/>
                 <w:sz w:val="17"/>
               </w:rPr>
-              <w:t>43.94</w:t>
+              <w:t>46.64</w:t>
             </w:r>
           </w:p>
         </w:tc>
@@ -6463,7 +6463,7 @@
                 <w:color w:val="1A1D21"/>
                 <w:sz w:val="17"/>
               </w:rPr>
-              <w:t>43.94</w:t>
+              <w:t>46.64</w:t>
             </w:r>
           </w:p>
         </w:tc>
@@ -6501,7 +6501,7 @@
                 <w:color w:val="1A1D21"/>
                 <w:sz w:val="17"/>
               </w:rPr>
-              <w:t>43.94</w:t>
+              <w:t>46.64</w:t>
             </w:r>
           </w:p>
         </w:tc>
@@ -6539,7 +6539,7 @@
                 <w:color w:val="1A1D21"/>
                 <w:sz w:val="17"/>
               </w:rPr>
-              <w:t>43.94</w:t>
+              <w:t>46.64</w:t>
             </w:r>
           </w:p>
         </w:tc>
@@ -6598,7 +6598,7 @@
           <w:color w:val="1A1D21"/>
           <w:sz w:val="20"/>
         </w:rPr>
-        <w:t>Here is the part that is not obvious. Faster conversion is worth LESS, not more. A developer that accelerates handovers has to build before it collects, and at a discount rate near 36% that investment does not pay back inside the window. The slower reading is worth EGP 43.94 a share and the faster one EGP 54.08. Both are published, and a reader who believes in the build-out should note that believing in it does not make the shares cheaper.</w:t>
+        <w:t>Here is the part that is not obvious. Faster conversion is worth LESS, not more. A developer that accelerates handovers has to build before it collects, and at a discount rate near 36% that investment does not pay back inside the window. The slower reading is worth EGP 52.41 a share and the faster one EGP 70.20. Both are published, and a reader who believes in the build-out should note that believing in it does not make the shares cheaper.</w:t>
       </w:r>
     </w:p>
     <w:p>
@@ -7386,7 +7386,7 @@
                 <w:color w:val="1A1D21"/>
                 <w:sz w:val="17"/>
               </w:rPr>
-              <w:t>24.00%</w:t>
+              <w:t>22.00%</w:t>
             </w:r>
           </w:p>
         </w:tc>
@@ -7404,7 +7404,7 @@
                 <w:color w:val="1A1D21"/>
                 <w:sz w:val="17"/>
               </w:rPr>
-              <w:t>156.08</w:t>
+              <w:t>70.16</w:t>
             </w:r>
           </w:p>
         </w:tc>
@@ -7422,7 +7422,7 @@
                 <w:color w:val="1A1D21"/>
                 <w:sz w:val="17"/>
               </w:rPr>
-              <w:t>237.82</w:t>
+              <w:t>97.01</w:t>
             </w:r>
           </w:p>
         </w:tc>
@@ -7440,7 +7440,7 @@
                 <w:color w:val="1A1D21"/>
                 <w:sz w:val="17"/>
               </w:rPr>
-              <w:t>60%</w:t>
+              <w:t>-28%</w:t>
             </w:r>
           </w:p>
         </w:tc>
@@ -7460,7 +7460,7 @@
                 <w:color w:val="1A1D21"/>
                 <w:sz w:val="17"/>
               </w:rPr>
-              <w:t>26.00%</w:t>
+              <w:t>25.00%</w:t>
             </w:r>
           </w:p>
         </w:tc>
@@ -7478,7 +7478,7 @@
                 <w:color w:val="1A1D21"/>
                 <w:sz w:val="17"/>
               </w:rPr>
-              <w:t>105.91</w:t>
+              <w:t>63.76</w:t>
             </w:r>
           </w:p>
         </w:tc>
@@ -7496,7 +7496,7 @@
                 <w:color w:val="1A1D21"/>
                 <w:sz w:val="17"/>
               </w:rPr>
-              <w:t>153.41</w:t>
+              <w:t>87.30</w:t>
             </w:r>
           </w:p>
         </w:tc>
@@ -7514,7 +7514,7 @@
                 <w:color w:val="1A1D21"/>
                 <w:sz w:val="17"/>
               </w:rPr>
-              <w:t>8%</w:t>
+              <w:t>-35%</w:t>
             </w:r>
           </w:p>
         </w:tc>
@@ -7534,7 +7534,7 @@
                 <w:color w:val="1A1D21"/>
                 <w:sz w:val="17"/>
               </w:rPr>
-              <w:t>28.00%</w:t>
+              <w:t>28.49%</w:t>
             </w:r>
           </w:p>
         </w:tc>
@@ -7552,7 +7552,7 @@
                 <w:color w:val="1A1D21"/>
                 <w:sz w:val="17"/>
               </w:rPr>
-              <w:t>80.87</w:t>
+              <w:t>57.33</w:t>
             </w:r>
           </w:p>
         </w:tc>
@@ -7570,7 +7570,7 @@
                 <w:color w:val="1A1D21"/>
                 <w:sz w:val="17"/>
               </w:rPr>
-              <w:t>112.15</w:t>
+              <w:t>77.58</w:t>
             </w:r>
           </w:p>
         </w:tc>
@@ -7588,7 +7588,7 @@
                 <w:color w:val="1A1D21"/>
                 <w:sz w:val="17"/>
               </w:rPr>
-              <w:t>-17%</w:t>
+              <w:t>-41%</w:t>
             </w:r>
           </w:p>
         </w:tc>
@@ -7626,7 +7626,7 @@
                 <w:color w:val="1A1D21"/>
                 <w:sz w:val="17"/>
               </w:rPr>
-              <w:t>57.76</w:t>
+              <w:t>52.41</w:t>
             </w:r>
           </w:p>
         </w:tc>
@@ -7644,7 +7644,7 @@
                 <w:color w:val="1A1D21"/>
                 <w:sz w:val="17"/>
               </w:rPr>
-              <w:t>75.18</w:t>
+              <w:t>70.20</w:t>
             </w:r>
           </w:p>
         </w:tc>
@@ -7662,7 +7662,7 @@
                 <w:color w:val="1A1D21"/>
                 <w:sz w:val="17"/>
               </w:rPr>
-              <w:t>-41%</w:t>
+              <w:t>-46%</w:t>
             </w:r>
           </w:p>
         </w:tc>
@@ -7700,7 +7700,7 @@
                 <w:color w:val="1A1D21"/>
                 <w:sz w:val="17"/>
               </w:rPr>
-              <w:t>54.41</w:t>
+              <w:t>51.24</w:t>
             </w:r>
           </w:p>
         </w:tc>
@@ -7718,7 +7718,7 @@
                 <w:color w:val="1A1D21"/>
                 <w:sz w:val="17"/>
               </w:rPr>
-              <w:t>69.98</w:t>
+              <w:t>68.44</w:t>
             </w:r>
           </w:p>
         </w:tc>
@@ -7736,7 +7736,7 @@
                 <w:color w:val="1A1D21"/>
                 <w:sz w:val="17"/>
               </w:rPr>
-              <w:t>-44%</w:t>
+              <w:t>-48%</w:t>
             </w:r>
           </w:p>
         </w:tc>
@@ -7774,7 +7774,7 @@
                 <w:color w:val="1A1D21"/>
                 <w:sz w:val="17"/>
               </w:rPr>
-              <w:t>43.95</w:t>
+              <w:t>46.64</w:t>
             </w:r>
           </w:p>
         </w:tc>
@@ -7792,7 +7792,7 @@
                 <w:color w:val="1A1D21"/>
                 <w:sz w:val="17"/>
               </w:rPr>
-              <w:t>54.09</w:t>
+              <w:t>61.59</w:t>
             </w:r>
           </w:p>
         </w:tc>
@@ -7810,7 +7810,7 @@
                 <w:color w:val="1A1D21"/>
                 <w:sz w:val="17"/>
               </w:rPr>
-              <w:t>-55%</w:t>
+              <w:t>-52%</w:t>
             </w:r>
           </w:p>
         </w:tc>
@@ -7848,7 +7848,7 @@
                 <w:color w:val="1A1D21"/>
                 <w:sz w:val="17"/>
               </w:rPr>
-              <w:t>35.99</w:t>
+              <w:t>41.82</w:t>
             </w:r>
           </w:p>
         </w:tc>
@@ -7866,7 +7866,7 @@
                 <w:color w:val="1A1D21"/>
                 <w:sz w:val="17"/>
               </w:rPr>
-              <w:t>42.51</w:t>
+              <w:t>54.43</w:t>
             </w:r>
           </w:p>
         </w:tc>
@@ -7884,7 +7884,7 @@
                 <w:color w:val="1A1D21"/>
                 <w:sz w:val="17"/>
               </w:rPr>
-              <w:t>-63%</w:t>
+              <w:t>-57%</w:t>
             </w:r>
           </w:p>
         </w:tc>
@@ -8944,7 +8944,7 @@
                 <w:color w:val="1A1D21"/>
                 <w:sz w:val="17"/>
               </w:rPr>
-              <w:t>43.94 – 69.95</w:t>
+              <w:t>52.41 – 77.58</w:t>
             </w:r>
           </w:p>
         </w:tc>
@@ -10030,7 +10030,7 @@
                 <w:color w:val="1A1D21"/>
                 <w:sz w:val="17"/>
               </w:rPr>
-              <w:t>59,205</w:t>
+              <w:t>58,415</w:t>
             </w:r>
           </w:p>
         </w:tc>
@@ -10048,7 +10048,7 @@
                 <w:color w:val="1A1D21"/>
                 <w:sz w:val="17"/>
               </w:rPr>
-              <w:t>71,046</w:t>
+              <w:t>68,229</w:t>
             </w:r>
           </w:p>
         </w:tc>
@@ -10066,7 +10066,7 @@
                 <w:color w:val="1A1D21"/>
                 <w:sz w:val="17"/>
               </w:rPr>
-              <w:t>85,255</w:t>
+              <w:t>78,600</w:t>
             </w:r>
           </w:p>
         </w:tc>
@@ -10084,7 +10084,7 @@
                 <w:color w:val="1A1D21"/>
                 <w:sz w:val="17"/>
               </w:rPr>
-              <w:t>102,306</w:t>
+              <w:t>89,289</w:t>
             </w:r>
           </w:p>
         </w:tc>
@@ -10194,7 +10194,7 @@
                 <w:color w:val="1A1D21"/>
                 <w:sz w:val="17"/>
               </w:rPr>
-              <w:t>21,441</w:t>
+              <w:t>21,155</w:t>
             </w:r>
           </w:p>
         </w:tc>
@@ -10212,7 +10212,7 @@
                 <w:color w:val="1A1D21"/>
                 <w:sz w:val="17"/>
               </w:rPr>
-              <w:t>25,729</w:t>
+              <w:t>24,709</w:t>
             </w:r>
           </w:p>
         </w:tc>
@@ -10230,7 +10230,7 @@
                 <w:color w:val="1A1D21"/>
                 <w:sz w:val="17"/>
               </w:rPr>
-              <w:t>30,875</w:t>
+              <w:t>28,465</w:t>
             </w:r>
           </w:p>
         </w:tc>
@@ -10248,7 +10248,7 @@
                 <w:color w:val="1A1D21"/>
                 <w:sz w:val="17"/>
               </w:rPr>
-              <w:t>37,050</w:t>
+              <w:t>32,336</w:t>
             </w:r>
           </w:p>
         </w:tc>
@@ -10340,7 +10340,7 @@
                 <w:color w:val="1A1D21"/>
                 <w:sz w:val="17"/>
               </w:rPr>
-              <w:t>13,298</w:t>
+              <w:t>13,341</w:t>
             </w:r>
           </w:p>
         </w:tc>
@@ -10358,7 +10358,7 @@
                 <w:color w:val="1A1D21"/>
                 <w:sz w:val="17"/>
               </w:rPr>
-              <w:t>16,223</w:t>
+              <w:t>16,112</w:t>
             </w:r>
           </w:p>
         </w:tc>
@@ -10376,7 +10376,7 @@
                 <w:color w:val="1A1D21"/>
                 <w:sz w:val="17"/>
               </w:rPr>
-              <w:t>19,792</w:t>
+              <w:t>19,195</w:t>
             </w:r>
           </w:p>
         </w:tc>
@@ -10394,7 +10394,7 @@
                 <w:color w:val="1A1D21"/>
                 <w:sz w:val="17"/>
               </w:rPr>
-              <w:t>24,146</w:t>
+              <w:t>22,555</w:t>
             </w:r>
           </w:p>
         </w:tc>
@@ -10412,7 +10412,7 @@
                 <w:color w:val="1A1D21"/>
                 <w:sz w:val="17"/>
               </w:rPr>
-              <w:t>29,459</w:t>
+              <w:t>26,135</w:t>
             </w:r>
           </w:p>
         </w:tc>
@@ -10504,7 +10504,7 @@
                 <w:color w:val="1A1D21"/>
                 <w:sz w:val="17"/>
               </w:rPr>
-              <w:t>25,463</w:t>
+              <w:t>25,477</w:t>
             </w:r>
           </w:p>
         </w:tc>
@@ -10522,7 +10522,7 @@
                 <w:color w:val="1A1D21"/>
                 <w:sz w:val="17"/>
               </w:rPr>
-              <w:t>30,641</w:t>
+              <w:t>30,266</w:t>
             </w:r>
           </w:p>
         </w:tc>
@@ -10540,7 +10540,7 @@
                 <w:color w:val="1A1D21"/>
                 <w:sz w:val="17"/>
               </w:rPr>
-              <w:t>36,873</w:t>
+              <w:t>35,471</w:t>
             </w:r>
           </w:p>
         </w:tc>
@@ -10558,7 +10558,7 @@
                 <w:color w:val="1A1D21"/>
                 <w:sz w:val="17"/>
               </w:rPr>
-              <w:t>44,374</w:t>
+              <w:t>41,003</w:t>
             </w:r>
           </w:p>
         </w:tc>
@@ -10576,7 +10576,7 @@
                 <w:color w:val="1A1D21"/>
                 <w:sz w:val="17"/>
               </w:rPr>
-              <w:t>53,402</w:t>
+              <w:t>46,743</w:t>
             </w:r>
           </w:p>
         </w:tc>
@@ -10668,7 +10668,7 @@
                 <w:color w:val="1A1D21"/>
                 <w:sz w:val="17"/>
               </w:rPr>
-              <w:t>23,122</w:t>
+              <w:t>23,131</w:t>
             </w:r>
           </w:p>
         </w:tc>
@@ -10686,7 +10686,7 @@
                 <w:color w:val="1A1D21"/>
                 <w:sz w:val="17"/>
               </w:rPr>
-              <w:t>29,093</w:t>
+              <w:t>28,865</w:t>
             </w:r>
           </w:p>
         </w:tc>
@@ -10704,7 +10704,7 @@
                 <w:color w:val="1A1D21"/>
                 <w:sz w:val="17"/>
               </w:rPr>
-              <w:t>36,292</w:t>
+              <w:t>35,423</w:t>
             </w:r>
           </w:p>
         </w:tc>
@@ -10722,7 +10722,7 @@
                 <w:color w:val="1A1D21"/>
                 <w:sz w:val="17"/>
               </w:rPr>
-              <w:t>45,002</w:t>
+              <w:t>42,870</w:t>
             </w:r>
           </w:p>
         </w:tc>
@@ -10740,7 +10740,7 @@
                 <w:color w:val="1A1D21"/>
                 <w:sz w:val="17"/>
               </w:rPr>
-              <w:t>55,557</w:t>
+              <w:t>51,258</w:t>
             </w:r>
           </w:p>
         </w:tc>
@@ -10832,7 +10832,7 @@
                 <w:color w:val="1A1D21"/>
                 <w:sz w:val="17"/>
               </w:rPr>
-              <w:t>12,668</w:t>
+              <w:t>12,672</w:t>
             </w:r>
           </w:p>
         </w:tc>
@@ -10850,7 +10850,7 @@
                 <w:color w:val="1A1D21"/>
                 <w:sz w:val="17"/>
               </w:rPr>
-              <w:t>15,939</w:t>
+              <w:t>15,814</w:t>
             </w:r>
           </w:p>
         </w:tc>
@@ -10868,7 +10868,7 @@
                 <w:color w:val="1A1D21"/>
                 <w:sz w:val="17"/>
               </w:rPr>
-              <w:t>19,883</w:t>
+              <w:t>19,407</w:t>
             </w:r>
           </w:p>
         </w:tc>
@@ -10886,7 +10886,7 @@
                 <w:color w:val="1A1D21"/>
                 <w:sz w:val="17"/>
               </w:rPr>
-              <w:t>24,655</w:t>
+              <w:t>23,487</w:t>
             </w:r>
           </w:p>
         </w:tc>
@@ -10904,7 +10904,7 @@
                 <w:color w:val="1A1D21"/>
                 <w:sz w:val="17"/>
               </w:rPr>
-              <w:t>30,438</w:t>
+              <w:t>28,082</w:t>
             </w:r>
           </w:p>
         </w:tc>
@@ -11014,7 +11014,7 @@
                 <w:color w:val="1A1D21"/>
                 <w:sz w:val="17"/>
               </w:rPr>
-              <w:t>7.73</w:t>
+              <w:t>7.67</w:t>
             </w:r>
           </w:p>
         </w:tc>
@@ -11032,7 +11032,7 @@
                 <w:color w:val="1A1D21"/>
                 <w:sz w:val="17"/>
               </w:rPr>
-              <w:t>9.65</w:t>
+              <w:t>9.42</w:t>
             </w:r>
           </w:p>
         </w:tc>
@@ -11050,7 +11050,7 @@
                 <w:color w:val="1A1D21"/>
                 <w:sz w:val="17"/>
               </w:rPr>
-              <w:t>11.96</w:t>
+              <w:t>11.40</w:t>
             </w:r>
           </w:p>
         </w:tc>
@@ -11068,7 +11068,7 @@
                 <w:color w:val="1A1D21"/>
                 <w:sz w:val="17"/>
               </w:rPr>
-              <w:t>14.77</w:t>
+              <w:t>13.63</w:t>
             </w:r>
           </w:p>
         </w:tc>
@@ -11253,7 +11253,7 @@
                 <w:color w:val="1A1D21"/>
                 <w:sz w:val="17"/>
               </w:rPr>
-              <w:t>116,567</w:t>
+              <w:t>112,134</w:t>
             </w:r>
           </w:p>
         </w:tc>
@@ -11268,7 +11268,7 @@
                 <w:color w:val="1A1D21"/>
                 <w:sz w:val="17"/>
               </w:rPr>
-              <w:t>86,947 – 198,939</w:t>
+              <w:t>83,639 – 191,373</w:t>
             </w:r>
           </w:p>
         </w:tc>
@@ -11286,7 +11286,7 @@
                 <w:color w:val="1A1D21"/>
                 <w:sz w:val="17"/>
               </w:rPr>
-              <w:t>36,292</w:t>
+              <w:t>35,423</w:t>
             </w:r>
           </w:p>
         </w:tc>
@@ -11301,7 +11301,7 @@
                 <w:color w:val="1A1D21"/>
                 <w:sz w:val="17"/>
               </w:rPr>
-              <w:t>12,214 – 93,842</w:t>
+              <w:t>11,921 – 91,595</w:t>
             </w:r>
           </w:p>
         </w:tc>
@@ -11357,7 +11357,7 @@
                 <w:color w:val="1A1D21"/>
                 <w:sz w:val="17"/>
               </w:rPr>
-              <w:t>140,276</w:t>
+              <w:t>129,620</w:t>
             </w:r>
           </w:p>
         </w:tc>
@@ -11372,7 +11372,7 @@
                 <w:color w:val="1A1D21"/>
                 <w:sz w:val="17"/>
               </w:rPr>
-              <w:t>114,211 – 319,657</w:t>
+              <w:t>105,535 – 295,374</w:t>
             </w:r>
           </w:p>
         </w:tc>
@@ -11390,7 +11390,7 @@
                 <w:color w:val="1A1D21"/>
                 <w:sz w:val="17"/>
               </w:rPr>
-              <w:t>45,002</w:t>
+              <w:t>42,870</w:t>
             </w:r>
           </w:p>
         </w:tc>
@@ -11405,7 +11405,7 @@
                 <w:color w:val="1A1D21"/>
                 <w:sz w:val="17"/>
               </w:rPr>
-              <w:t>17,372 – 149,263</w:t>
+              <w:t>16,549 – 142,192</w:t>
             </w:r>
           </w:p>
         </w:tc>
@@ -11461,7 +11461,7 @@
                 <w:color w:val="1A1D21"/>
                 <w:sz w:val="17"/>
               </w:rPr>
-              <w:t>168,815</w:t>
+              <w:t>147,761</w:t>
             </w:r>
           </w:p>
         </w:tc>
@@ -11476,7 +11476,7 @@
                 <w:color w:val="1A1D21"/>
                 <w:sz w:val="17"/>
               </w:rPr>
-              <w:t>90,065 – 502,698</w:t>
+              <w:t>78,832 – 440,004</w:t>
             </w:r>
           </w:p>
         </w:tc>
@@ -11494,7 +11494,7 @@
                 <w:color w:val="1A1D21"/>
                 <w:sz w:val="17"/>
               </w:rPr>
-              <w:t>55,557</w:t>
+              <w:t>51,258</w:t>
             </w:r>
           </w:p>
         </w:tc>
@@ -11509,7 +11509,7 @@
                 <w:color w:val="1A1D21"/>
                 <w:sz w:val="17"/>
               </w:rPr>
-              <w:t>12,146 – 204,588</w:t>
+              <w:t>11,206 – 188,755</w:t>
             </w:r>
           </w:p>
         </w:tc>
@@ -12729,7 +12729,7 @@
                 <w:color w:val="1A1D21"/>
                 <w:sz w:val="17"/>
               </w:rPr>
-              <w:t>24,347</w:t>
+              <w:t>24,356</w:t>
             </w:r>
           </w:p>
         </w:tc>
@@ -12747,7 +12747,7 @@
                 <w:color w:val="1A1D21"/>
                 <w:sz w:val="17"/>
               </w:rPr>
-              <w:t>29,612</w:t>
+              <w:t>29,440</w:t>
             </w:r>
           </w:p>
         </w:tc>
@@ -12765,7 +12765,7 @@
                 <w:color w:val="1A1D21"/>
                 <w:sz w:val="17"/>
               </w:rPr>
-              <w:t>36,151</w:t>
+              <w:t>35,467</w:t>
             </w:r>
           </w:p>
         </w:tc>
@@ -12783,7 +12783,7 @@
                 <w:color w:val="1A1D21"/>
                 <w:sz w:val="17"/>
               </w:rPr>
-              <w:t>44,209</w:t>
+              <w:t>42,486</w:t>
             </w:r>
           </w:p>
         </w:tc>
@@ -12801,7 +12801,7 @@
                 <w:color w:val="1A1D21"/>
                 <w:sz w:val="17"/>
               </w:rPr>
-              <w:t>54,088</w:t>
+              <w:t>50,543</w:t>
             </w:r>
           </w:p>
         </w:tc>
@@ -12839,7 +12839,7 @@
                 <w:color w:val="1A1D21"/>
                 <w:sz w:val="17"/>
               </w:rPr>
-              <w:t>-2,319</w:t>
+              <w:t>-2,320</w:t>
             </w:r>
           </w:p>
         </w:tc>
@@ -12857,7 +12857,7 @@
                 <w:color w:val="1A1D21"/>
                 <w:sz w:val="17"/>
               </w:rPr>
-              <w:t>-2,793</w:t>
+              <w:t>-2,760</w:t>
             </w:r>
           </w:p>
         </w:tc>
@@ -12875,7 +12875,7 @@
                 <w:color w:val="1A1D21"/>
                 <w:sz w:val="17"/>
               </w:rPr>
-              <w:t>-3,365</w:t>
+              <w:t>-3,239</w:t>
             </w:r>
           </w:p>
         </w:tc>
@@ -12893,7 +12893,7 @@
                 <w:color w:val="1A1D21"/>
                 <w:sz w:val="17"/>
               </w:rPr>
-              <w:t>-4,053</w:t>
+              <w:t>-3,749</w:t>
             </w:r>
           </w:p>
         </w:tc>
@@ -12911,7 +12911,7 @@
                 <w:color w:val="1A1D21"/>
                 <w:sz w:val="17"/>
               </w:rPr>
-              <w:t>-4,883</w:t>
+              <w:t>-4,279</w:t>
             </w:r>
           </w:p>
         </w:tc>
@@ -12949,7 +12949,7 @@
                 <w:color w:val="1A1D21"/>
                 <w:sz w:val="17"/>
               </w:rPr>
-              <w:t>-3,800</w:t>
+              <w:t>-3,802</w:t>
             </w:r>
           </w:p>
         </w:tc>
@@ -12967,7 +12967,7 @@
                 <w:color w:val="1A1D21"/>
                 <w:sz w:val="17"/>
               </w:rPr>
-              <w:t>-4,782</w:t>
+              <w:t>-4,744</w:t>
             </w:r>
           </w:p>
         </w:tc>
@@ -12985,7 +12985,7 @@
                 <w:color w:val="1A1D21"/>
                 <w:sz w:val="17"/>
               </w:rPr>
-              <w:t>-5,965</w:t>
+              <w:t>-5,822</w:t>
             </w:r>
           </w:p>
         </w:tc>
@@ -13003,7 +13003,7 @@
                 <w:color w:val="1A1D21"/>
                 <w:sz w:val="17"/>
               </w:rPr>
-              <w:t>-7,397</w:t>
+              <w:t>-7,046</w:t>
             </w:r>
           </w:p>
         </w:tc>
@@ -13021,7 +13021,7 @@
                 <w:color w:val="1A1D21"/>
                 <w:sz w:val="17"/>
               </w:rPr>
-              <w:t>-9,131</w:t>
+              <w:t>-8,425</w:t>
             </w:r>
           </w:p>
         </w:tc>
@@ -13077,7 +13077,7 @@
                 <w:color w:val="1A1D21"/>
                 <w:sz w:val="17"/>
               </w:rPr>
-              <w:t>5,966</w:t>
+              <w:t>5,442</w:t>
             </w:r>
           </w:p>
         </w:tc>
@@ -13095,7 +13095,7 @@
                 <w:color w:val="1A1D21"/>
                 <w:sz w:val="17"/>
               </w:rPr>
-              <w:t>12,329</w:t>
+              <w:t>10,591</w:t>
             </w:r>
           </w:p>
         </w:tc>
@@ -13113,7 +13113,7 @@
                 <w:color w:val="1A1D21"/>
                 <w:sz w:val="17"/>
               </w:rPr>
-              <w:t>18,672</w:t>
+              <w:t>14,823</w:t>
             </w:r>
           </w:p>
         </w:tc>
@@ -13131,7 +13131,7 @@
                 <w:color w:val="1A1D21"/>
                 <w:sz w:val="17"/>
               </w:rPr>
-              <w:t>25,314</w:t>
+              <w:t>18,207</w:t>
             </w:r>
           </w:p>
         </w:tc>
@@ -13187,7 +13187,7 @@
                 <w:color w:val="1A1D21"/>
                 <w:sz w:val="17"/>
               </w:rPr>
-              <w:t>-6,604</w:t>
+              <w:t>-6,024</w:t>
             </w:r>
           </w:p>
         </w:tc>
@@ -13205,7 +13205,7 @@
                 <w:color w:val="1A1D21"/>
                 <w:sz w:val="17"/>
               </w:rPr>
-              <w:t>-13,646</w:t>
+              <w:t>-11,723</w:t>
             </w:r>
           </w:p>
         </w:tc>
@@ -13223,7 +13223,7 @@
                 <w:color w:val="1A1D21"/>
                 <w:sz w:val="17"/>
               </w:rPr>
-              <w:t>-20,667</w:t>
+              <w:t>-16,407</w:t>
             </w:r>
           </w:p>
         </w:tc>
@@ -13241,7 +13241,7 @@
                 <w:color w:val="1A1D21"/>
                 <w:sz w:val="17"/>
               </w:rPr>
-              <w:t>-28,019</w:t>
+              <w:t>-20,154</w:t>
             </w:r>
           </w:p>
         </w:tc>
@@ -13279,7 +13279,7 @@
                 <w:color w:val="1A1D21"/>
                 <w:sz w:val="17"/>
               </w:rPr>
-              <w:t>13,543</w:t>
+              <w:t>13,550</w:t>
             </w:r>
           </w:p>
         </w:tc>
@@ -13297,7 +13297,7 @@
                 <w:color w:val="1A1D21"/>
                 <w:sz w:val="17"/>
               </w:rPr>
-              <w:t>15,508</w:t>
+              <w:t>15,369</w:t>
             </w:r>
           </w:p>
         </w:tc>
@@ -13315,7 +13315,7 @@
                 <w:color w:val="1A1D21"/>
                 <w:sz w:val="17"/>
               </w:rPr>
-              <w:t>18,060</w:t>
+              <w:t>17,517</w:t>
             </w:r>
           </w:p>
         </w:tc>
@@ -13333,7 +13333,7 @@
                 <w:color w:val="1A1D21"/>
                 <w:sz w:val="17"/>
               </w:rPr>
-              <w:t>21,272</w:t>
+              <w:t>19,933</w:t>
             </w:r>
           </w:p>
         </w:tc>
@@ -13351,7 +13351,7 @@
                 <w:color w:val="1A1D21"/>
                 <w:sz w:val="17"/>
               </w:rPr>
-              <w:t>25,244</w:t>
+              <w:t>22,547</w:t>
             </w:r>
           </w:p>
         </w:tc>
@@ -13389,7 +13389,7 @@
                 <w:color w:val="1A1D21"/>
                 <w:sz w:val="17"/>
               </w:rPr>
-              <w:t>94,002</w:t>
+              <w:t>94,007</w:t>
             </w:r>
           </w:p>
         </w:tc>
@@ -13407,7 +13407,7 @@
                 <w:color w:val="1A1D21"/>
                 <w:sz w:val="17"/>
               </w:rPr>
-              <w:t>116,039</w:t>
+              <w:t>115,943</w:t>
             </w:r>
           </w:p>
         </w:tc>
@@ -13425,7 +13425,7 @@
                 <w:color w:val="1A1D21"/>
                 <w:sz w:val="17"/>
               </w:rPr>
-              <w:t>142,860</w:t>
+              <w:t>142,349</w:t>
             </w:r>
           </w:p>
         </w:tc>
@@ -13443,7 +13443,7 @@
                 <w:color w:val="1A1D21"/>
                 <w:sz w:val="17"/>
               </w:rPr>
-              <w:t>175,619</w:t>
+              <w:t>174,041</w:t>
             </w:r>
           </w:p>
         </w:tc>
@@ -13461,7 +13461,7 @@
                 <w:color w:val="1A1D21"/>
                 <w:sz w:val="17"/>
               </w:rPr>
-              <w:t>215,693</w:t>
+              <w:t>211,880</w:t>
             </w:r>
           </w:p>
         </w:tc>
@@ -13517,7 +13517,7 @@
                 <w:color w:val="1A1D21"/>
                 <w:sz w:val="17"/>
               </w:rPr>
-              <w:t>154,064</w:t>
+              <w:t>153,484</w:t>
             </w:r>
           </w:p>
         </w:tc>
@@ -13535,7 +13535,7 @@
                 <w:color w:val="1A1D21"/>
                 <w:sz w:val="17"/>
               </w:rPr>
-              <w:t>167,710</w:t>
+              <w:t>165,208</w:t>
             </w:r>
           </w:p>
         </w:tc>
@@ -13553,7 +13553,7 @@
                 <w:color w:val="1A1D21"/>
                 <w:sz w:val="17"/>
               </w:rPr>
-              <w:t>188,378</w:t>
+              <w:t>181,615</w:t>
             </w:r>
           </w:p>
         </w:tc>
@@ -13571,7 +13571,7 @@
                 <w:color w:val="1A1D21"/>
                 <w:sz w:val="17"/>
               </w:rPr>
-              <w:t>216,397</w:t>
+              <w:t>201,768</w:t>
             </w:r>
           </w:p>
         </w:tc>
@@ -13627,7 +13627,7 @@
                 <w:color w:val="1A1D21"/>
                 <w:sz w:val="17"/>
               </w:rPr>
-              <w:t>139,187</w:t>
+              <w:t>138,663</w:t>
             </w:r>
           </w:p>
         </w:tc>
@@ -13645,7 +13645,7 @@
                 <w:color w:val="1A1D21"/>
                 <w:sz w:val="17"/>
               </w:rPr>
-              <w:t>151,515</w:t>
+              <w:t>149,254</w:t>
             </w:r>
           </w:p>
         </w:tc>
@@ -13663,7 +13663,7 @@
                 <w:color w:val="1A1D21"/>
                 <w:sz w:val="17"/>
               </w:rPr>
-              <w:t>170,187</w:t>
+              <w:t>164,077</w:t>
             </w:r>
           </w:p>
         </w:tc>
@@ -13681,7 +13681,7 @@
                 <w:color w:val="1A1D21"/>
                 <w:sz w:val="17"/>
               </w:rPr>
-              <w:t>195,501</w:t>
+              <w:t>182,284</w:t>
             </w:r>
           </w:p>
         </w:tc>
@@ -13719,7 +13719,7 @@
                 <w:color w:val="1A1D21"/>
                 <w:sz w:val="17"/>
               </w:rPr>
-              <w:t>100,538</w:t>
+              <w:t>100,542</w:t>
             </w:r>
           </w:p>
         </w:tc>
@@ -13737,7 +13737,7 @@
                 <w:color w:val="1A1D21"/>
                 <w:sz w:val="17"/>
               </w:rPr>
-              <w:t>111,696</w:t>
+              <w:t>111,612</w:t>
             </w:r>
           </w:p>
         </w:tc>
@@ -13755,7 +13755,7 @@
                 <w:color w:val="1A1D21"/>
                 <w:sz w:val="17"/>
               </w:rPr>
-              <w:t>125,614</w:t>
+              <w:t>125,197</w:t>
             </w:r>
           </w:p>
         </w:tc>
@@ -13773,7 +13773,7 @@
                 <w:color w:val="1A1D21"/>
                 <w:sz w:val="17"/>
               </w:rPr>
-              <w:t>142,872</w:t>
+              <w:t>141,637</w:t>
             </w:r>
           </w:p>
         </w:tc>
@@ -13791,7 +13791,7 @@
                 <w:color w:val="1A1D21"/>
                 <w:sz w:val="17"/>
               </w:rPr>
-              <w:t>164,179</w:t>
+              <w:t>161,295</w:t>
             </w:r>
           </w:p>
         </w:tc>
@@ -13829,7 +13829,7 @@
                 <w:color w:val="1A1D21"/>
                 <w:sz w:val="17"/>
               </w:rPr>
-              <w:t>496,447</w:t>
+              <w:t>496,454</w:t>
             </w:r>
           </w:p>
         </w:tc>
@@ -13847,7 +13847,7 @@
                 <w:color w:val="1A1D21"/>
                 <w:sz w:val="17"/>
               </w:rPr>
-              <w:t>526,724</w:t>
+              <w:t>526,017</w:t>
             </w:r>
           </w:p>
         </w:tc>
@@ -13865,7 +13865,7 @@
                 <w:color w:val="1A1D21"/>
                 <w:sz w:val="17"/>
               </w:rPr>
-              <w:t>569,380</w:t>
+              <w:t>566,210</w:t>
             </w:r>
           </w:p>
         </w:tc>
@@ -13883,7 +13883,7 @@
                 <w:color w:val="1A1D21"/>
                 <w:sz w:val="17"/>
               </w:rPr>
-              <w:t>625,657</w:t>
+              <w:t>616,856</w:t>
             </w:r>
           </w:p>
         </w:tc>
@@ -13901,7 +13901,7 @@
                 <w:color w:val="1A1D21"/>
                 <w:sz w:val="17"/>
               </w:rPr>
-              <w:t>697,397</w:t>
+              <w:t>677,897</w:t>
             </w:r>
           </w:p>
         </w:tc>
@@ -13957,7 +13957,7 @@
                 <w:color w:val="1A1D21"/>
                 <w:sz w:val="17"/>
               </w:rPr>
-              <w:t>315,768</w:t>
+              <w:t>315,244</w:t>
             </w:r>
           </w:p>
         </w:tc>
@@ -13975,7 +13975,7 @@
                 <w:color w:val="1A1D21"/>
                 <w:sz w:val="17"/>
               </w:rPr>
-              <w:t>328,096</w:t>
+              <w:t>325,835</w:t>
             </w:r>
           </w:p>
         </w:tc>
@@ -13993,7 +13993,7 @@
                 <w:color w:val="1A1D21"/>
                 <w:sz w:val="17"/>
               </w:rPr>
-              <w:t>346,768</w:t>
+              <w:t>340,658</w:t>
             </w:r>
           </w:p>
         </w:tc>
@@ -14011,7 +14011,7 @@
                 <w:color w:val="1A1D21"/>
                 <w:sz w:val="17"/>
               </w:rPr>
-              <w:t>372,082</w:t>
+              <w:t>358,865</w:t>
             </w:r>
           </w:p>
         </w:tc>
@@ -14049,7 +14049,7 @@
                 <w:color w:val="1A1D21"/>
                 <w:sz w:val="17"/>
               </w:rPr>
-              <w:t>186,645</w:t>
+              <w:t>186,653</w:t>
             </w:r>
           </w:p>
         </w:tc>
@@ -14067,7 +14067,7 @@
                 <w:color w:val="1A1D21"/>
                 <w:sz w:val="17"/>
               </w:rPr>
-              <w:t>210,957</w:t>
+              <w:t>210,773</w:t>
             </w:r>
           </w:p>
         </w:tc>
@@ -14085,7 +14085,7 @@
                 <w:color w:val="1A1D21"/>
                 <w:sz w:val="17"/>
               </w:rPr>
-              <w:t>241,284</w:t>
+              <w:t>240,374</w:t>
             </w:r>
           </w:p>
         </w:tc>
@@ -14103,7 +14103,7 @@
                 <w:color w:val="1A1D21"/>
                 <w:sz w:val="17"/>
               </w:rPr>
-              <w:t>278,889</w:t>
+              <w:t>276,198</w:t>
             </w:r>
           </w:p>
         </w:tc>
@@ -14121,7 +14121,7 @@
                 <w:color w:val="1A1D21"/>
                 <w:sz w:val="17"/>
               </w:rPr>
-              <w:t>325,315</w:t>
+              <w:t>319,031</w:t>
             </w:r>
           </w:p>
         </w:tc>
@@ -14177,61 +14177,61 @@
                 <w:color w:val="1A1D21"/>
                 <w:sz w:val="17"/>
               </w:rPr>
+              <w:t>0.00</w:t>
+            </w:r>
+          </w:p>
+        </w:tc>
+        <w:tc>
+          <w:tcPr>
+            <w:tcW w:type="dxa" w:w="1134"/>
+          </w:tcPr>
+          <w:p>
+            <w:pPr>
+              <w:jc w:val="right"/>
+            </w:pPr>
+            <w:r/>
+            <w:r>
+              <w:rPr>
+                <w:color w:val="1A1D21"/>
+                <w:sz w:val="17"/>
+              </w:rPr>
+              <w:t>0.00</w:t>
+            </w:r>
+          </w:p>
+        </w:tc>
+        <w:tc>
+          <w:tcPr>
+            <w:tcW w:type="dxa" w:w="1134"/>
+          </w:tcPr>
+          <w:p>
+            <w:pPr>
+              <w:jc w:val="right"/>
+            </w:pPr>
+            <w:r/>
+            <w:r>
+              <w:rPr>
+                <w:color w:val="1A1D21"/>
+                <w:sz w:val="17"/>
+              </w:rPr>
+              <w:t>0.00</w:t>
+            </w:r>
+          </w:p>
+        </w:tc>
+        <w:tc>
+          <w:tcPr>
+            <w:tcW w:type="dxa" w:w="1134"/>
+          </w:tcPr>
+          <w:p>
+            <w:pPr>
+              <w:jc w:val="right"/>
+            </w:pPr>
+            <w:r/>
+            <w:r>
+              <w:rPr>
+                <w:color w:val="1A1D21"/>
+                <w:sz w:val="17"/>
+              </w:rPr>
               <w:t>-0.00</w:t>
-            </w:r>
-          </w:p>
-        </w:tc>
-        <w:tc>
-          <w:tcPr>
-            <w:tcW w:type="dxa" w:w="1134"/>
-          </w:tcPr>
-          <w:p>
-            <w:pPr>
-              <w:jc w:val="right"/>
-            </w:pPr>
-            <w:r/>
-            <w:r>
-              <w:rPr>
-                <w:color w:val="1A1D21"/>
-                <w:sz w:val="17"/>
-              </w:rPr>
-              <w:t>0.00</w:t>
-            </w:r>
-          </w:p>
-        </w:tc>
-        <w:tc>
-          <w:tcPr>
-            <w:tcW w:type="dxa" w:w="1134"/>
-          </w:tcPr>
-          <w:p>
-            <w:pPr>
-              <w:jc w:val="right"/>
-            </w:pPr>
-            <w:r/>
-            <w:r>
-              <w:rPr>
-                <w:color w:val="1A1D21"/>
-                <w:sz w:val="17"/>
-              </w:rPr>
-              <w:t>-0.00</w:t>
-            </w:r>
-          </w:p>
-        </w:tc>
-        <w:tc>
-          <w:tcPr>
-            <w:tcW w:type="dxa" w:w="1134"/>
-          </w:tcPr>
-          <w:p>
-            <w:pPr>
-              <w:jc w:val="right"/>
-            </w:pPr>
-            <w:r/>
-            <w:r>
-              <w:rPr>
-                <w:color w:val="1A1D21"/>
-                <w:sz w:val="17"/>
-              </w:rPr>
-              <w:t>0.00</w:t>
             </w:r>
           </w:p>
         </w:tc>

--- a/engine/tmgh_study/TMGH_Valuation_Study_01-09-2026.docx
+++ b/engine/tmgh_study/TMGH_Valuation_Study_01-09-2026.docx
@@ -157,7 +157,7 @@
           <w:color w:val="1A1D21"/>
           <w:sz w:val="23"/>
         </w:rPr>
-        <w:t>On the method used here, Talaat Moustafa Group Holding is worth between EGP 48.83 and EGP 77.58 a share. The shares last traded at EGP 97.80.</w:t>
+        <w:t>On the method used here, Talaat Moustafa Group Holding is worth between EGP 51.40 and EGP 82.83 a share. The shares last traded at EGP 97.80.</w:t>
       </w:r>
     </w:p>
     <w:p>
@@ -185,7 +185,7 @@
           <w:color w:val="1A1D21"/>
           <w:sz w:val="20"/>
         </w:rPr>
-        <w:t>Run the same model backwards and ask what discount rate would reproduce the traded price, and the answer is 21.8% to 15.6%. That is close to what the Egyptian government itself pays to borrow for ten years, and it is well below the 35.79% this study uses. The gap is the disagreement, and it is reported rather than resolved.</w:t>
+        <w:t>Run the same model backwards and ask what discount rate would reproduce the traded price, and the answer is 23.6% to 16.5%. That is close to what the Egyptian government itself pays to borrow for ten years, and it is well below the 35.79% this study uses. The gap is the disagreement, and it is reported rather than resolved.</w:t>
       </w:r>
     </w:p>
     <w:p>
@@ -419,7 +419,7 @@
                 <w:color w:val="1A1D21"/>
                 <w:sz w:val="17"/>
               </w:rPr>
-              <w:t>96,361</w:t>
+              <w:t>106,031</w:t>
             </w:r>
           </w:p>
         </w:tc>
@@ -437,7 +437,7 @@
                 <w:color w:val="1A1D21"/>
                 <w:sz w:val="17"/>
               </w:rPr>
-              <w:t>108,002</w:t>
+              <w:t>117,672</w:t>
             </w:r>
           </w:p>
         </w:tc>
@@ -455,7 +455,7 @@
                 <w:color w:val="1A1D21"/>
                 <w:sz w:val="17"/>
               </w:rPr>
-              <w:t>52.41</w:t>
+              <w:t>57.10</w:t>
             </w:r>
           </w:p>
         </w:tc>
@@ -473,7 +473,7 @@
                 <w:color w:val="1A1D21"/>
                 <w:sz w:val="17"/>
               </w:rPr>
-              <w:t>48.83</w:t>
+              <w:t>51.40</w:t>
             </w:r>
           </w:p>
         </w:tc>
@@ -529,7 +529,7 @@
                 <w:color w:val="1A1D21"/>
                 <w:sz w:val="17"/>
               </w:rPr>
-              <w:t>133,016</w:t>
+              <w:t>142,686</w:t>
             </w:r>
           </w:p>
         </w:tc>
@@ -547,7 +547,7 @@
                 <w:color w:val="1A1D21"/>
                 <w:sz w:val="17"/>
               </w:rPr>
-              <w:t>144,657</w:t>
+              <w:t>154,328</w:t>
             </w:r>
           </w:p>
         </w:tc>
@@ -565,7 +565,7 @@
                 <w:color w:val="1A1D21"/>
                 <w:sz w:val="17"/>
               </w:rPr>
-              <w:t>70.20</w:t>
+              <w:t>74.89</w:t>
             </w:r>
           </w:p>
         </w:tc>
@@ -583,7 +583,7 @@
                 <w:color w:val="1A1D21"/>
                 <w:sz w:val="17"/>
               </w:rPr>
-              <w:t>58.57</w:t>
+              <w:t>61.14</w:t>
             </w:r>
           </w:p>
         </w:tc>
@@ -639,7 +639,7 @@
                 <w:color w:val="1A1D21"/>
                 <w:sz w:val="17"/>
               </w:rPr>
-              <w:t>106,491</w:t>
+              <w:t>117,304</w:t>
             </w:r>
           </w:p>
         </w:tc>
@@ -657,7 +657,7 @@
                 <w:color w:val="1A1D21"/>
                 <w:sz w:val="17"/>
               </w:rPr>
-              <w:t>118,132</w:t>
+              <w:t>128,945</w:t>
             </w:r>
           </w:p>
         </w:tc>
@@ -675,7 +675,7 @@
                 <w:color w:val="1A1D21"/>
                 <w:sz w:val="17"/>
               </w:rPr>
-              <w:t>57.33</w:t>
+              <w:t>62.57</w:t>
             </w:r>
           </w:p>
         </w:tc>
@@ -693,7 +693,7 @@
                 <w:color w:val="1A1D21"/>
                 <w:sz w:val="17"/>
               </w:rPr>
-              <w:t>51.52</w:t>
+              <w:t>54.40</w:t>
             </w:r>
           </w:p>
         </w:tc>
@@ -749,7 +749,7 @@
                 <w:color w:val="1A1D21"/>
                 <w:sz w:val="17"/>
               </w:rPr>
-              <w:t>148,230</w:t>
+              <w:t>159,042</w:t>
             </w:r>
           </w:p>
         </w:tc>
@@ -767,7 +767,7 @@
                 <w:color w:val="1A1D21"/>
                 <w:sz w:val="17"/>
               </w:rPr>
-              <w:t>159,871</w:t>
+              <w:t>170,684</w:t>
             </w:r>
           </w:p>
         </w:tc>
@@ -785,7 +785,7 @@
                 <w:color w:val="1A1D21"/>
                 <w:sz w:val="17"/>
               </w:rPr>
-              <w:t>77.58</w:t>
+              <w:t>82.83</w:t>
             </w:r>
           </w:p>
         </w:tc>
@@ -803,7 +803,7 @@
                 <w:color w:val="1A1D21"/>
                 <w:sz w:val="17"/>
               </w:rPr>
-              <w:t>62.62</w:t>
+              <w:t>65.49</w:t>
             </w:r>
           </w:p>
         </w:tc>
@@ -1686,7 +1686,7 @@
                 <w:color w:val="1A1D21"/>
                 <w:sz w:val="17"/>
               </w:rPr>
-              <w:t>95,682</w:t>
+              <w:t>100,216</w:t>
             </w:r>
           </w:p>
         </w:tc>
@@ -1704,7 +1704,7 @@
                 <w:color w:val="1A1D21"/>
                 <w:sz w:val="17"/>
               </w:rPr>
-              <w:t>112,134</w:t>
+              <w:t>122,723</w:t>
             </w:r>
           </w:p>
         </w:tc>
@@ -1722,7 +1722,7 @@
                 <w:color w:val="1A1D21"/>
                 <w:sz w:val="17"/>
               </w:rPr>
-              <w:t>129,620</w:t>
+              <w:t>141,819</w:t>
             </w:r>
           </w:p>
         </w:tc>
@@ -1740,7 +1740,7 @@
                 <w:color w:val="1A1D21"/>
                 <w:sz w:val="17"/>
               </w:rPr>
-              <w:t>147,761</w:t>
+              <w:t>161,619</w:t>
             </w:r>
           </w:p>
         </w:tc>
@@ -1796,7 +1796,7 @@
                 <w:color w:val="1A1D21"/>
                 <w:sz w:val="17"/>
               </w:rPr>
-              <w:t>-65,417</w:t>
+              <w:t>-67,893</w:t>
             </w:r>
           </w:p>
         </w:tc>
@@ -1814,7 +1814,7 @@
                 <w:color w:val="1A1D21"/>
                 <w:sz w:val="17"/>
               </w:rPr>
-              <w:t>-76,663</w:t>
+              <w:t>-82,448</w:t>
             </w:r>
           </w:p>
         </w:tc>
@@ -1832,7 +1832,7 @@
                 <w:color w:val="1A1D21"/>
                 <w:sz w:val="17"/>
               </w:rPr>
-              <w:t>-88,617</w:t>
+              <w:t>-95,281</w:t>
             </w:r>
           </w:p>
         </w:tc>
@@ -1850,7 +1850,7 @@
                 <w:color w:val="1A1D21"/>
                 <w:sz w:val="17"/>
               </w:rPr>
-              <w:t>-101,017</w:t>
+              <w:t>-108,588</w:t>
             </w:r>
           </w:p>
         </w:tc>
@@ -1906,7 +1906,7 @@
                 <w:color w:val="1A1D21"/>
                 <w:sz w:val="17"/>
               </w:rPr>
-              <w:t>30,266</w:t>
+              <w:t>32,323</w:t>
             </w:r>
           </w:p>
         </w:tc>
@@ -1924,7 +1924,7 @@
                 <w:color w:val="1A1D21"/>
                 <w:sz w:val="17"/>
               </w:rPr>
-              <w:t>35,471</w:t>
+              <w:t>40,275</w:t>
             </w:r>
           </w:p>
         </w:tc>
@@ -1942,7 +1942,7 @@
                 <w:color w:val="1A1D21"/>
                 <w:sz w:val="17"/>
               </w:rPr>
-              <w:t>41,003</w:t>
+              <w:t>46,538</w:t>
             </w:r>
           </w:p>
         </w:tc>
@@ -1960,7 +1960,7 @@
                 <w:color w:val="1A1D21"/>
                 <w:sz w:val="17"/>
               </w:rPr>
-              <w:t>46,743</w:t>
+              <w:t>53,031</w:t>
             </w:r>
           </w:p>
         </w:tc>
@@ -2016,7 +2016,7 @@
                 <w:color w:val="1A1D21"/>
                 <w:sz w:val="17"/>
               </w:rPr>
-              <w:t>31.6%</w:t>
+              <w:t>32.3%</w:t>
             </w:r>
           </w:p>
         </w:tc>
@@ -2034,7 +2034,7 @@
                 <w:color w:val="1A1D21"/>
                 <w:sz w:val="17"/>
               </w:rPr>
-              <w:t>31.6%</w:t>
+              <w:t>32.8%</w:t>
             </w:r>
           </w:p>
         </w:tc>
@@ -2052,7 +2052,7 @@
                 <w:color w:val="1A1D21"/>
                 <w:sz w:val="17"/>
               </w:rPr>
-              <w:t>31.6%</w:t>
+              <w:t>32.8%</w:t>
             </w:r>
           </w:p>
         </w:tc>
@@ -2070,7 +2070,7 @@
                 <w:color w:val="1A1D21"/>
                 <w:sz w:val="17"/>
               </w:rPr>
-              <w:t>31.6%</w:t>
+              <w:t>32.8%</w:t>
             </w:r>
           </w:p>
         </w:tc>
@@ -2126,7 +2126,7 @@
                 <w:color w:val="1A1D21"/>
                 <w:sz w:val="17"/>
               </w:rPr>
-              <w:t>-6,460</w:t>
+              <w:t>-6,766</w:t>
             </w:r>
           </w:p>
         </w:tc>
@@ -2144,7 +2144,7 @@
                 <w:color w:val="1A1D21"/>
                 <w:sz w:val="17"/>
               </w:rPr>
-              <w:t>-7,570</w:t>
+              <w:t>-8,285</w:t>
             </w:r>
           </w:p>
         </w:tc>
@@ -2162,7 +2162,7 @@
                 <w:color w:val="1A1D21"/>
                 <w:sz w:val="17"/>
               </w:rPr>
-              <w:t>-8,751</w:t>
+              <w:t>-9,574</w:t>
             </w:r>
           </w:p>
         </w:tc>
@@ -2180,7 +2180,7 @@
                 <w:color w:val="1A1D21"/>
                 <w:sz w:val="17"/>
               </w:rPr>
-              <w:t>-9,975</w:t>
+              <w:t>-10,911</w:t>
             </w:r>
           </w:p>
         </w:tc>
@@ -2254,7 +2254,7 @@
                 <w:color w:val="1A1D21"/>
                 <w:sz w:val="17"/>
               </w:rPr>
-              <w:t>-1,176</w:t>
+              <w:t>-1,182</w:t>
             </w:r>
           </w:p>
         </w:tc>
@@ -2272,7 +2272,7 @@
                 <w:color w:val="1A1D21"/>
                 <w:sz w:val="17"/>
               </w:rPr>
-              <w:t>-1,201</w:t>
+              <w:t>-1,219</w:t>
             </w:r>
           </w:p>
         </w:tc>
@@ -2290,7 +2290,7 @@
                 <w:color w:val="1A1D21"/>
                 <w:sz w:val="17"/>
               </w:rPr>
-              <w:t>-1,231</w:t>
+              <w:t>-1,264</w:t>
             </w:r>
           </w:p>
         </w:tc>
@@ -2346,7 +2346,7 @@
                 <w:color w:val="1A1D21"/>
                 <w:sz w:val="17"/>
               </w:rPr>
-              <w:t>22,650</w:t>
+              <w:t>24,400</w:t>
             </w:r>
           </w:p>
         </w:tc>
@@ -2364,7 +2364,7 @@
                 <w:color w:val="1A1D21"/>
                 <w:sz w:val="17"/>
               </w:rPr>
-              <w:t>26,724</w:t>
+              <w:t>30,809</w:t>
             </w:r>
           </w:p>
         </w:tc>
@@ -2382,7 +2382,7 @@
                 <w:color w:val="1A1D21"/>
                 <w:sz w:val="17"/>
               </w:rPr>
-              <w:t>31,052</w:t>
+              <w:t>35,745</w:t>
             </w:r>
           </w:p>
         </w:tc>
@@ -2400,7 +2400,7 @@
                 <w:color w:val="1A1D21"/>
                 <w:sz w:val="17"/>
               </w:rPr>
-              <w:t>35,537</w:t>
+              <w:t>40,856</w:t>
             </w:r>
           </w:p>
         </w:tc>
@@ -2456,7 +2456,7 @@
                 <w:color w:val="1A1D21"/>
                 <w:sz w:val="17"/>
               </w:rPr>
-              <w:t>-5,096</w:t>
+              <w:t>-5,490</w:t>
             </w:r>
           </w:p>
         </w:tc>
@@ -2474,7 +2474,7 @@
                 <w:color w:val="1A1D21"/>
                 <w:sz w:val="17"/>
               </w:rPr>
-              <w:t>-6,013</w:t>
+              <w:t>-6,932</w:t>
             </w:r>
           </w:p>
         </w:tc>
@@ -2492,7 +2492,7 @@
                 <w:color w:val="1A1D21"/>
                 <w:sz w:val="17"/>
               </w:rPr>
-              <w:t>-6,987</w:t>
+              <w:t>-8,043</w:t>
             </w:r>
           </w:p>
         </w:tc>
@@ -2510,7 +2510,7 @@
                 <w:color w:val="1A1D21"/>
                 <w:sz w:val="17"/>
               </w:rPr>
-              <w:t>-7,996</w:t>
+              <w:t>-9,193</w:t>
             </w:r>
           </w:p>
         </w:tc>
@@ -2566,7 +2566,7 @@
                 <w:color w:val="1A1D21"/>
                 <w:sz w:val="17"/>
               </w:rPr>
-              <w:t>17,553</w:t>
+              <w:t>18,910</w:t>
             </w:r>
           </w:p>
         </w:tc>
@@ -2584,7 +2584,7 @@
                 <w:color w:val="1A1D21"/>
                 <w:sz w:val="17"/>
               </w:rPr>
-              <w:t>20,711</w:t>
+              <w:t>23,877</w:t>
             </w:r>
           </w:p>
         </w:tc>
@@ -2602,7 +2602,7 @@
                 <w:color w:val="1A1D21"/>
                 <w:sz w:val="17"/>
               </w:rPr>
-              <w:t>24,065</w:t>
+              <w:t>27,703</w:t>
             </w:r>
           </w:p>
         </w:tc>
@@ -2620,7 +2620,7 @@
                 <w:color w:val="1A1D21"/>
                 <w:sz w:val="17"/>
               </w:rPr>
-              <w:t>27,541</w:t>
+              <w:t>31,664</w:t>
             </w:r>
           </w:p>
         </w:tc>
@@ -2694,7 +2694,7 @@
                 <w:color w:val="1A1D21"/>
                 <w:sz w:val="17"/>
               </w:rPr>
-              <w:t>1,176</w:t>
+              <w:t>1,182</w:t>
             </w:r>
           </w:p>
         </w:tc>
@@ -2712,7 +2712,7 @@
                 <w:color w:val="1A1D21"/>
                 <w:sz w:val="17"/>
               </w:rPr>
-              <w:t>1,201</w:t>
+              <w:t>1,219</w:t>
             </w:r>
           </w:p>
         </w:tc>
@@ -2730,7 +2730,7 @@
                 <w:color w:val="1A1D21"/>
                 <w:sz w:val="17"/>
               </w:rPr>
-              <w:t>1,231</w:t>
+              <w:t>1,264</w:t>
             </w:r>
           </w:p>
         </w:tc>
@@ -2786,7 +2786,7 @@
                 <w:color w:val="1A1D21"/>
                 <w:sz w:val="17"/>
               </w:rPr>
-              <w:t>-2,760</w:t>
+              <w:t>-3,213</w:t>
             </w:r>
           </w:p>
         </w:tc>
@@ -2804,7 +2804,7 @@
                 <w:color w:val="1A1D21"/>
                 <w:sz w:val="17"/>
               </w:rPr>
-              <w:t>-3,239</w:t>
+              <w:t>-4,298</w:t>
             </w:r>
           </w:p>
         </w:tc>
@@ -2822,7 +2822,7 @@
                 <w:color w:val="1A1D21"/>
                 <w:sz w:val="17"/>
               </w:rPr>
-              <w:t>-3,749</w:t>
+              <w:t>-4,969</w:t>
             </w:r>
           </w:p>
         </w:tc>
@@ -2840,7 +2840,7 @@
                 <w:color w:val="1A1D21"/>
                 <w:sz w:val="17"/>
               </w:rPr>
-              <w:t>-4,279</w:t>
+              <w:t>-5,665</w:t>
             </w:r>
           </w:p>
         </w:tc>
@@ -3116,7 +3116,7 @@
                 <w:color w:val="1A1D21"/>
                 <w:sz w:val="17"/>
               </w:rPr>
-              <w:t>15,369</w:t>
+              <w:t>16,272</w:t>
             </w:r>
           </w:p>
         </w:tc>
@@ -3134,7 +3134,7 @@
                 <w:color w:val="1A1D21"/>
                 <w:sz w:val="17"/>
               </w:rPr>
-              <w:t>17,517</w:t>
+              <w:t>19,629</w:t>
             </w:r>
           </w:p>
         </w:tc>
@@ -3152,7 +3152,7 @@
                 <w:color w:val="1A1D21"/>
                 <w:sz w:val="17"/>
               </w:rPr>
-              <w:t>19,933</w:t>
+              <w:t>22,368</w:t>
             </w:r>
           </w:p>
         </w:tc>
@@ -3170,7 +3170,7 @@
                 <w:color w:val="1A1D21"/>
                 <w:sz w:val="17"/>
               </w:rPr>
-              <w:t>22,547</w:t>
+              <w:t>25,316</w:t>
             </w:r>
           </w:p>
         </w:tc>
@@ -3336,7 +3336,7 @@
                 <w:color w:val="1A1D21"/>
                 <w:sz w:val="17"/>
               </w:rPr>
-              <w:t>8,974</w:t>
+              <w:t>9,502</w:t>
             </w:r>
           </w:p>
         </w:tc>
@@ -3354,7 +3354,7 @@
                 <w:color w:val="1A1D21"/>
                 <w:sz w:val="17"/>
               </w:rPr>
-              <w:t>7,944</w:t>
+              <w:t>8,902</w:t>
             </w:r>
           </w:p>
         </w:tc>
@@ -3372,7 +3372,7 @@
                 <w:color w:val="1A1D21"/>
                 <w:sz w:val="17"/>
               </w:rPr>
-              <w:t>7,098</w:t>
+              <w:t>7,966</w:t>
             </w:r>
           </w:p>
         </w:tc>
@@ -3390,7 +3390,7 @@
                 <w:color w:val="1A1D21"/>
                 <w:sz w:val="17"/>
               </w:rPr>
-              <w:t>6,375</w:t>
+              <w:t>7,158</w:t>
             </w:r>
           </w:p>
         </w:tc>
@@ -3507,7 +3507,7 @@
                 <w:color w:val="1A1D21"/>
                 <w:sz w:val="17"/>
               </w:rPr>
-              <w:t>85,361</w:t>
+              <w:t>93,795</w:t>
             </w:r>
           </w:p>
         </w:tc>
@@ -3583,7 +3583,7 @@
                 <w:color w:val="1A1D21"/>
                 <w:sz w:val="17"/>
               </w:rPr>
-              <w:t>11,000</w:t>
+              <w:t>12,236</w:t>
             </w:r>
           </w:p>
         </w:tc>
@@ -3621,7 +3621,7 @@
                 <w:color w:val="1A1D21"/>
                 <w:sz w:val="17"/>
               </w:rPr>
-              <w:t>96,361</w:t>
+              <w:t>106,031</w:t>
             </w:r>
           </w:p>
         </w:tc>
@@ -3849,7 +3849,7 @@
                 <w:color w:val="1A1D21"/>
                 <w:sz w:val="17"/>
               </w:rPr>
-              <w:t>183,654</w:t>
+              <w:t>193,325</w:t>
             </w:r>
           </w:p>
         </w:tc>
@@ -3925,7 +3925,7 @@
                 <w:color w:val="1A1D21"/>
                 <w:sz w:val="17"/>
               </w:rPr>
-              <w:t>108,002</w:t>
+              <w:t>117,672</w:t>
             </w:r>
           </w:p>
         </w:tc>
@@ -4001,7 +4001,7 @@
                 <w:color w:val="1A1D21"/>
                 <w:sz w:val="17"/>
               </w:rPr>
-              <w:t>52.41</w:t>
+              <w:t>57.10</w:t>
             </w:r>
           </w:p>
         </w:tc>
@@ -6349,7 +6349,7 @@
                 <w:color w:val="1A1D21"/>
                 <w:sz w:val="17"/>
               </w:rPr>
-              <w:t>46.64</w:t>
+              <w:t>50.68</w:t>
             </w:r>
           </w:p>
         </w:tc>
@@ -6387,7 +6387,7 @@
                 <w:color w:val="1A1D21"/>
                 <w:sz w:val="17"/>
               </w:rPr>
-              <w:t>46.64</w:t>
+              <w:t>50.68</w:t>
             </w:r>
           </w:p>
         </w:tc>
@@ -6425,7 +6425,7 @@
                 <w:color w:val="1A1D21"/>
                 <w:sz w:val="17"/>
               </w:rPr>
-              <w:t>46.64</w:t>
+              <w:t>50.68</w:t>
             </w:r>
           </w:p>
         </w:tc>
@@ -6463,7 +6463,7 @@
                 <w:color w:val="1A1D21"/>
                 <w:sz w:val="17"/>
               </w:rPr>
-              <w:t>46.64</w:t>
+              <w:t>50.68</w:t>
             </w:r>
           </w:p>
         </w:tc>
@@ -6501,7 +6501,7 @@
                 <w:color w:val="1A1D21"/>
                 <w:sz w:val="17"/>
               </w:rPr>
-              <w:t>46.64</w:t>
+              <w:t>50.68</w:t>
             </w:r>
           </w:p>
         </w:tc>
@@ -6539,7 +6539,7 @@
                 <w:color w:val="1A1D21"/>
                 <w:sz w:val="17"/>
               </w:rPr>
-              <w:t>46.64</w:t>
+              <w:t>50.68</w:t>
             </w:r>
           </w:p>
         </w:tc>
@@ -6598,7 +6598,7 @@
           <w:color w:val="1A1D21"/>
           <w:sz w:val="20"/>
         </w:rPr>
-        <w:t>Here is the part that is not obvious. Faster conversion is worth LESS, not more. A developer that accelerates handovers has to build before it collects, and at a discount rate near 36% that investment does not pay back inside the window. The slower reading is worth EGP 52.41 a share and the faster one EGP 70.20. Both are published, and a reader who believes in the build-out should note that believing in it does not make the shares cheaper.</w:t>
+        <w:t>Here is the part that is not obvious. Faster conversion is worth LESS, not more. A developer that accelerates handovers has to build before it collects, and at a discount rate near 36% that investment does not pay back inside the window. The slower reading is worth EGP 57.10 a share and the faster one EGP 74.89. Both are published, and a reader who believes in the build-out should note that believing in it does not make the shares cheaper.</w:t>
       </w:r>
     </w:p>
     <w:p>
@@ -7404,7 +7404,7 @@
                 <w:color w:val="1A1D21"/>
                 <w:sz w:val="17"/>
               </w:rPr>
-              <w:t>70.16</w:t>
+              <w:t>76.87</w:t>
             </w:r>
           </w:p>
         </w:tc>
@@ -7422,7 +7422,7 @@
                 <w:color w:val="1A1D21"/>
                 <w:sz w:val="17"/>
               </w:rPr>
-              <w:t>97.01</w:t>
+              <w:t>103.71</w:t>
             </w:r>
           </w:p>
         </w:tc>
@@ -7440,7 +7440,7 @@
                 <w:color w:val="1A1D21"/>
                 <w:sz w:val="17"/>
               </w:rPr>
-              <w:t>-28%</w:t>
+              <w:t>-21%</w:t>
             </w:r>
           </w:p>
         </w:tc>
@@ -7478,7 +7478,7 @@
                 <w:color w:val="1A1D21"/>
                 <w:sz w:val="17"/>
               </w:rPr>
-              <w:t>63.76</w:t>
+              <w:t>69.74</w:t>
             </w:r>
           </w:p>
         </w:tc>
@@ -7496,7 +7496,7 @@
                 <w:color w:val="1A1D21"/>
                 <w:sz w:val="17"/>
               </w:rPr>
-              <w:t>87.30</w:t>
+              <w:t>93.27</w:t>
             </w:r>
           </w:p>
         </w:tc>
@@ -7514,7 +7514,7 @@
                 <w:color w:val="1A1D21"/>
                 <w:sz w:val="17"/>
               </w:rPr>
-              <w:t>-35%</w:t>
+              <w:t>-29%</w:t>
             </w:r>
           </w:p>
         </w:tc>
@@ -7552,7 +7552,7 @@
                 <w:color w:val="1A1D21"/>
                 <w:sz w:val="17"/>
               </w:rPr>
-              <w:t>57.33</w:t>
+              <w:t>62.57</w:t>
             </w:r>
           </w:p>
         </w:tc>
@@ -7570,7 +7570,7 @@
                 <w:color w:val="1A1D21"/>
                 <w:sz w:val="17"/>
               </w:rPr>
-              <w:t>77.58</w:t>
+              <w:t>82.83</w:t>
             </w:r>
           </w:p>
         </w:tc>
@@ -7588,7 +7588,7 @@
                 <w:color w:val="1A1D21"/>
                 <w:sz w:val="17"/>
               </w:rPr>
-              <w:t>-41%</w:t>
+              <w:t>-36%</w:t>
             </w:r>
           </w:p>
         </w:tc>
@@ -7626,7 +7626,7 @@
                 <w:color w:val="1A1D21"/>
                 <w:sz w:val="17"/>
               </w:rPr>
-              <w:t>52.41</w:t>
+              <w:t>57.10</w:t>
             </w:r>
           </w:p>
         </w:tc>
@@ -7644,7 +7644,7 @@
                 <w:color w:val="1A1D21"/>
                 <w:sz w:val="17"/>
               </w:rPr>
-              <w:t>70.20</w:t>
+              <w:t>74.89</w:t>
             </w:r>
           </w:p>
         </w:tc>
@@ -7662,7 +7662,7 @@
                 <w:color w:val="1A1D21"/>
                 <w:sz w:val="17"/>
               </w:rPr>
-              <w:t>-46%</w:t>
+              <w:t>-42%</w:t>
             </w:r>
           </w:p>
         </w:tc>
@@ -7700,7 +7700,7 @@
                 <w:color w:val="1A1D21"/>
                 <w:sz w:val="17"/>
               </w:rPr>
-              <w:t>51.24</w:t>
+              <w:t>55.80</w:t>
             </w:r>
           </w:p>
         </w:tc>
@@ -7718,7 +7718,7 @@
                 <w:color w:val="1A1D21"/>
                 <w:sz w:val="17"/>
               </w:rPr>
-              <w:t>68.44</w:t>
+              <w:t>73.00</w:t>
             </w:r>
           </w:p>
         </w:tc>
@@ -7736,7 +7736,7 @@
                 <w:color w:val="1A1D21"/>
                 <w:sz w:val="17"/>
               </w:rPr>
-              <w:t>-48%</w:t>
+              <w:t>-43%</w:t>
             </w:r>
           </w:p>
         </w:tc>
@@ -7774,7 +7774,7 @@
                 <w:color w:val="1A1D21"/>
                 <w:sz w:val="17"/>
               </w:rPr>
-              <w:t>46.64</w:t>
+              <w:t>50.69</w:t>
             </w:r>
           </w:p>
         </w:tc>
@@ -7792,7 +7792,7 @@
                 <w:color w:val="1A1D21"/>
                 <w:sz w:val="17"/>
               </w:rPr>
-              <w:t>61.59</w:t>
+              <w:t>65.63</w:t>
             </w:r>
           </w:p>
         </w:tc>
@@ -7810,7 +7810,7 @@
                 <w:color w:val="1A1D21"/>
                 <w:sz w:val="17"/>
               </w:rPr>
-              <w:t>-52%</w:t>
+              <w:t>-48%</w:t>
             </w:r>
           </w:p>
         </w:tc>
@@ -7848,7 +7848,7 @@
                 <w:color w:val="1A1D21"/>
                 <w:sz w:val="17"/>
               </w:rPr>
-              <w:t>41.82</w:t>
+              <w:t>45.32</w:t>
             </w:r>
           </w:p>
         </w:tc>
@@ -7866,7 +7866,7 @@
                 <w:color w:val="1A1D21"/>
                 <w:sz w:val="17"/>
               </w:rPr>
-              <w:t>54.43</w:t>
+              <w:t>57.94</w:t>
             </w:r>
           </w:p>
         </w:tc>
@@ -7884,7 +7884,7 @@
                 <w:color w:val="1A1D21"/>
                 <w:sz w:val="17"/>
               </w:rPr>
-              <w:t>-57%</w:t>
+              <w:t>-54%</w:t>
             </w:r>
           </w:p>
         </w:tc>
@@ -8944,7 +8944,7 @@
                 <w:color w:val="1A1D21"/>
                 <w:sz w:val="17"/>
               </w:rPr>
-              <w:t>52.41 – 77.58</w:t>
+              <w:t>57.10 – 82.83</w:t>
             </w:r>
           </w:p>
         </w:tc>
@@ -10194,7 +10194,7 @@
                 <w:color w:val="1A1D21"/>
                 <w:sz w:val="17"/>
               </w:rPr>
-              <w:t>21,155</w:t>
+              <w:t>25,689</w:t>
             </w:r>
           </w:p>
         </w:tc>
@@ -10212,7 +10212,7 @@
                 <w:color w:val="1A1D21"/>
                 <w:sz w:val="17"/>
               </w:rPr>
-              <w:t>24,709</w:t>
+              <w:t>35,299</w:t>
             </w:r>
           </w:p>
         </w:tc>
@@ -10230,7 +10230,7 @@
                 <w:color w:val="1A1D21"/>
                 <w:sz w:val="17"/>
               </w:rPr>
-              <w:t>28,465</w:t>
+              <w:t>40,665</w:t>
             </w:r>
           </w:p>
         </w:tc>
@@ -10248,7 +10248,7 @@
                 <w:color w:val="1A1D21"/>
                 <w:sz w:val="17"/>
               </w:rPr>
-              <w:t>32,336</w:t>
+              <w:t>46,195</w:t>
             </w:r>
           </w:p>
         </w:tc>
@@ -10522,7 +10522,7 @@
                 <w:color w:val="1A1D21"/>
                 <w:sz w:val="17"/>
               </w:rPr>
-              <w:t>30,266</w:t>
+              <w:t>32,323</w:t>
             </w:r>
           </w:p>
         </w:tc>
@@ -10540,7 +10540,7 @@
                 <w:color w:val="1A1D21"/>
                 <w:sz w:val="17"/>
               </w:rPr>
-              <w:t>35,471</w:t>
+              <w:t>40,275</w:t>
             </w:r>
           </w:p>
         </w:tc>
@@ -10558,7 +10558,7 @@
                 <w:color w:val="1A1D21"/>
                 <w:sz w:val="17"/>
               </w:rPr>
-              <w:t>41,003</w:t>
+              <w:t>46,538</w:t>
             </w:r>
           </w:p>
         </w:tc>
@@ -10576,7 +10576,7 @@
                 <w:color w:val="1A1D21"/>
                 <w:sz w:val="17"/>
               </w:rPr>
-              <w:t>46,743</w:t>
+              <w:t>53,031</w:t>
             </w:r>
           </w:p>
         </w:tc>
@@ -10686,7 +10686,7 @@
                 <w:color w:val="1A1D21"/>
                 <w:sz w:val="17"/>
               </w:rPr>
-              <w:t>28,865</w:t>
+              <w:t>30,222</w:t>
             </w:r>
           </w:p>
         </w:tc>
@@ -10704,7 +10704,7 @@
                 <w:color w:val="1A1D21"/>
                 <w:sz w:val="17"/>
               </w:rPr>
-              <w:t>35,423</w:t>
+              <w:t>38,694</w:t>
             </w:r>
           </w:p>
         </w:tc>
@@ -10722,7 +10722,7 @@
                 <w:color w:val="1A1D21"/>
                 <w:sz w:val="17"/>
               </w:rPr>
-              <w:t>42,870</w:t>
+              <w:t>46,873</w:t>
             </w:r>
           </w:p>
         </w:tc>
@@ -10740,7 +10740,7 @@
                 <w:color w:val="1A1D21"/>
                 <w:sz w:val="17"/>
               </w:rPr>
-              <w:t>51,258</w:t>
+              <w:t>56,079</w:t>
             </w:r>
           </w:p>
         </w:tc>
@@ -10850,7 +10850,7 @@
                 <w:color w:val="1A1D21"/>
                 <w:sz w:val="17"/>
               </w:rPr>
-              <w:t>15,814</w:t>
+              <w:t>16,558</w:t>
             </w:r>
           </w:p>
         </w:tc>
@@ -10868,7 +10868,7 @@
                 <w:color w:val="1A1D21"/>
                 <w:sz w:val="17"/>
               </w:rPr>
-              <w:t>19,407</w:t>
+              <w:t>21,199</w:t>
             </w:r>
           </w:p>
         </w:tc>
@@ -10886,7 +10886,7 @@
                 <w:color w:val="1A1D21"/>
                 <w:sz w:val="17"/>
               </w:rPr>
-              <w:t>23,487</w:t>
+              <w:t>25,680</w:t>
             </w:r>
           </w:p>
         </w:tc>
@@ -10904,7 +10904,7 @@
                 <w:color w:val="1A1D21"/>
                 <w:sz w:val="17"/>
               </w:rPr>
-              <w:t>28,082</w:t>
+              <w:t>30,724</w:t>
             </w:r>
           </w:p>
         </w:tc>
@@ -11014,7 +11014,7 @@
                 <w:color w:val="1A1D21"/>
                 <w:sz w:val="17"/>
               </w:rPr>
-              <w:t>7.67</w:t>
+              <w:t>8.04</w:t>
             </w:r>
           </w:p>
         </w:tc>
@@ -11032,7 +11032,7 @@
                 <w:color w:val="1A1D21"/>
                 <w:sz w:val="17"/>
               </w:rPr>
-              <w:t>9.42</w:t>
+              <w:t>10.29</w:t>
             </w:r>
           </w:p>
         </w:tc>
@@ -11050,7 +11050,7 @@
                 <w:color w:val="1A1D21"/>
                 <w:sz w:val="17"/>
               </w:rPr>
-              <w:t>11.40</w:t>
+              <w:t>12.46</w:t>
             </w:r>
           </w:p>
         </w:tc>
@@ -11068,7 +11068,7 @@
                 <w:color w:val="1A1D21"/>
                 <w:sz w:val="17"/>
               </w:rPr>
-              <w:t>13.63</w:t>
+              <w:t>14.91</w:t>
             </w:r>
           </w:p>
         </w:tc>
@@ -11253,7 +11253,7 @@
                 <w:color w:val="1A1D21"/>
                 <w:sz w:val="17"/>
               </w:rPr>
-              <w:t>112,134</w:t>
+              <w:t>122,723</w:t>
             </w:r>
           </w:p>
         </w:tc>
@@ -11268,7 +11268,7 @@
                 <w:color w:val="1A1D21"/>
                 <w:sz w:val="17"/>
               </w:rPr>
-              <w:t>83,639 – 191,373</w:t>
+              <w:t>91,538 – 209,446</w:t>
             </w:r>
           </w:p>
         </w:tc>
@@ -11286,7 +11286,7 @@
                 <w:color w:val="1A1D21"/>
                 <w:sz w:val="17"/>
               </w:rPr>
-              <w:t>35,423</w:t>
+              <w:t>38,694</w:t>
             </w:r>
           </w:p>
         </w:tc>
@@ -11301,7 +11301,7 @@
                 <w:color w:val="1A1D21"/>
                 <w:sz w:val="17"/>
               </w:rPr>
-              <w:t>11,921 – 91,595</w:t>
+              <w:t>13,022 – 100,052</w:t>
             </w:r>
           </w:p>
         </w:tc>
@@ -11357,7 +11357,7 @@
                 <w:color w:val="1A1D21"/>
                 <w:sz w:val="17"/>
               </w:rPr>
-              <w:t>129,620</w:t>
+              <w:t>141,819</w:t>
             </w:r>
           </w:p>
         </w:tc>
@@ -11372,7 +11372,7 @@
                 <w:color w:val="1A1D21"/>
                 <w:sz w:val="17"/>
               </w:rPr>
-              <w:t>105,535 – 295,374</w:t>
+              <w:t>115,467 – 323,173</w:t>
             </w:r>
           </w:p>
         </w:tc>
@@ -11390,7 +11390,7 @@
                 <w:color w:val="1A1D21"/>
                 <w:sz w:val="17"/>
               </w:rPr>
-              <w:t>42,870</w:t>
+              <w:t>46,873</w:t>
             </w:r>
           </w:p>
         </w:tc>
@@ -11405,7 +11405,7 @@
                 <w:color w:val="1A1D21"/>
                 <w:sz w:val="17"/>
               </w:rPr>
-              <w:t>16,549 – 142,192</w:t>
+              <w:t>18,094 – 155,470</w:t>
             </w:r>
           </w:p>
         </w:tc>
@@ -11461,7 +11461,7 @@
                 <w:color w:val="1A1D21"/>
                 <w:sz w:val="17"/>
               </w:rPr>
-              <w:t>147,761</w:t>
+              <w:t>161,619</w:t>
             </w:r>
           </w:p>
         </w:tc>
@@ -11476,7 +11476,7 @@
                 <w:color w:val="1A1D21"/>
                 <w:sz w:val="17"/>
               </w:rPr>
-              <w:t>78,832 – 440,004</w:t>
+              <w:t>86,226 – 481,272</w:t>
             </w:r>
           </w:p>
         </w:tc>
@@ -11494,7 +11494,7 @@
                 <w:color w:val="1A1D21"/>
                 <w:sz w:val="17"/>
               </w:rPr>
-              <w:t>51,258</w:t>
+              <w:t>56,079</w:t>
             </w:r>
           </w:p>
         </w:tc>
@@ -11509,7 +11509,7 @@
                 <w:color w:val="1A1D21"/>
                 <w:sz w:val="17"/>
               </w:rPr>
-              <w:t>11,206 – 188,755</w:t>
+              <w:t>12,260 – 206,507</w:t>
             </w:r>
           </w:p>
         </w:tc>
@@ -12747,7 +12747,7 @@
                 <w:color w:val="1A1D21"/>
                 <w:sz w:val="17"/>
               </w:rPr>
-              <w:t>29,440</w:t>
+              <w:t>30,797</w:t>
             </w:r>
           </w:p>
         </w:tc>
@@ -12765,7 +12765,7 @@
                 <w:color w:val="1A1D21"/>
                 <w:sz w:val="17"/>
               </w:rPr>
-              <w:t>35,467</w:t>
+              <w:t>38,743</w:t>
             </w:r>
           </w:p>
         </w:tc>
@@ -12783,7 +12783,7 @@
                 <w:color w:val="1A1D21"/>
                 <w:sz w:val="17"/>
               </w:rPr>
-              <w:t>42,486</w:t>
+              <w:t>46,508</w:t>
             </w:r>
           </w:p>
         </w:tc>
@@ -12801,7 +12801,7 @@
                 <w:color w:val="1A1D21"/>
                 <w:sz w:val="17"/>
               </w:rPr>
-              <w:t>50,543</w:t>
+              <w:t>55,396</w:t>
             </w:r>
           </w:p>
         </w:tc>
@@ -12857,7 +12857,7 @@
                 <w:color w:val="1A1D21"/>
                 <w:sz w:val="17"/>
               </w:rPr>
-              <w:t>-2,760</w:t>
+              <w:t>-3,213</w:t>
             </w:r>
           </w:p>
         </w:tc>
@@ -12875,7 +12875,7 @@
                 <w:color w:val="1A1D21"/>
                 <w:sz w:val="17"/>
               </w:rPr>
-              <w:t>-3,239</w:t>
+              <w:t>-4,298</w:t>
             </w:r>
           </w:p>
         </w:tc>
@@ -12893,7 +12893,7 @@
                 <w:color w:val="1A1D21"/>
                 <w:sz w:val="17"/>
               </w:rPr>
-              <w:t>-3,749</w:t>
+              <w:t>-4,969</w:t>
             </w:r>
           </w:p>
         </w:tc>
@@ -12911,7 +12911,7 @@
                 <w:color w:val="1A1D21"/>
                 <w:sz w:val="17"/>
               </w:rPr>
-              <w:t>-4,279</w:t>
+              <w:t>-5,665</w:t>
             </w:r>
           </w:p>
         </w:tc>
@@ -12967,7 +12967,7 @@
                 <w:color w:val="1A1D21"/>
                 <w:sz w:val="17"/>
               </w:rPr>
-              <w:t>-4,744</w:t>
+              <w:t>-4,967</w:t>
             </w:r>
           </w:p>
         </w:tc>
@@ -12985,7 +12985,7 @@
                 <w:color w:val="1A1D21"/>
                 <w:sz w:val="17"/>
               </w:rPr>
-              <w:t>-5,822</w:t>
+              <w:t>-6,360</w:t>
             </w:r>
           </w:p>
         </w:tc>
@@ -13003,7 +13003,7 @@
                 <w:color w:val="1A1D21"/>
                 <w:sz w:val="17"/>
               </w:rPr>
-              <w:t>-7,046</w:t>
+              <w:t>-7,704</w:t>
             </w:r>
           </w:p>
         </w:tc>
@@ -13021,7 +13021,7 @@
                 <w:color w:val="1A1D21"/>
                 <w:sz w:val="17"/>
               </w:rPr>
-              <w:t>-8,425</w:t>
+              <w:t>-9,217</w:t>
             </w:r>
           </w:p>
         </w:tc>
@@ -13297,7 +13297,7 @@
                 <w:color w:val="1A1D21"/>
                 <w:sz w:val="17"/>
               </w:rPr>
-              <w:t>15,369</w:t>
+              <w:t>16,272</w:t>
             </w:r>
           </w:p>
         </w:tc>
@@ -13315,7 +13315,7 @@
                 <w:color w:val="1A1D21"/>
                 <w:sz w:val="17"/>
               </w:rPr>
-              <w:t>17,517</w:t>
+              <w:t>19,629</w:t>
             </w:r>
           </w:p>
         </w:tc>
@@ -13333,7 +13333,7 @@
                 <w:color w:val="1A1D21"/>
                 <w:sz w:val="17"/>
               </w:rPr>
-              <w:t>19,933</w:t>
+              <w:t>22,368</w:t>
             </w:r>
           </w:p>
         </w:tc>
@@ -13351,7 +13351,7 @@
                 <w:color w:val="1A1D21"/>
                 <w:sz w:val="17"/>
               </w:rPr>
-              <w:t>22,547</w:t>
+              <w:t>25,316</w:t>
             </w:r>
           </w:p>
         </w:tc>
@@ -13407,7 +13407,7 @@
                 <w:color w:val="1A1D21"/>
                 <w:sz w:val="17"/>
               </w:rPr>
-              <w:t>115,943</w:t>
+              <w:t>116,623</w:t>
             </w:r>
           </w:p>
         </w:tc>
@@ -13425,7 +13425,7 @@
                 <w:color w:val="1A1D21"/>
                 <w:sz w:val="17"/>
               </w:rPr>
-              <w:t>142,349</w:t>
+              <w:t>144,709</w:t>
             </w:r>
           </w:p>
         </w:tc>
@@ -13443,7 +13443,7 @@
                 <w:color w:val="1A1D21"/>
                 <w:sz w:val="17"/>
               </w:rPr>
-              <w:t>174,041</w:t>
+              <w:t>178,544</w:t>
             </w:r>
           </w:p>
         </w:tc>
@@ -13461,7 +13461,7 @@
                 <w:color w:val="1A1D21"/>
                 <w:sz w:val="17"/>
               </w:rPr>
-              <w:t>211,880</w:t>
+              <w:t>219,059</w:t>
             </w:r>
           </w:p>
         </w:tc>
@@ -13737,7 +13737,7 @@
                 <w:color w:val="1A1D21"/>
                 <w:sz w:val="17"/>
               </w:rPr>
-              <w:t>111,612</w:t>
+              <w:t>112,132</w:t>
             </w:r>
           </w:p>
         </w:tc>
@@ -13755,7 +13755,7 @@
                 <w:color w:val="1A1D21"/>
                 <w:sz w:val="17"/>
               </w:rPr>
-              <w:t>125,197</w:t>
+              <w:t>126,971</w:t>
             </w:r>
           </w:p>
         </w:tc>
@@ -13773,7 +13773,7 @@
                 <w:color w:val="1A1D21"/>
                 <w:sz w:val="17"/>
               </w:rPr>
-              <w:t>141,637</w:t>
+              <w:t>144,947</w:t>
             </w:r>
           </w:p>
         </w:tc>
@@ -13791,7 +13791,7 @@
                 <w:color w:val="1A1D21"/>
                 <w:sz w:val="17"/>
               </w:rPr>
-              <w:t>161,295</w:t>
+              <w:t>166,454</w:t>
             </w:r>
           </w:p>
         </w:tc>
@@ -13847,7 +13847,7 @@
                 <w:color w:val="1A1D21"/>
                 <w:sz w:val="17"/>
               </w:rPr>
-              <w:t>526,017</w:t>
+              <w:t>527,151</w:t>
             </w:r>
           </w:p>
         </w:tc>
@@ -13865,7 +13865,7 @@
                 <w:color w:val="1A1D21"/>
                 <w:sz w:val="17"/>
               </w:rPr>
-              <w:t>566,210</w:t>
+              <w:t>570,077</w:t>
             </w:r>
           </w:p>
         </w:tc>
@@ -13883,7 +13883,7 @@
                 <w:color w:val="1A1D21"/>
                 <w:sz w:val="17"/>
               </w:rPr>
-              <w:t>616,856</w:t>
+              <w:t>624,068</w:t>
             </w:r>
           </w:p>
         </w:tc>
@@ -13901,7 +13901,7 @@
                 <w:color w:val="1A1D21"/>
                 <w:sz w:val="17"/>
               </w:rPr>
-              <w:t>677,897</w:t>
+              <w:t>689,137</w:t>
             </w:r>
           </w:p>
         </w:tc>
@@ -14067,7 +14067,7 @@
                 <w:color w:val="1A1D21"/>
                 <w:sz w:val="17"/>
               </w:rPr>
-              <w:t>210,773</w:t>
+              <w:t>211,907</w:t>
             </w:r>
           </w:p>
         </w:tc>
@@ -14085,7 +14085,7 @@
                 <w:color w:val="1A1D21"/>
                 <w:sz w:val="17"/>
               </w:rPr>
-              <w:t>240,374</w:t>
+              <w:t>244,241</w:t>
             </w:r>
           </w:p>
         </w:tc>
@@ -14103,7 +14103,7 @@
                 <w:color w:val="1A1D21"/>
                 <w:sz w:val="17"/>
               </w:rPr>
-              <w:t>276,198</w:t>
+              <w:t>283,411</w:t>
             </w:r>
           </w:p>
         </w:tc>
@@ -14121,7 +14121,7 @@
                 <w:color w:val="1A1D21"/>
                 <w:sz w:val="17"/>
               </w:rPr>
-              <w:t>319,031</w:t>
+              <w:t>330,272</w:t>
             </w:r>
           </w:p>
         </w:tc>
@@ -14231,7 +14231,7 @@
                 <w:color w:val="1A1D21"/>
                 <w:sz w:val="17"/>
               </w:rPr>
-              <w:t>-0.00</w:t>
+              <w:t>0.00</w:t>
             </w:r>
           </w:p>
         </w:tc>
